--- a/01_research/04_Hypothesis.docx
+++ b/01_research/04_Hypothesis.docx
@@ -1,370 +1,571 @@
 
 <file path=word/document.xml><?xml version="1.0" encoding="utf-8"?>
-<w:document xmlns:w="http://schemas.openxmlformats.org/wordprocessingml/2006/main" xmlns:m="http://schemas.openxmlformats.org/officeDocument/2006/math" xmlns:r="http://schemas.openxmlformats.org/officeDocument/2006/relationships" xmlns:o="urn:schemas-microsoft-com:office:office" xmlns:v="urn:schemas-microsoft-com:vml" xmlns:w10="urn:schemas-microsoft-com:office:word" xmlns:a="http://schemas.openxmlformats.org/drawingml/2006/main" xmlns:pic="http://schemas.openxmlformats.org/drawingml/2006/picture" xmlns:wp="http://schemas.openxmlformats.org/drawingml/2006/wordprocessingDrawing">
+<w:document xmlns:wpc="http://schemas.microsoft.com/office/word/2010/wordprocessingCanvas" xmlns:cx="http://schemas.microsoft.com/office/drawing/2014/chartex" xmlns:cx1="http://schemas.microsoft.com/office/drawing/2015/9/8/chartex" xmlns:cx2="http://schemas.microsoft.com/office/drawing/2015/10/21/chartex" xmlns:cx3="http://schemas.microsoft.com/office/drawing/2016/5/9/chartex" xmlns:cx4="http://schemas.microsoft.com/office/drawing/2016/5/10/chartex" xmlns:cx5="http://schemas.microsoft.com/office/drawing/2016/5/11/chartex" xmlns:cx6="http://schemas.microsoft.com/office/drawing/2016/5/12/chartex" xmlns:cx7="http://schemas.microsoft.com/office/drawing/2016/5/13/chartex" xmlns:cx8="http://schemas.microsoft.com/office/drawing/2016/5/14/chartex" xmlns:mc="http://schemas.openxmlformats.org/markup-compatibility/2006" xmlns:aink="http://schemas.microsoft.com/office/drawing/2016/ink" xmlns:am3d="http://schemas.microsoft.com/office/drawing/2017/model3d" xmlns:o="urn:schemas-microsoft-com:office:office" xmlns:oel="http://schemas.microsoft.com/office/2019/extlst" xmlns:r="http://schemas.openxmlformats.org/officeDocument/2006/relationships" xmlns:m="http://schemas.openxmlformats.org/officeDocument/2006/math" xmlns:v="urn:schemas-microsoft-com:vml" xmlns:wp14="http://schemas.microsoft.com/office/word/2010/wordprocessingDrawing" xmlns:wp="http://schemas.openxmlformats.org/drawingml/2006/wordprocessingDrawing" xmlns:w10="urn:schemas-microsoft-com:office:word" xmlns:w="http://schemas.openxmlformats.org/wordprocessingml/2006/main" xmlns:w14="http://schemas.microsoft.com/office/word/2010/wordml" xmlns:w15="http://schemas.microsoft.com/office/word/2012/wordml" xmlns:w16cex="http://schemas.microsoft.com/office/word/2018/wordml/cex" xmlns:w16cid="http://schemas.microsoft.com/office/word/2016/wordml/cid" xmlns:w16="http://schemas.microsoft.com/office/word/2018/wordml" xmlns:w16sdtdh="http://schemas.microsoft.com/office/word/2020/wordml/sdtdatahash" xmlns:w16se="http://schemas.microsoft.com/office/word/2015/wordml/symex" xmlns:wpg="http://schemas.microsoft.com/office/word/2010/wordprocessingGroup" xmlns:wpi="http://schemas.microsoft.com/office/word/2010/wordprocessingInk" xmlns:wne="http://schemas.microsoft.com/office/word/2006/wordml" xmlns:wps="http://schemas.microsoft.com/office/word/2010/wordprocessingShape" mc:Ignorable="w14 w15 w16se w16cid w16 w16cex w16sdtdh wp14">
   <w:body>
-    <w:bookmarkStart w:id="9" w:name="hypothesis"/>
-    <w:p>
-      <w:pPr>
-        <w:pStyle w:val="Heading1"/>
-      </w:pPr>
+    <w:p>
+      <w:pPr>
+        <w:pStyle w:val="1"/>
+        <w:rPr>
+          <w:lang w:val="ru-RU"/>
+        </w:rPr>
+      </w:pPr>
+      <w:bookmarkStart w:id="0" w:name="hypothesis"/>
       <w:r>
         <w:rPr>
           <w:b/>
           <w:bCs/>
-        </w:rPr>
-        <w:t xml:space="preserve">04_Hypothesis</w:t>
-      </w:r>
-    </w:p>
-    <w:p>
-      <w:pPr>
-        <w:pStyle w:val="FirstParagraph"/>
-      </w:pPr>
+          <w:lang w:val="ru-RU"/>
+        </w:rPr>
+        <w:t>04_</w:t>
+      </w:r>
       <w:r>
         <w:rPr>
           <w:b/>
           <w:bCs/>
         </w:rPr>
-        <w:t xml:space="preserve">ГИПОТЕЗА ИССЛЕДОВАНИЯ</w:t>
-      </w:r>
-    </w:p>
-    <w:p>
-      <w:pPr>
-        <w:pStyle w:val="BodyText"/>
+        <w:t>Hypothesis</w:t>
+      </w:r>
+    </w:p>
+    <w:p>
+      <w:pPr>
+        <w:pStyle w:val="FirstParagraph"/>
+        <w:rPr>
+          <w:lang w:val="ru-RU"/>
+        </w:rPr>
+      </w:pPr>
+      <w:r>
+        <w:rPr>
+          <w:b/>
+          <w:bCs/>
+          <w:lang w:val="ru-RU"/>
+        </w:rPr>
+        <w:t>ГИПОТЕЗА ИССЛЕДОВАНИЯ</w:t>
+      </w:r>
+    </w:p>
+    <w:p>
+      <w:pPr>
+        <w:pStyle w:val="a0"/>
+        <w:rPr>
+          <w:lang w:val="ru-RU"/>
+        </w:rPr>
       </w:pPr>
       <w:r>
         <w:rPr>
           <w:i/>
           <w:iCs/>
-        </w:rPr>
-        <w:t xml:space="preserve">Тема: «Исследование проблемы и разработка подсистемы интеллектуального управления бизнес-процессами технического обслуживания и ремонта авиационной техники на предприятии гражданской авиации»</w:t>
-      </w:r>
-    </w:p>
-    <w:p>
-      <w:pPr>
-        <w:pStyle w:val="BodyText"/>
-      </w:pPr>
-      <w:r>
-        <w:t xml:space="preserve">Магистратура · системный анализ и управление · рабочая версия 1.0</w:t>
-      </w:r>
-    </w:p>
-    <w:bookmarkEnd w:id="9"/>
-    <w:bookmarkStart w:id="10" w:name="назначение-документа"/>
-    <w:p>
-      <w:pPr>
-        <w:pStyle w:val="Heading1"/>
-      </w:pPr>
-      <w:r>
-        <w:t xml:space="preserve">1. Назначение документа</w:t>
+          <w:lang w:val="ru-RU"/>
+        </w:rPr>
+        <w:t>Тема: «Исследование проблемы и разработка подсистемы интеллектуального управления бизнес-процессами технического обслуживания и ремонта авиационной техники на предприятии гражданской авиации»</w:t>
+      </w:r>
+    </w:p>
+    <w:p>
+      <w:pPr>
+        <w:pStyle w:val="a0"/>
+        <w:rPr>
+          <w:lang w:val="ru-RU"/>
+        </w:rPr>
+      </w:pPr>
+      <w:r>
+        <w:rPr>
+          <w:lang w:val="ru-RU"/>
+        </w:rPr>
+        <w:t>Магистратура · системный анализ и управление · рабочая версия 1.0</w:t>
+      </w:r>
+    </w:p>
+    <w:p>
+      <w:pPr>
+        <w:pStyle w:val="1"/>
+        <w:rPr>
+          <w:lang w:val="ru-RU"/>
+        </w:rPr>
+      </w:pPr>
+      <w:bookmarkStart w:id="1" w:name="назначение-документа"/>
+      <w:bookmarkEnd w:id="0"/>
+      <w:r>
+        <w:rPr>
+          <w:lang w:val="ru-RU"/>
+        </w:rPr>
+        <w:t>1. Назначение документа</w:t>
       </w:r>
     </w:p>
     <w:p>
       <w:pPr>
         <w:pStyle w:val="FirstParagraph"/>
-      </w:pPr>
-      <w:r>
-        <w:t xml:space="preserve">Документ фиксирует рабочую гипотезу магистерского исследования и определяет, каким образом она может быть проверена на последующих этапах работы.</w:t>
-      </w:r>
-    </w:p>
-    <w:p>
-      <w:pPr>
-        <w:pStyle w:val="BodyText"/>
-      </w:pPr>
-      <w:r>
-        <w:t xml:space="preserve">Гипотеза не является заранее доказанным утверждением об эффективности будущей подсистемы. На данном этапе она представляет собой проверяемое предположение, сформированное на основе предварительно определённых объекта, предмета, проблемы и цели исследования.</w:t>
-      </w:r>
-    </w:p>
-    <w:p>
-      <w:pPr>
-        <w:pStyle w:val="BodyText"/>
-      </w:pPr>
-      <w:r>
-        <w:t xml:space="preserve">Окончательная формулировка гипотезы может быть уточнена после изучения предметной области, анализа фактического выполнения процессов ТОиР, определения доступных данных и выбора методов экспериментальной проверки.</w:t>
-      </w:r>
-    </w:p>
-    <w:bookmarkEnd w:id="10"/>
-    <w:bookmarkStart w:id="11" w:name="исходная-логика-формирования-гипотезы"/>
-    <w:p>
-      <w:pPr>
-        <w:pStyle w:val="Heading1"/>
-      </w:pPr>
-      <w:r>
-        <w:t xml:space="preserve">2. Исходная логика формирования гипотезы</w:t>
+        <w:rPr>
+          <w:lang w:val="ru-RU"/>
+        </w:rPr>
+      </w:pPr>
+      <w:r>
+        <w:rPr>
+          <w:lang w:val="ru-RU"/>
+        </w:rPr>
+        <w:t>Документ фиксирует рабочую гипотезу магистерского исследования и определяет, каким образом она может быть проверена на последующих этапах работы.</w:t>
+      </w:r>
+    </w:p>
+    <w:p>
+      <w:pPr>
+        <w:pStyle w:val="a0"/>
+        <w:rPr>
+          <w:lang w:val="ru-RU"/>
+        </w:rPr>
+      </w:pPr>
+      <w:r>
+        <w:rPr>
+          <w:lang w:val="ru-RU"/>
+        </w:rPr>
+        <w:t>Гипотеза не является заранее доказанным утверждением об эффективности будущей подсистемы. На данном этапе она представляет собой проверяемое предположение, сформированное на основе предварительно определённых объекта, предмета, проблемы и цели исследования.</w:t>
+      </w:r>
+    </w:p>
+    <w:p>
+      <w:pPr>
+        <w:pStyle w:val="a0"/>
+        <w:rPr>
+          <w:lang w:val="ru-RU"/>
+        </w:rPr>
+      </w:pPr>
+      <w:r>
+        <w:rPr>
+          <w:lang w:val="ru-RU"/>
+        </w:rPr>
+        <w:t>Окончательная формулировка гипотезы может быть уточнена после изучения предметной области, анализа фактического выполнения процессов ТОиР, определения доступных данных и выбора методов экспериментальной проверки.</w:t>
+      </w:r>
+    </w:p>
+    <w:p>
+      <w:pPr>
+        <w:pStyle w:val="1"/>
+        <w:rPr>
+          <w:lang w:val="ru-RU"/>
+        </w:rPr>
+      </w:pPr>
+      <w:bookmarkStart w:id="2" w:name="исходная-логика-формирования-гипотезы"/>
+      <w:bookmarkEnd w:id="1"/>
+      <w:r>
+        <w:rPr>
+          <w:lang w:val="ru-RU"/>
+        </w:rPr>
+        <w:t>2. Исходная логика формирования гипотезы</w:t>
       </w:r>
     </w:p>
     <w:p>
       <w:pPr>
         <w:pStyle w:val="FirstParagraph"/>
-      </w:pPr>
-      <w:r>
-        <w:t xml:space="preserve">Объектом исследования являются бизнес-процессы технического обслуживания и ремонта авиационной техники.</w:t>
-      </w:r>
-    </w:p>
-    <w:p>
-      <w:pPr>
-        <w:pStyle w:val="BodyText"/>
-      </w:pPr>
-      <w:r>
-        <w:t xml:space="preserve">Предметом исследования являются методы и информационные средства анализа, мониторинга и интеллектуальной поддержки управления данными процессами.</w:t>
-      </w:r>
-    </w:p>
-    <w:p>
-      <w:pPr>
-        <w:pStyle w:val="BodyText"/>
-      </w:pPr>
-      <w:r>
-        <w:t xml:space="preserve">В качестве предварительной проблемной области рассматривается недостаточная прозрачность, управляемость и предсказуемость выполнения сложных процессов при наличии нескольких участников, информационных источников, ручных операций, ожиданий, повторных действий и передач информации.</w:t>
-      </w:r>
-    </w:p>
-    <w:p>
-      <w:pPr>
-        <w:pStyle w:val="BodyText"/>
-      </w:pPr>
-      <w:r>
-        <w:t xml:space="preserve">Цель исследования состоит в исследовании указанных проблем и разработке подсистемы интеллектуальной поддержки управления на основе анализа фактического выполнения процессов.</w:t>
-      </w:r>
-    </w:p>
-    <w:p>
-      <w:pPr>
-        <w:pStyle w:val="BodyText"/>
-      </w:pPr>
-      <w:r>
-        <w:t xml:space="preserve">Таким образом, логика формирования гипотезы имеет следующий вид:</w:t>
-      </w:r>
-    </w:p>
-    <w:p>
-      <w:pPr>
-        <w:pStyle w:val="BodyText"/>
+        <w:rPr>
+          <w:lang w:val="ru-RU"/>
+        </w:rPr>
+      </w:pPr>
+      <w:r>
+        <w:rPr>
+          <w:lang w:val="ru-RU"/>
+        </w:rPr>
+        <w:t>Объектом исследования являются бизнес-процессы технического обслуживания и ремонта авиационной техники.</w:t>
+      </w:r>
+    </w:p>
+    <w:p>
+      <w:pPr>
+        <w:pStyle w:val="a0"/>
+        <w:rPr>
+          <w:lang w:val="ru-RU"/>
+        </w:rPr>
+      </w:pPr>
+      <w:r>
+        <w:rPr>
+          <w:lang w:val="ru-RU"/>
+        </w:rPr>
+        <w:t>Предметом исследования являются методы и информационные средства анализа, мониторинга и интеллектуальной поддержки управления данными процессами.</w:t>
+      </w:r>
+    </w:p>
+    <w:p>
+      <w:pPr>
+        <w:pStyle w:val="a0"/>
+        <w:rPr>
+          <w:lang w:val="ru-RU"/>
+        </w:rPr>
+      </w:pPr>
+      <w:r>
+        <w:rPr>
+          <w:lang w:val="ru-RU"/>
+        </w:rPr>
+        <w:t xml:space="preserve">В качестве предварительной проблемной области рассматривается недостаточная </w:t>
+      </w:r>
+      <w:r>
+        <w:rPr>
+          <w:lang w:val="ru-RU"/>
+        </w:rPr>
+        <w:t>наблюдаемость</w:t>
+      </w:r>
+      <w:r>
+        <w:rPr>
+          <w:lang w:val="ru-RU"/>
+        </w:rPr>
+        <w:t>, управляемость выполнения сложных процессов при наличии нескольких участников, информационных источников, ручных операций, ожиданий, повторных действий и передач информации.</w:t>
+      </w:r>
+    </w:p>
+    <w:p>
+      <w:pPr>
+        <w:pStyle w:val="a0"/>
+        <w:rPr>
+          <w:lang w:val="ru-RU"/>
+        </w:rPr>
+      </w:pPr>
+      <w:r>
+        <w:rPr>
+          <w:lang w:val="ru-RU"/>
+        </w:rPr>
+        <w:t>Цель исследования состоит в исследовании указанных проблем и разработке подсистемы интеллектуальной поддержки управления на основе анализа фактического выполнения процессов.</w:t>
+      </w:r>
+    </w:p>
+    <w:p>
+      <w:pPr>
+        <w:pStyle w:val="a0"/>
+        <w:rPr>
+          <w:lang w:val="ru-RU"/>
+        </w:rPr>
+      </w:pPr>
+      <w:r>
+        <w:rPr>
+          <w:lang w:val="ru-RU"/>
+        </w:rPr>
+        <w:t>Таким образом, логика формирования гипотезы имеет следующий вид:</w:t>
+      </w:r>
+    </w:p>
+    <w:p>
+      <w:pPr>
+        <w:pStyle w:val="a0"/>
+        <w:rPr>
+          <w:lang w:val="ru-RU"/>
+        </w:rPr>
       </w:pPr>
       <w:r>
         <w:rPr>
           <w:b/>
           <w:bCs/>
-        </w:rPr>
-        <w:t xml:space="preserve">Фактическое выполнение процесса</w:t>
-      </w:r>
-      <w:r>
-        <w:t xml:space="preserve"> </w:t>
-      </w:r>
-      <w:r>
-        <w:t xml:space="preserve">→</w:t>
-      </w:r>
-      <w:r>
-        <w:t xml:space="preserve"> </w:t>
+          <w:lang w:val="ru-RU"/>
+        </w:rPr>
+        <w:t>Фактическое выполнение процесса</w:t>
+      </w:r>
+      <w:r>
+        <w:rPr>
+          <w:lang w:val="ru-RU"/>
+        </w:rPr>
+        <w:t xml:space="preserve"> → </w:t>
       </w:r>
       <w:r>
         <w:rPr>
           <w:b/>
           <w:bCs/>
-        </w:rPr>
-        <w:t xml:space="preserve">события, состояния и переходы</w:t>
-      </w:r>
-      <w:r>
-        <w:t xml:space="preserve"> </w:t>
-      </w:r>
-      <w:r>
-        <w:t xml:space="preserve">→</w:t>
-      </w:r>
-      <w:r>
-        <w:t xml:space="preserve"> </w:t>
+          <w:lang w:val="ru-RU"/>
+        </w:rPr>
+        <w:t>события, состояния и переходы</w:t>
+      </w:r>
+      <w:r>
+        <w:rPr>
+          <w:lang w:val="ru-RU"/>
+        </w:rPr>
+        <w:t xml:space="preserve"> → </w:t>
       </w:r>
       <w:r>
         <w:rPr>
           <w:b/>
           <w:bCs/>
-        </w:rPr>
-        <w:t xml:space="preserve">унифицированное представление</w:t>
-      </w:r>
-      <w:r>
-        <w:t xml:space="preserve"> </w:t>
-      </w:r>
-      <w:r>
-        <w:t xml:space="preserve">→</w:t>
-      </w:r>
-      <w:r>
-        <w:t xml:space="preserve"> </w:t>
+          <w:lang w:val="ru-RU"/>
+        </w:rPr>
+        <w:t>унифицированное представление</w:t>
+      </w:r>
+      <w:r>
+        <w:rPr>
+          <w:lang w:val="ru-RU"/>
+        </w:rPr>
+        <w:t xml:space="preserve"> → </w:t>
       </w:r>
       <w:r>
         <w:rPr>
           <w:b/>
           <w:bCs/>
-        </w:rPr>
-        <w:t xml:space="preserve">автоматизированный анализ</w:t>
-      </w:r>
-      <w:r>
-        <w:t xml:space="preserve"> </w:t>
-      </w:r>
-      <w:r>
-        <w:t xml:space="preserve">→</w:t>
-      </w:r>
-      <w:r>
-        <w:t xml:space="preserve"> </w:t>
+          <w:lang w:val="ru-RU"/>
+        </w:rPr>
+        <w:t>автоматизированный анализ</w:t>
+      </w:r>
+      <w:r>
+        <w:rPr>
+          <w:lang w:val="ru-RU"/>
+        </w:rPr>
+        <w:t xml:space="preserve"> → </w:t>
       </w:r>
       <w:r>
         <w:rPr>
           <w:b/>
           <w:bCs/>
-        </w:rPr>
-        <w:t xml:space="preserve">выявление отклонений и признаков риска</w:t>
-      </w:r>
-      <w:r>
-        <w:t xml:space="preserve"> </w:t>
-      </w:r>
-      <w:r>
-        <w:t xml:space="preserve">→</w:t>
-      </w:r>
-      <w:r>
-        <w:t xml:space="preserve"> </w:t>
+          <w:lang w:val="ru-RU"/>
+        </w:rPr>
+        <w:t>выявление отклонений и признаков риска</w:t>
+      </w:r>
+      <w:r>
+        <w:rPr>
+          <w:lang w:val="ru-RU"/>
+        </w:rPr>
+        <w:t xml:space="preserve"> → </w:t>
       </w:r>
       <w:r>
         <w:rPr>
           <w:b/>
           <w:bCs/>
-        </w:rPr>
-        <w:t xml:space="preserve">поддержка управленческого решения</w:t>
-      </w:r>
-      <w:r>
-        <w:t xml:space="preserve"> </w:t>
-      </w:r>
-      <w:r>
-        <w:t xml:space="preserve">→</w:t>
-      </w:r>
-      <w:r>
-        <w:t xml:space="preserve"> </w:t>
+          <w:lang w:val="ru-RU"/>
+        </w:rPr>
+        <w:t>поддержка управленческого решения</w:t>
+      </w:r>
+      <w:r>
+        <w:rPr>
+          <w:lang w:val="ru-RU"/>
+        </w:rPr>
+        <w:t xml:space="preserve"> → </w:t>
       </w:r>
       <w:r>
         <w:rPr>
           <w:b/>
           <w:bCs/>
-        </w:rPr>
-        <w:t xml:space="preserve">изменение наблюдаемых характеристик управления процессом</w:t>
-      </w:r>
-    </w:p>
-    <w:bookmarkEnd w:id="11"/>
-    <w:bookmarkStart w:id="12" w:name="основная-гипотеза"/>
-    <w:p>
-      <w:pPr>
-        <w:pStyle w:val="Heading1"/>
-      </w:pPr>
-      <w:r>
-        <w:t xml:space="preserve">3. Основная гипотеза</w:t>
-      </w:r>
-    </w:p>
-    <w:p>
-      <w:pPr>
-        <w:pStyle w:val="BlockText"/>
+          <w:lang w:val="ru-RU"/>
+        </w:rPr>
+        <w:t>изменение наблюдаемых характеристик управления процессом</w:t>
+      </w:r>
+    </w:p>
+    <w:p>
+      <w:pPr>
+        <w:pStyle w:val="1"/>
+        <w:rPr>
+          <w:lang w:val="ru-RU"/>
+        </w:rPr>
+      </w:pPr>
+      <w:bookmarkStart w:id="3" w:name="основная-гипотеза"/>
+      <w:bookmarkEnd w:id="2"/>
+      <w:r>
+        <w:rPr>
+          <w:lang w:val="ru-RU"/>
+        </w:rPr>
+        <w:lastRenderedPageBreak/>
+        <w:t>3. Основная гипотеза</w:t>
+      </w:r>
+    </w:p>
+    <w:p>
+      <w:pPr>
+        <w:pStyle w:val="aa"/>
+        <w:rPr>
+          <w:lang w:val="ru-RU"/>
+        </w:rPr>
       </w:pPr>
       <w:r>
         <w:rPr>
           <w:b/>
           <w:bCs/>
-        </w:rPr>
-        <w:t xml:space="preserve">Если фактическое выполнение бизнес-процессов технического обслуживания и ремонта авиационной техники представлять в унифицированном событийно-ориентированном виде и использовать автоматизированный анализ этого представления для выявления отклонений, узких мест и признаков риска, то прозрачность и своевременность управления процессом могут быть повышены по сравнению с управлением, основанным преимущественно на разрозненной информации, ручном контроле и постфактум анализе.</w:t>
-      </w:r>
-    </w:p>
-    <w:p>
-      <w:pPr>
-        <w:pStyle w:val="FirstParagraph"/>
-      </w:pPr>
-      <w:r>
-        <w:t xml:space="preserve">Ключевое значение имеет не сам факт автоматизации, а предполагаемый механизм воздействия:</w:t>
-      </w:r>
-    </w:p>
-    <w:p>
-      <w:pPr>
-        <w:pStyle w:val="BodyText"/>
-      </w:pPr>
+          <w:lang w:val="ru-RU"/>
+        </w:rPr>
+        <w:t xml:space="preserve">Если фактическое выполнение бизнес-процессов технического обслуживания и ремонта авиационной техники представлять в унифицированном событийно-ориентированном виде и использовать автоматизированный анализ этого представления для выявления отклонений, узких мест и признаков риска, то </w:t>
+      </w:r>
       <w:r>
         <w:rPr>
           <w:b/>
           <w:bCs/>
-        </w:rPr>
-        <w:t xml:space="preserve">унификация событий → повышение наблюдаемости → автоматическое выявление отклонений → более своевременное получение управленческой информации → улучшение условий принятия решений.</w:t>
-      </w:r>
-    </w:p>
-    <w:p>
-      <w:pPr>
-        <w:pStyle w:val="BodyText"/>
-      </w:pPr>
-      <w:r>
-        <w:t xml:space="preserve">Данная формулировка не предполагает заранее, что определённый алгоритм искусственного интеллекта или конкретная программная реализация обязательно окажутся эффективными. Выбор методов должен быть выполнен после анализа данных, требований и существующих подходов.</w:t>
-      </w:r>
-    </w:p>
-    <w:bookmarkEnd w:id="12"/>
-    <w:bookmarkStart w:id="16" w:name="частные-гипотезы"/>
-    <w:p>
-      <w:pPr>
-        <w:pStyle w:val="Heading1"/>
-      </w:pPr>
-      <w:r>
-        <w:t xml:space="preserve">4. Частные гипотезы</w:t>
-      </w:r>
-    </w:p>
-    <w:bookmarkStart w:id="15" w:name="X9570b41740defc4af6f3451684b279b3eaa896f"/>
-    <w:p>
-      <w:pPr>
-        <w:pStyle w:val="Heading2"/>
-      </w:pPr>
-      <w:r>
-        <w:t xml:space="preserve">4.1. H1 — гипотеза повышения наблюдаемости процесса</w:t>
-      </w:r>
-    </w:p>
-    <w:p>
-      <w:pPr>
-        <w:pStyle w:val="BlockText"/>
-      </w:pPr>
+          <w:lang w:val="ru-RU"/>
+        </w:rPr>
+        <w:t>наблюдаемость</w:t>
+      </w:r>
       <w:r>
         <w:rPr>
           <w:b/>
           <w:bCs/>
-        </w:rPr>
-        <w:t xml:space="preserve">Представление фактического выполнения процесса в виде событий, состояний и переходов позволит выявлять отклонения и информационные разрывы, которые недостаточно видимы при использовании разрозненных источников информации и ручного контроля.</w:t>
-      </w:r>
-    </w:p>
-    <w:bookmarkStart w:id="13" w:name="предполагаемый-механизм"/>
-    <w:p>
-      <w:pPr>
-        <w:pStyle w:val="Heading3"/>
-      </w:pPr>
-      <w:r>
-        <w:t xml:space="preserve">Предполагаемый механизм</w:t>
+          <w:lang w:val="ru-RU"/>
+        </w:rPr>
+        <w:t xml:space="preserve"> </w:t>
+      </w:r>
+      <w:r>
+        <w:rPr>
+          <w:b/>
+          <w:bCs/>
+          <w:lang w:val="ru-RU"/>
+        </w:rPr>
+        <w:t>и своевременность управления процессом могут быть повышены по сравнению с управлением, основанным преимущественно на разрозненной информации, ручном контроле и постфактум анализе.</w:t>
       </w:r>
     </w:p>
     <w:p>
       <w:pPr>
         <w:pStyle w:val="FirstParagraph"/>
-      </w:pPr>
-      <w:r>
-        <w:t xml:space="preserve">Разрозненные записи, статусы, документы и передачи информации преобразуются в согласованное представление событий процесса.</w:t>
-      </w:r>
-    </w:p>
-    <w:p>
-      <w:pPr>
-        <w:pStyle w:val="BodyText"/>
-      </w:pPr>
-      <w:r>
-        <w:t xml:space="preserve">Это должно обеспечить возможность восстановить фактическую последовательность действий и определить состояния процесса в заданный момент времени.</w:t>
-      </w:r>
-    </w:p>
-    <w:bookmarkEnd w:id="13"/>
-    <w:bookmarkStart w:id="14" w:name="потенциальные-критерии-проверки"/>
-    <w:p>
-      <w:pPr>
-        <w:pStyle w:val="Heading3"/>
-      </w:pPr>
-      <w:r>
-        <w:t xml:space="preserve">Потенциальные критерии проверки</w:t>
-      </w:r>
+        <w:rPr>
+          <w:lang w:val="ru-RU"/>
+        </w:rPr>
+      </w:pPr>
+      <w:r>
+        <w:rPr>
+          <w:lang w:val="ru-RU"/>
+        </w:rPr>
+        <w:t>Ключевое значение имеет не сам факт автоматизации, а предполагаемый механизм воздействия:</w:t>
+      </w:r>
+    </w:p>
+    <w:p>
+      <w:pPr>
+        <w:pStyle w:val="a0"/>
+        <w:rPr>
+          <w:lang w:val="ru-RU"/>
+        </w:rPr>
+      </w:pPr>
+      <w:r>
+        <w:rPr>
+          <w:b/>
+          <w:bCs/>
+          <w:lang w:val="ru-RU"/>
+        </w:rPr>
+        <w:t>унификация событий → повышение наблюдаемости → автоматическое выявление отклонений → более своевременное получение управленческой информации → улучшение условий принятия решений.</w:t>
+      </w:r>
+    </w:p>
+    <w:p>
+      <w:pPr>
+        <w:pStyle w:val="a0"/>
+        <w:rPr>
+          <w:lang w:val="ru-RU"/>
+        </w:rPr>
+      </w:pPr>
+      <w:r>
+        <w:rPr>
+          <w:lang w:val="ru-RU"/>
+        </w:rPr>
+        <w:t>Данная формулировка не предполагает заранее, что определённый алгоритм искусственного интеллекта или конкретная программная реализация обязательно окажутся эффективными. Выбор методов должен быть выполнен после анализа данных, требований и существующих подходов.</w:t>
+      </w:r>
+    </w:p>
+    <w:p>
+      <w:pPr>
+        <w:pStyle w:val="1"/>
+        <w:rPr>
+          <w:lang w:val="ru-RU"/>
+        </w:rPr>
+      </w:pPr>
+      <w:bookmarkStart w:id="4" w:name="частные-гипотезы"/>
+      <w:bookmarkEnd w:id="3"/>
+      <w:r>
+        <w:rPr>
+          <w:lang w:val="ru-RU"/>
+        </w:rPr>
+        <w:t>4. Частные гипотезы</w:t>
+      </w:r>
+    </w:p>
+    <w:p>
+      <w:pPr>
+        <w:pStyle w:val="2"/>
+        <w:rPr>
+          <w:lang w:val="ru-RU"/>
+        </w:rPr>
+      </w:pPr>
+      <w:bookmarkStart w:id="5" w:name="X9570b41740defc4af6f3451684b279b3eaa896f"/>
+      <w:r>
+        <w:rPr>
+          <w:lang w:val="ru-RU"/>
+        </w:rPr>
+        <w:t xml:space="preserve">4.1. </w:t>
+      </w:r>
+      <w:r>
+        <w:t>H</w:t>
+      </w:r>
+      <w:r>
+        <w:rPr>
+          <w:lang w:val="ru-RU"/>
+        </w:rPr>
+        <w:t>1 — гипотеза повышения наблюдаемости процесса</w:t>
+      </w:r>
+    </w:p>
+    <w:p>
+      <w:pPr>
+        <w:pStyle w:val="aa"/>
+        <w:rPr>
+          <w:lang w:val="ru-RU"/>
+        </w:rPr>
+      </w:pPr>
+      <w:r>
+        <w:rPr>
+          <w:b/>
+          <w:bCs/>
+          <w:lang w:val="ru-RU"/>
+        </w:rPr>
+        <w:t>Представление фактического выполнения процесса в виде событий, состояний и переходов позволит выявлять отклонения и информационные разрывы, которые недостаточно видимы при использовании разрозненных источников информации и ручного контроля.</w:t>
+      </w:r>
+    </w:p>
+    <w:p>
+      <w:pPr>
+        <w:pStyle w:val="3"/>
+        <w:rPr>
+          <w:lang w:val="ru-RU"/>
+        </w:rPr>
+      </w:pPr>
+      <w:bookmarkStart w:id="6" w:name="предполагаемый-механизм"/>
+      <w:r>
+        <w:rPr>
+          <w:lang w:val="ru-RU"/>
+        </w:rPr>
+        <w:t>Предполагаемый механизм</w:t>
+      </w:r>
+    </w:p>
+    <w:p>
+      <w:pPr>
+        <w:pStyle w:val="FirstParagraph"/>
+        <w:rPr>
+          <w:lang w:val="ru-RU"/>
+        </w:rPr>
+      </w:pPr>
+      <w:r>
+        <w:rPr>
+          <w:lang w:val="ru-RU"/>
+        </w:rPr>
+        <w:t>Разрозненные записи, статусы, документы и передачи информации преобразуются в согласованное представление событий процесса.</w:t>
+      </w:r>
+    </w:p>
+    <w:p>
+      <w:pPr>
+        <w:pStyle w:val="a0"/>
+        <w:rPr>
+          <w:lang w:val="ru-RU"/>
+        </w:rPr>
+      </w:pPr>
+      <w:r>
+        <w:rPr>
+          <w:lang w:val="ru-RU"/>
+        </w:rPr>
+        <w:t>Это должно обеспечить возможность восстановить фактическую последовательность действий и определить состояния процесса в заданный момент времени.</w:t>
+      </w:r>
+    </w:p>
+    <w:p>
+      <w:pPr>
+        <w:pStyle w:val="3"/>
+      </w:pPr>
+      <w:bookmarkStart w:id="7" w:name="потенциальные-критерии-проверки"/>
+      <w:bookmarkEnd w:id="6"/>
+      <w:proofErr w:type="spellStart"/>
+      <w:r>
+        <w:t>Потенциальные</w:t>
+      </w:r>
+      <w:proofErr w:type="spellEnd"/>
+      <w:r>
+        <w:t xml:space="preserve"> </w:t>
+      </w:r>
+      <w:proofErr w:type="spellStart"/>
+      <w:r>
+        <w:t>критерии</w:t>
+      </w:r>
+      <w:proofErr w:type="spellEnd"/>
+      <w:r>
+        <w:t xml:space="preserve"> </w:t>
+      </w:r>
+      <w:proofErr w:type="spellStart"/>
+      <w:r>
+        <w:t>проверки</w:t>
+      </w:r>
+      <w:proofErr w:type="spellEnd"/>
     </w:p>
     <w:p>
       <w:pPr>
         <w:pStyle w:val="Compact"/>
         <w:numPr>
           <w:ilvl w:val="0"/>
-          <w:numId w:val="1001"/>
+          <w:numId w:val="2"/>
         </w:numPr>
       </w:pPr>
       <w:r>
-        <w:t xml:space="preserve">количество типов выявляемых отклонений;</w:t>
+        <w:t>количество типов выявляемых отклонений;</w:t>
       </w:r>
     </w:p>
     <w:p>
@@ -372,11 +573,17 @@
         <w:pStyle w:val="Compact"/>
         <w:numPr>
           <w:ilvl w:val="0"/>
-          <w:numId w:val="1001"/>
+          <w:numId w:val="2"/>
         </w:numPr>
-      </w:pPr>
-      <w:r>
-        <w:t xml:space="preserve">доля событий, необходимых для восстановления процесса;</w:t>
+        <w:rPr>
+          <w:lang w:val="ru-RU"/>
+        </w:rPr>
+      </w:pPr>
+      <w:r>
+        <w:rPr>
+          <w:lang w:val="ru-RU"/>
+        </w:rPr>
+        <w:t>доля событий, необходимых для восстановления процесса;</w:t>
       </w:r>
     </w:p>
     <w:p>
@@ -384,11 +591,32 @@
         <w:pStyle w:val="Compact"/>
         <w:numPr>
           <w:ilvl w:val="0"/>
-          <w:numId w:val="1001"/>
+          <w:numId w:val="2"/>
         </w:numPr>
       </w:pPr>
-      <w:r>
-        <w:t xml:space="preserve">полнота определения состояния процесса;</w:t>
+      <w:proofErr w:type="spellStart"/>
+      <w:r>
+        <w:t>полнота</w:t>
+      </w:r>
+      <w:proofErr w:type="spellEnd"/>
+      <w:r>
+        <w:t xml:space="preserve"> </w:t>
+      </w:r>
+      <w:proofErr w:type="spellStart"/>
+      <w:r>
+        <w:t>определения</w:t>
+      </w:r>
+      <w:proofErr w:type="spellEnd"/>
+      <w:r>
+        <w:t xml:space="preserve"> состояния </w:t>
+      </w:r>
+      <w:proofErr w:type="spellStart"/>
+      <w:r>
+        <w:t>процесса</w:t>
+      </w:r>
+      <w:proofErr w:type="spellEnd"/>
+      <w:r>
+        <w:t>;</w:t>
       </w:r>
     </w:p>
     <w:p>
@@ -396,11 +624,17 @@
         <w:pStyle w:val="Compact"/>
         <w:numPr>
           <w:ilvl w:val="0"/>
-          <w:numId w:val="1001"/>
+          <w:numId w:val="2"/>
         </w:numPr>
-      </w:pPr>
-      <w:r>
-        <w:t xml:space="preserve">количество информационных разрывов, обнаруживаемых автоматически;</w:t>
+        <w:rPr>
+          <w:lang w:val="ru-RU"/>
+        </w:rPr>
+      </w:pPr>
+      <w:r>
+        <w:rPr>
+          <w:lang w:val="ru-RU"/>
+        </w:rPr>
+        <w:t>количество информационных разрывов, обнаруживаемых автоматически;</w:t>
       </w:r>
     </w:p>
     <w:p>
@@ -408,82 +642,150 @@
         <w:pStyle w:val="Compact"/>
         <w:numPr>
           <w:ilvl w:val="0"/>
-          <w:numId w:val="1001"/>
+          <w:numId w:val="2"/>
         </w:numPr>
-      </w:pPr>
-      <w:r>
-        <w:t xml:space="preserve">возможность восстановления последовательности выполнения работ.</w:t>
-      </w:r>
-    </w:p>
-    <w:bookmarkEnd w:id="14"/>
-    <w:bookmarkEnd w:id="15"/>
-    <w:bookmarkEnd w:id="16"/>
-    <w:bookmarkStart w:id="19" w:name="X442d73cc0aba7ad7835a0d800a5070f147f13af"/>
-    <w:p>
-      <w:pPr>
-        <w:pStyle w:val="Heading1"/>
-      </w:pPr>
-      <w:r>
-        <w:t xml:space="preserve">5. Частная гипотеза H2 — гипотеза повышения своевременности контроля</w:t>
-      </w:r>
-    </w:p>
-    <w:p>
-      <w:pPr>
-        <w:pStyle w:val="BlockText"/>
+        <w:rPr>
+          <w:lang w:val="ru-RU"/>
+        </w:rPr>
+      </w:pPr>
+      <w:r>
+        <w:rPr>
+          <w:lang w:val="ru-RU"/>
+        </w:rPr>
+        <w:t>возможность восстановления последовательности выполнения работ.</w:t>
+      </w:r>
+    </w:p>
+    <w:p>
+      <w:pPr>
+        <w:pStyle w:val="1"/>
+        <w:rPr>
+          <w:lang w:val="ru-RU"/>
+        </w:rPr>
+      </w:pPr>
+      <w:bookmarkStart w:id="8" w:name="X442d73cc0aba7ad7835a0d800a5070f147f13af"/>
+      <w:bookmarkEnd w:id="4"/>
+      <w:bookmarkEnd w:id="5"/>
+      <w:bookmarkEnd w:id="7"/>
+      <w:r>
+        <w:rPr>
+          <w:lang w:val="ru-RU"/>
+        </w:rPr>
+        <w:lastRenderedPageBreak/>
+        <w:t xml:space="preserve">5. Частная гипотеза </w:t>
+      </w:r>
+      <w:r>
+        <w:t>H</w:t>
+      </w:r>
+      <w:r>
+        <w:rPr>
+          <w:lang w:val="ru-RU"/>
+        </w:rPr>
+        <w:t>2 — гипотеза повышения своевременности контроля</w:t>
+      </w:r>
+    </w:p>
+    <w:p>
+      <w:pPr>
+        <w:pStyle w:val="aa"/>
+        <w:rPr>
+          <w:lang w:val="ru-RU"/>
+        </w:rPr>
       </w:pPr>
       <w:r>
         <w:rPr>
           <w:b/>
           <w:bCs/>
-        </w:rPr>
-        <w:t xml:space="preserve">Использование автоматизированного мониторинга событий и признаков отклонений позволит обнаруживать потенциально проблемные ситуации раньше, чем при контроле процесса, основанном преимущественно на ручном просмотре статусов и постфактум анализе.</w:t>
-      </w:r>
-    </w:p>
-    <w:bookmarkStart w:id="17" w:name="предполагаемый-механизм-1"/>
-    <w:p>
-      <w:pPr>
-        <w:pStyle w:val="Heading3"/>
-      </w:pPr>
-      <w:r>
-        <w:t xml:space="preserve">Предполагаемый механизм</w:t>
+          <w:lang w:val="ru-RU"/>
+        </w:rPr>
+        <w:t>Использование автоматизированного мониторинга событий и признаков отклонений позволит обнаруживать потенциально проблемные ситуации раньше, чем при контроле процесса, основанном преимущественно на ручном просмотре статусов и постфактум анализе.</w:t>
+      </w:r>
+    </w:p>
+    <w:p>
+      <w:pPr>
+        <w:pStyle w:val="3"/>
+        <w:rPr>
+          <w:lang w:val="ru-RU"/>
+        </w:rPr>
+      </w:pPr>
+      <w:bookmarkStart w:id="9" w:name="предполагаемый-механизм-1"/>
+      <w:r>
+        <w:rPr>
+          <w:lang w:val="ru-RU"/>
+        </w:rPr>
+        <w:t>Предполагаемый механизм</w:t>
       </w:r>
     </w:p>
     <w:p>
       <w:pPr>
         <w:pStyle w:val="FirstParagraph"/>
-      </w:pPr>
-      <w:r>
-        <w:t xml:space="preserve">События процесса анализируются не только после завершения работ, но и в процессе их выполнения.</w:t>
-      </w:r>
-    </w:p>
-    <w:p>
-      <w:pPr>
-        <w:pStyle w:val="BodyText"/>
-      </w:pPr>
-      <w:r>
-        <w:t xml:space="preserve">При наличии признаков отклонения система формирует информацию, позволяющую обратить внимание пользователя на проблемную ситуацию до наступления критического результата.</w:t>
-      </w:r>
-    </w:p>
-    <w:bookmarkEnd w:id="17"/>
-    <w:bookmarkStart w:id="18" w:name="потенциальные-критерии-проверки-1"/>
-    <w:p>
-      <w:pPr>
-        <w:pStyle w:val="Heading3"/>
-      </w:pPr>
-      <w:r>
-        <w:t xml:space="preserve">Потенциальные критерии проверки</w:t>
-      </w:r>
+        <w:rPr>
+          <w:lang w:val="ru-RU"/>
+        </w:rPr>
+      </w:pPr>
+      <w:r>
+        <w:rPr>
+          <w:lang w:val="ru-RU"/>
+        </w:rPr>
+        <w:t>События процесса анализируются не только после завершения работ, но и в процессе их выполнения.</w:t>
+      </w:r>
+    </w:p>
+    <w:p>
+      <w:pPr>
+        <w:pStyle w:val="a0"/>
+        <w:rPr>
+          <w:lang w:val="ru-RU"/>
+        </w:rPr>
+      </w:pPr>
+      <w:r>
+        <w:rPr>
+          <w:lang w:val="ru-RU"/>
+        </w:rPr>
+        <w:t>При наличии признаков отклонения система формирует информацию, позволяющую обратить внимание пользователя на проблемную ситуацию до наступления критического результата.</w:t>
+      </w:r>
+    </w:p>
+    <w:p>
+      <w:pPr>
+        <w:pStyle w:val="3"/>
+      </w:pPr>
+      <w:bookmarkStart w:id="10" w:name="потенциальные-критерии-проверки-1"/>
+      <w:bookmarkEnd w:id="9"/>
+      <w:proofErr w:type="spellStart"/>
+      <w:r>
+        <w:t>Потенциальные</w:t>
+      </w:r>
+      <w:proofErr w:type="spellEnd"/>
+      <w:r>
+        <w:t xml:space="preserve"> </w:t>
+      </w:r>
+      <w:proofErr w:type="spellStart"/>
+      <w:r>
+        <w:t>критерии</w:t>
+      </w:r>
+      <w:proofErr w:type="spellEnd"/>
+      <w:r>
+        <w:t xml:space="preserve"> </w:t>
+      </w:r>
+      <w:proofErr w:type="spellStart"/>
+      <w:r>
+        <w:t>проверки</w:t>
+      </w:r>
+      <w:proofErr w:type="spellEnd"/>
     </w:p>
     <w:p>
       <w:pPr>
         <w:pStyle w:val="Compact"/>
         <w:numPr>
           <w:ilvl w:val="0"/>
-          <w:numId w:val="1002"/>
+          <w:numId w:val="3"/>
         </w:numPr>
-      </w:pPr>
-      <w:r>
-        <w:t xml:space="preserve">время от возникновения признака отклонения до его обнаружения;</w:t>
+        <w:rPr>
+          <w:lang w:val="ru-RU"/>
+        </w:rPr>
+      </w:pPr>
+      <w:r>
+        <w:rPr>
+          <w:lang w:val="ru-RU"/>
+        </w:rPr>
+        <w:t>время от возникновения признака отклонения до его обнаружения;</w:t>
       </w:r>
     </w:p>
     <w:p>
@@ -491,11 +793,17 @@
         <w:pStyle w:val="Compact"/>
         <w:numPr>
           <w:ilvl w:val="0"/>
-          <w:numId w:val="1002"/>
+          <w:numId w:val="3"/>
         </w:numPr>
-      </w:pPr>
-      <w:r>
-        <w:t xml:space="preserve">доля отклонений, обнаруженных до наступления критического события;</w:t>
+        <w:rPr>
+          <w:lang w:val="ru-RU"/>
+        </w:rPr>
+      </w:pPr>
+      <w:r>
+        <w:rPr>
+          <w:lang w:val="ru-RU"/>
+        </w:rPr>
+        <w:t>доля отклонений, обнаруженных до наступления критического события;</w:t>
       </w:r>
     </w:p>
     <w:p>
@@ -503,11 +811,27 @@
         <w:pStyle w:val="Compact"/>
         <w:numPr>
           <w:ilvl w:val="0"/>
-          <w:numId w:val="1002"/>
+          <w:numId w:val="3"/>
         </w:numPr>
       </w:pPr>
       <w:r>
-        <w:t xml:space="preserve">среднее время обнаружения проблемы;</w:t>
+        <w:t xml:space="preserve">среднее </w:t>
+      </w:r>
+      <w:proofErr w:type="spellStart"/>
+      <w:r>
+        <w:t>время</w:t>
+      </w:r>
+      <w:proofErr w:type="spellEnd"/>
+      <w:r>
+        <w:t xml:space="preserve"> </w:t>
+      </w:r>
+      <w:proofErr w:type="spellStart"/>
+      <w:r>
+        <w:t>обнаружения</w:t>
+      </w:r>
+      <w:proofErr w:type="spellEnd"/>
+      <w:r>
+        <w:t xml:space="preserve"> проблемы;</w:t>
       </w:r>
     </w:p>
     <w:p>
@@ -515,11 +839,17 @@
         <w:pStyle w:val="Compact"/>
         <w:numPr>
           <w:ilvl w:val="0"/>
-          <w:numId w:val="1002"/>
+          <w:numId w:val="3"/>
         </w:numPr>
-      </w:pPr>
-      <w:r>
-        <w:t xml:space="preserve">количество ситуаций, выявленных автоматически и вручную;</w:t>
+        <w:rPr>
+          <w:lang w:val="ru-RU"/>
+        </w:rPr>
+      </w:pPr>
+      <w:r>
+        <w:rPr>
+          <w:lang w:val="ru-RU"/>
+        </w:rPr>
+        <w:t>количество ситуаций, выявленных автоматически и вручную;</w:t>
       </w:r>
     </w:p>
     <w:p>
@@ -527,81 +857,142 @@
         <w:pStyle w:val="Compact"/>
         <w:numPr>
           <w:ilvl w:val="0"/>
-          <w:numId w:val="1002"/>
+          <w:numId w:val="3"/>
         </w:numPr>
-      </w:pPr>
-      <w:r>
-        <w:t xml:space="preserve">полнота обнаружения заранее заданных сценариев риска.</w:t>
-      </w:r>
-    </w:p>
-    <w:bookmarkEnd w:id="18"/>
-    <w:bookmarkEnd w:id="19"/>
-    <w:bookmarkStart w:id="22" w:name="Xeec82b740e9d271ae3e0a6ef00a57e0eeb2d563"/>
-    <w:p>
-      <w:pPr>
-        <w:pStyle w:val="Heading1"/>
-      </w:pPr>
-      <w:r>
-        <w:t xml:space="preserve">6. Частная гипотеза H3 — гипотеза снижения информационной нагрузки на пользователя</w:t>
-      </w:r>
-    </w:p>
-    <w:p>
-      <w:pPr>
-        <w:pStyle w:val="BlockText"/>
+        <w:rPr>
+          <w:lang w:val="ru-RU"/>
+        </w:rPr>
+      </w:pPr>
+      <w:r>
+        <w:rPr>
+          <w:lang w:val="ru-RU"/>
+        </w:rPr>
+        <w:t>полнота обнаружения заранее заданных сценариев риска.</w:t>
+      </w:r>
+    </w:p>
+    <w:p>
+      <w:pPr>
+        <w:pStyle w:val="1"/>
+        <w:rPr>
+          <w:lang w:val="ru-RU"/>
+        </w:rPr>
+      </w:pPr>
+      <w:bookmarkStart w:id="11" w:name="Xeec82b740e9d271ae3e0a6ef00a57e0eeb2d563"/>
+      <w:bookmarkEnd w:id="8"/>
+      <w:bookmarkEnd w:id="10"/>
+      <w:r>
+        <w:rPr>
+          <w:lang w:val="ru-RU"/>
+        </w:rPr>
+        <w:t xml:space="preserve">6. Частная гипотеза </w:t>
+      </w:r>
+      <w:r>
+        <w:t>H</w:t>
+      </w:r>
+      <w:r>
+        <w:rPr>
+          <w:lang w:val="ru-RU"/>
+        </w:rPr>
+        <w:t>3 — гипотеза снижения информационной нагрузки на пользователя</w:t>
+      </w:r>
+    </w:p>
+    <w:p>
+      <w:pPr>
+        <w:pStyle w:val="aa"/>
+        <w:rPr>
+          <w:lang w:val="ru-RU"/>
+        </w:rPr>
       </w:pPr>
       <w:r>
         <w:rPr>
           <w:b/>
           <w:bCs/>
-        </w:rPr>
-        <w:t xml:space="preserve">Предоставление пользователю агрегированной информации о состоянии процесса, обнаруженных отклонениях и факторах риска позволит сократить объём ручного поиска и сведения информации, необходимой для принятия управленческого решения.</w:t>
-      </w:r>
-    </w:p>
-    <w:bookmarkStart w:id="20" w:name="предполагаемый-механизм-2"/>
-    <w:p>
-      <w:pPr>
-        <w:pStyle w:val="Heading3"/>
-      </w:pPr>
-      <w:r>
-        <w:t xml:space="preserve">Предполагаемый механизм</w:t>
+          <w:lang w:val="ru-RU"/>
+        </w:rPr>
+        <w:t>Предоставление пользователю агрегированной информации о состоянии процесса, обнаруженных отклонениях и факторах риска позволит сократить объём ручного поиска и сведения информации, необходимой для принятия управленческого решения.</w:t>
+      </w:r>
+    </w:p>
+    <w:p>
+      <w:pPr>
+        <w:pStyle w:val="3"/>
+        <w:rPr>
+          <w:lang w:val="ru-RU"/>
+        </w:rPr>
+      </w:pPr>
+      <w:bookmarkStart w:id="12" w:name="предполагаемый-механизм-2"/>
+      <w:r>
+        <w:rPr>
+          <w:lang w:val="ru-RU"/>
+        </w:rPr>
+        <w:t>Предполагаемый механизм</w:t>
       </w:r>
     </w:p>
     <w:p>
       <w:pPr>
         <w:pStyle w:val="FirstParagraph"/>
-      </w:pPr>
-      <w:r>
-        <w:t xml:space="preserve">Вместо последовательного обращения к нескольким источникам пользователь получает единое представление о текущем состоянии процесса и наиболее значимых отклонениях.</w:t>
-      </w:r>
-    </w:p>
-    <w:p>
-      <w:pPr>
-        <w:pStyle w:val="BodyText"/>
-      </w:pPr>
-      <w:r>
-        <w:t xml:space="preserve">При этом подсистема не заменяет существующие корпоративные системы, а обеспечивает дополнительный аналитический слой над ними.</w:t>
-      </w:r>
-    </w:p>
-    <w:bookmarkEnd w:id="20"/>
-    <w:bookmarkStart w:id="21" w:name="потенциальные-критерии-проверки-2"/>
-    <w:p>
-      <w:pPr>
-        <w:pStyle w:val="Heading3"/>
-      </w:pPr>
-      <w:r>
-        <w:t xml:space="preserve">Потенциальные критерии проверки</w:t>
-      </w:r>
+        <w:rPr>
+          <w:lang w:val="ru-RU"/>
+        </w:rPr>
+      </w:pPr>
+      <w:r>
+        <w:rPr>
+          <w:lang w:val="ru-RU"/>
+        </w:rPr>
+        <w:t>Вместо последовательного обращения к нескольким источникам пользователь получает единое представление о текущем состоянии процесса и наиболее значимых отклонениях.</w:t>
+      </w:r>
+    </w:p>
+    <w:p>
+      <w:pPr>
+        <w:pStyle w:val="a0"/>
+        <w:rPr>
+          <w:lang w:val="ru-RU"/>
+        </w:rPr>
+      </w:pPr>
+      <w:r>
+        <w:rPr>
+          <w:lang w:val="ru-RU"/>
+        </w:rPr>
+        <w:t>При этом подсистема не заменяет существующие корпоративные системы, а обеспечивает дополнительный аналитический слой над ними.</w:t>
+      </w:r>
+    </w:p>
+    <w:p>
+      <w:pPr>
+        <w:pStyle w:val="3"/>
+      </w:pPr>
+      <w:bookmarkStart w:id="13" w:name="потенциальные-критерии-проверки-2"/>
+      <w:bookmarkEnd w:id="12"/>
+      <w:proofErr w:type="spellStart"/>
+      <w:r>
+        <w:t>Потенциальные</w:t>
+      </w:r>
+      <w:proofErr w:type="spellEnd"/>
+      <w:r>
+        <w:t xml:space="preserve"> </w:t>
+      </w:r>
+      <w:proofErr w:type="spellStart"/>
+      <w:r>
+        <w:t>критерии</w:t>
+      </w:r>
+      <w:proofErr w:type="spellEnd"/>
+      <w:r>
+        <w:t xml:space="preserve"> </w:t>
+      </w:r>
+      <w:proofErr w:type="spellStart"/>
+      <w:r>
+        <w:t>проверки</w:t>
+      </w:r>
+      <w:proofErr w:type="spellEnd"/>
     </w:p>
     <w:p>
       <w:pPr>
         <w:pStyle w:val="Compact"/>
         <w:numPr>
           <w:ilvl w:val="0"/>
-          <w:numId w:val="1003"/>
+          <w:numId w:val="4"/>
         </w:numPr>
       </w:pPr>
       <w:r>
-        <w:t xml:space="preserve">время получения необходимой информации;</w:t>
+        <w:t>время получения необходимой информации;</w:t>
       </w:r>
     </w:p>
     <w:p>
@@ -609,11 +1000,17 @@
         <w:pStyle w:val="Compact"/>
         <w:numPr>
           <w:ilvl w:val="0"/>
-          <w:numId w:val="1003"/>
+          <w:numId w:val="4"/>
         </w:numPr>
-      </w:pPr>
-      <w:r>
-        <w:t xml:space="preserve">количество источников, которые требуется проверить пользователю;</w:t>
+        <w:rPr>
+          <w:lang w:val="ru-RU"/>
+        </w:rPr>
+      </w:pPr>
+      <w:r>
+        <w:rPr>
+          <w:lang w:val="ru-RU"/>
+        </w:rPr>
+        <w:t>количество источников, которые требуется проверить пользователю;</w:t>
       </w:r>
     </w:p>
     <w:p>
@@ -621,11 +1018,17 @@
         <w:pStyle w:val="Compact"/>
         <w:numPr>
           <w:ilvl w:val="0"/>
-          <w:numId w:val="1003"/>
+          <w:numId w:val="4"/>
         </w:numPr>
-      </w:pPr>
-      <w:r>
-        <w:t xml:space="preserve">количество ручных операций по сведению информации;</w:t>
+        <w:rPr>
+          <w:lang w:val="ru-RU"/>
+        </w:rPr>
+      </w:pPr>
+      <w:r>
+        <w:rPr>
+          <w:lang w:val="ru-RU"/>
+        </w:rPr>
+        <w:t>количество ручных операций по сведению информации;</w:t>
       </w:r>
     </w:p>
     <w:p>
@@ -633,11 +1036,18 @@
         <w:pStyle w:val="Compact"/>
         <w:numPr>
           <w:ilvl w:val="0"/>
-          <w:numId w:val="1003"/>
+          <w:numId w:val="4"/>
         </w:numPr>
-      </w:pPr>
-      <w:r>
-        <w:t xml:space="preserve">количество действий пользователя до получения требуемого результата;</w:t>
+        <w:rPr>
+          <w:lang w:val="ru-RU"/>
+        </w:rPr>
+      </w:pPr>
+      <w:r>
+        <w:rPr>
+          <w:lang w:val="ru-RU"/>
+        </w:rPr>
+        <w:lastRenderedPageBreak/>
+        <w:t>количество действий пользователя до получения требуемого результата;</w:t>
       </w:r>
     </w:p>
     <w:p>
@@ -645,30 +1055,48 @@
         <w:pStyle w:val="Compact"/>
         <w:numPr>
           <w:ilvl w:val="0"/>
-          <w:numId w:val="1003"/>
+          <w:numId w:val="4"/>
         </w:numPr>
-      </w:pPr>
-      <w:r>
-        <w:t xml:space="preserve">экспертная оценка достаточности и полезности представленной информации.</w:t>
-      </w:r>
-    </w:p>
-    <w:bookmarkEnd w:id="21"/>
-    <w:bookmarkEnd w:id="22"/>
-    <w:bookmarkStart w:id="23" w:name="что-не-является-гипотезой"/>
-    <w:p>
-      <w:pPr>
-        <w:pStyle w:val="Heading1"/>
-      </w:pPr>
-      <w:r>
-        <w:t xml:space="preserve">7. Что не является гипотезой</w:t>
+        <w:rPr>
+          <w:lang w:val="ru-RU"/>
+        </w:rPr>
+      </w:pPr>
+      <w:r>
+        <w:rPr>
+          <w:lang w:val="ru-RU"/>
+        </w:rPr>
+        <w:t>экспертная оценка достаточности и полезности представленной информации.</w:t>
+      </w:r>
+    </w:p>
+    <w:p>
+      <w:pPr>
+        <w:pStyle w:val="1"/>
+        <w:rPr>
+          <w:lang w:val="ru-RU"/>
+        </w:rPr>
+      </w:pPr>
+      <w:bookmarkStart w:id="14" w:name="что-не-является-гипотезой"/>
+      <w:bookmarkEnd w:id="11"/>
+      <w:bookmarkEnd w:id="13"/>
+      <w:r>
+        <w:rPr>
+          <w:lang w:val="ru-RU"/>
+        </w:rPr>
+        <w:t>7. Что не является гипотезой</w:t>
       </w:r>
     </w:p>
     <w:p>
       <w:pPr>
         <w:pStyle w:val="FirstParagraph"/>
-      </w:pPr>
-      <w:r>
-        <w:t xml:space="preserve">Следующие утверждения на данном этапе не должны рассматриваться как уже доказанные:</w:t>
+        <w:rPr>
+          <w:lang w:val="ru-RU"/>
+        </w:rPr>
+      </w:pPr>
+      <w:r>
+        <w:rPr>
+          <w:lang w:val="ru-RU"/>
+        </w:rPr>
+        <w:t>Следующие утверждения на данном этапе не должны рассматриваться как уже доказанные:</w:t>
       </w:r>
     </w:p>
     <w:p>
@@ -676,11 +1104,17 @@
         <w:pStyle w:val="Compact"/>
         <w:numPr>
           <w:ilvl w:val="0"/>
-          <w:numId w:val="1004"/>
+          <w:numId w:val="5"/>
         </w:numPr>
-      </w:pPr>
-      <w:r>
-        <w:t xml:space="preserve">будущая подсистема обязательно повысит производительность всего процесса ТОиР;</w:t>
+        <w:rPr>
+          <w:lang w:val="ru-RU"/>
+        </w:rPr>
+      </w:pPr>
+      <w:r>
+        <w:rPr>
+          <w:lang w:val="ru-RU"/>
+        </w:rPr>
+        <w:t>будущая подсистема обязательно повысит производительность всего процесса ТОиР;</w:t>
       </w:r>
     </w:p>
     <w:p>
@@ -688,11 +1122,17 @@
         <w:pStyle w:val="Compact"/>
         <w:numPr>
           <w:ilvl w:val="0"/>
-          <w:numId w:val="1004"/>
+          <w:numId w:val="5"/>
         </w:numPr>
-      </w:pPr>
-      <w:r>
-        <w:t xml:space="preserve">использование искусственного интеллекта автоматически даст положительный эффект;</w:t>
+        <w:rPr>
+          <w:lang w:val="ru-RU"/>
+        </w:rPr>
+      </w:pPr>
+      <w:r>
+        <w:rPr>
+          <w:lang w:val="ru-RU"/>
+        </w:rPr>
+        <w:t>использование искусственного интеллекта автоматически даст положительный эффект;</w:t>
       </w:r>
     </w:p>
     <w:p>
@@ -700,11 +1140,17 @@
         <w:pStyle w:val="Compact"/>
         <w:numPr>
           <w:ilvl w:val="0"/>
-          <w:numId w:val="1004"/>
+          <w:numId w:val="5"/>
         </w:numPr>
-      </w:pPr>
-      <w:r>
-        <w:t xml:space="preserve">конкретный алгоритм машинного обучения является оптимальным;</w:t>
+        <w:rPr>
+          <w:lang w:val="ru-RU"/>
+        </w:rPr>
+      </w:pPr>
+      <w:r>
+        <w:rPr>
+          <w:lang w:val="ru-RU"/>
+        </w:rPr>
+        <w:t>конкретный алгоритм машинного обучения является оптимальным;</w:t>
       </w:r>
     </w:p>
     <w:p>
@@ -712,11 +1158,17 @@
         <w:pStyle w:val="Compact"/>
         <w:numPr>
           <w:ilvl w:val="0"/>
-          <w:numId w:val="1004"/>
+          <w:numId w:val="5"/>
         </w:numPr>
-      </w:pPr>
-      <w:r>
-        <w:t xml:space="preserve">определённый процент сокращения длительности процесса уже известен;</w:t>
+        <w:rPr>
+          <w:lang w:val="ru-RU"/>
+        </w:rPr>
+      </w:pPr>
+      <w:r>
+        <w:rPr>
+          <w:lang w:val="ru-RU"/>
+        </w:rPr>
+        <w:t>определённый процент сокращения длительности процесса уже известен;</w:t>
       </w:r>
     </w:p>
     <w:p>
@@ -724,11 +1176,17 @@
         <w:pStyle w:val="Compact"/>
         <w:numPr>
           <w:ilvl w:val="0"/>
-          <w:numId w:val="1004"/>
+          <w:numId w:val="5"/>
         </w:numPr>
-      </w:pPr>
-      <w:r>
-        <w:t xml:space="preserve">существующие корпоративные системы обязательно являются основной причиной проблем;</w:t>
+        <w:rPr>
+          <w:lang w:val="ru-RU"/>
+        </w:rPr>
+      </w:pPr>
+      <w:r>
+        <w:rPr>
+          <w:lang w:val="ru-RU"/>
+        </w:rPr>
+        <w:t>существующие корпоративные системы обязательно являются основной причиной проблем;</w:t>
       </w:r>
     </w:p>
     <w:p>
@@ -736,46 +1194,76 @@
         <w:pStyle w:val="Compact"/>
         <w:numPr>
           <w:ilvl w:val="0"/>
-          <w:numId w:val="1004"/>
+          <w:numId w:val="5"/>
         </w:numPr>
-      </w:pPr>
-      <w:r>
-        <w:t xml:space="preserve">выявленные на первой неделе проблемные факторы уже подтверждены фактическими данными предприятия.</w:t>
+        <w:rPr>
+          <w:lang w:val="ru-RU"/>
+        </w:rPr>
+      </w:pPr>
+      <w:r>
+        <w:rPr>
+          <w:lang w:val="ru-RU"/>
+        </w:rPr>
+        <w:t>выявленные на первой неделе проблемные факторы уже подтверждены фактическими данными предприятия.</w:t>
       </w:r>
     </w:p>
     <w:p>
       <w:pPr>
         <w:pStyle w:val="FirstParagraph"/>
-      </w:pPr>
-      <w:r>
-        <w:t xml:space="preserve">Все перечисленные положения требуют последующей проверки.</w:t>
-      </w:r>
-    </w:p>
-    <w:bookmarkEnd w:id="23"/>
-    <w:bookmarkStart w:id="26" w:name="независимые-и-зависимые-переменные"/>
-    <w:p>
-      <w:pPr>
-        <w:pStyle w:val="Heading1"/>
-      </w:pPr>
-      <w:r>
-        <w:t xml:space="preserve">8. Независимые и зависимые переменные</w:t>
-      </w:r>
-    </w:p>
-    <w:bookmarkStart w:id="24" w:name="предполагаемое-воздействие"/>
-    <w:p>
-      <w:pPr>
-        <w:pStyle w:val="Heading2"/>
-      </w:pPr>
-      <w:r>
-        <w:t xml:space="preserve">8.1. Предполагаемое воздействие</w:t>
+        <w:rPr>
+          <w:lang w:val="ru-RU"/>
+        </w:rPr>
+      </w:pPr>
+      <w:r>
+        <w:rPr>
+          <w:lang w:val="ru-RU"/>
+        </w:rPr>
+        <w:t>Все перечисленные положения требуют последующей проверки.</w:t>
+      </w:r>
+    </w:p>
+    <w:p>
+      <w:pPr>
+        <w:pStyle w:val="1"/>
+        <w:rPr>
+          <w:lang w:val="ru-RU"/>
+        </w:rPr>
+      </w:pPr>
+      <w:bookmarkStart w:id="15" w:name="независимые-и-зависимые-переменные"/>
+      <w:bookmarkEnd w:id="14"/>
+      <w:r>
+        <w:rPr>
+          <w:lang w:val="ru-RU"/>
+        </w:rPr>
+        <w:t>8. Независимые и зависимые переменные</w:t>
+      </w:r>
+    </w:p>
+    <w:p>
+      <w:pPr>
+        <w:pStyle w:val="2"/>
+        <w:rPr>
+          <w:lang w:val="ru-RU"/>
+        </w:rPr>
+      </w:pPr>
+      <w:bookmarkStart w:id="16" w:name="предполагаемое-воздействие"/>
+      <w:r>
+        <w:rPr>
+          <w:lang w:val="ru-RU"/>
+        </w:rPr>
+        <w:t>8.1. Предполагаемое воздействие</w:t>
       </w:r>
     </w:p>
     <w:p>
       <w:pPr>
         <w:pStyle w:val="FirstParagraph"/>
-      </w:pPr>
-      <w:r>
-        <w:t xml:space="preserve">В качестве основного исследуемого воздействия рассматривается переход от преимущественно разрозненного и ручного контроля к подходу, включающему:</w:t>
+        <w:rPr>
+          <w:lang w:val="ru-RU"/>
+        </w:rPr>
+      </w:pPr>
+      <w:r>
+        <w:rPr>
+          <w:lang w:val="ru-RU"/>
+        </w:rPr>
+        <w:t>В качестве основного исследуемого воздействия рассматривается переход от преимущественно разрозненного и ручного контроля к подходу, включающему:</w:t>
       </w:r>
     </w:p>
     <w:p>
@@ -783,11 +1271,40 @@
         <w:pStyle w:val="Compact"/>
         <w:numPr>
           <w:ilvl w:val="0"/>
-          <w:numId w:val="1005"/>
+          <w:numId w:val="6"/>
         </w:numPr>
       </w:pPr>
-      <w:r>
-        <w:t xml:space="preserve">унифицированное представление событий процесса;</w:t>
+      <w:proofErr w:type="spellStart"/>
+      <w:r>
+        <w:t>унифицированное</w:t>
+      </w:r>
+      <w:proofErr w:type="spellEnd"/>
+      <w:r>
+        <w:t xml:space="preserve"> </w:t>
+      </w:r>
+      <w:proofErr w:type="spellStart"/>
+      <w:r>
+        <w:t>представление</w:t>
+      </w:r>
+      <w:proofErr w:type="spellEnd"/>
+      <w:r>
+        <w:t xml:space="preserve"> </w:t>
+      </w:r>
+      <w:proofErr w:type="spellStart"/>
+      <w:r>
+        <w:t>событий</w:t>
+      </w:r>
+      <w:proofErr w:type="spellEnd"/>
+      <w:r>
+        <w:t xml:space="preserve"> </w:t>
+      </w:r>
+      <w:proofErr w:type="spellStart"/>
+      <w:r>
+        <w:t>процесса</w:t>
+      </w:r>
+      <w:proofErr w:type="spellEnd"/>
+      <w:r>
+        <w:t>;</w:t>
       </w:r>
     </w:p>
     <w:p>
@@ -795,11 +1312,11 @@
         <w:pStyle w:val="Compact"/>
         <w:numPr>
           <w:ilvl w:val="0"/>
-          <w:numId w:val="1005"/>
+          <w:numId w:val="6"/>
         </w:numPr>
       </w:pPr>
       <w:r>
-        <w:t xml:space="preserve">автоматизированный анализ событий;</w:t>
+        <w:t>автоматизированный анализ событий;</w:t>
       </w:r>
     </w:p>
     <w:p>
@@ -807,11 +1324,11 @@
         <w:pStyle w:val="Compact"/>
         <w:numPr>
           <w:ilvl w:val="0"/>
-          <w:numId w:val="1005"/>
+          <w:numId w:val="6"/>
         </w:numPr>
       </w:pPr>
       <w:r>
-        <w:t xml:space="preserve">автоматизированное выявление отклонений;</w:t>
+        <w:t>автоматизированное выявление отклонений;</w:t>
       </w:r>
     </w:p>
     <w:p>
@@ -819,29 +1336,47 @@
         <w:pStyle w:val="Compact"/>
         <w:numPr>
           <w:ilvl w:val="0"/>
-          <w:numId w:val="1005"/>
+          <w:numId w:val="6"/>
         </w:numPr>
-      </w:pPr>
-      <w:r>
-        <w:t xml:space="preserve">формирование информации о состоянии процесса и признаках риска.</w:t>
-      </w:r>
-    </w:p>
-    <w:bookmarkEnd w:id="24"/>
-    <w:bookmarkStart w:id="25" w:name="наблюдаемые-результаты"/>
-    <w:p>
-      <w:pPr>
-        <w:pStyle w:val="Heading2"/>
-      </w:pPr>
-      <w:r>
-        <w:t xml:space="preserve">8.2. Наблюдаемые результаты</w:t>
+        <w:rPr>
+          <w:lang w:val="ru-RU"/>
+        </w:rPr>
+      </w:pPr>
+      <w:r>
+        <w:rPr>
+          <w:lang w:val="ru-RU"/>
+        </w:rPr>
+        <w:t>формирование информации о состоянии процесса и признаках риска.</w:t>
+      </w:r>
+    </w:p>
+    <w:p>
+      <w:pPr>
+        <w:pStyle w:val="2"/>
+        <w:rPr>
+          <w:lang w:val="ru-RU"/>
+        </w:rPr>
+      </w:pPr>
+      <w:bookmarkStart w:id="17" w:name="наблюдаемые-результаты"/>
+      <w:bookmarkEnd w:id="16"/>
+      <w:r>
+        <w:rPr>
+          <w:lang w:val="ru-RU"/>
+        </w:rPr>
+        <w:t>8.2. Наблюдаемые результаты</w:t>
       </w:r>
     </w:p>
     <w:p>
       <w:pPr>
         <w:pStyle w:val="FirstParagraph"/>
-      </w:pPr>
-      <w:r>
-        <w:t xml:space="preserve">Потенциальными зависимыми характеристиками являются:</w:t>
+        <w:rPr>
+          <w:lang w:val="ru-RU"/>
+        </w:rPr>
+      </w:pPr>
+      <w:r>
+        <w:rPr>
+          <w:lang w:val="ru-RU"/>
+        </w:rPr>
+        <w:t>Потенциальными зависимыми характеристиками являются:</w:t>
       </w:r>
     </w:p>
     <w:p>
@@ -849,11 +1384,32 @@
         <w:pStyle w:val="Compact"/>
         <w:numPr>
           <w:ilvl w:val="0"/>
-          <w:numId w:val="1006"/>
+          <w:numId w:val="7"/>
         </w:numPr>
       </w:pPr>
-      <w:r>
-        <w:t xml:space="preserve">полнота наблюдаемости процесса;</w:t>
+      <w:proofErr w:type="spellStart"/>
+      <w:r>
+        <w:t>полнота</w:t>
+      </w:r>
+      <w:proofErr w:type="spellEnd"/>
+      <w:r>
+        <w:t xml:space="preserve"> </w:t>
+      </w:r>
+      <w:proofErr w:type="spellStart"/>
+      <w:r>
+        <w:t>наблюдаемости</w:t>
+      </w:r>
+      <w:proofErr w:type="spellEnd"/>
+      <w:r>
+        <w:t xml:space="preserve"> </w:t>
+      </w:r>
+      <w:proofErr w:type="spellStart"/>
+      <w:r>
+        <w:t>процесса</w:t>
+      </w:r>
+      <w:proofErr w:type="spellEnd"/>
+      <w:r>
+        <w:t>;</w:t>
       </w:r>
     </w:p>
     <w:p>
@@ -861,11 +1417,11 @@
         <w:pStyle w:val="Compact"/>
         <w:numPr>
           <w:ilvl w:val="0"/>
-          <w:numId w:val="1006"/>
+          <w:numId w:val="7"/>
         </w:numPr>
       </w:pPr>
       <w:r>
-        <w:t xml:space="preserve">время обнаружения отклонения;</w:t>
+        <w:t>время обнаружения отклонения;</w:t>
       </w:r>
     </w:p>
     <w:p>
@@ -873,11 +1429,11 @@
         <w:pStyle w:val="Compact"/>
         <w:numPr>
           <w:ilvl w:val="0"/>
-          <w:numId w:val="1006"/>
+          <w:numId w:val="7"/>
         </w:numPr>
       </w:pPr>
       <w:r>
-        <w:t xml:space="preserve">количество обнаруженных отклонений;</w:t>
+        <w:t>количество обнаруженных отклонений;</w:t>
       </w:r>
     </w:p>
     <w:p>
@@ -885,11 +1441,11 @@
         <w:pStyle w:val="Compact"/>
         <w:numPr>
           <w:ilvl w:val="0"/>
-          <w:numId w:val="1006"/>
+          <w:numId w:val="7"/>
         </w:numPr>
       </w:pPr>
       <w:r>
-        <w:t xml:space="preserve">время поиска необходимой информации;</w:t>
+        <w:t>время поиска необходимой информации;</w:t>
       </w:r>
     </w:p>
     <w:p>
@@ -897,11 +1453,11 @@
         <w:pStyle w:val="Compact"/>
         <w:numPr>
           <w:ilvl w:val="0"/>
-          <w:numId w:val="1006"/>
+          <w:numId w:val="7"/>
         </w:numPr>
       </w:pPr>
       <w:r>
-        <w:t xml:space="preserve">объём ручной обработки информации;</w:t>
+        <w:t>объём ручной обработки информации;</w:t>
       </w:r>
     </w:p>
     <w:p>
@@ -909,126 +1465,190 @@
         <w:pStyle w:val="Compact"/>
         <w:numPr>
           <w:ilvl w:val="0"/>
-          <w:numId w:val="1006"/>
+          <w:numId w:val="7"/>
         </w:numPr>
-      </w:pPr>
-      <w:r>
-        <w:t xml:space="preserve">качество и достаточность информации для принятия решения.</w:t>
+        <w:rPr>
+          <w:lang w:val="ru-RU"/>
+        </w:rPr>
+      </w:pPr>
+      <w:r>
+        <w:rPr>
+          <w:lang w:val="ru-RU"/>
+        </w:rPr>
+        <w:t>качество и достаточность информации для принятия решения.</w:t>
       </w:r>
     </w:p>
     <w:p>
       <w:pPr>
         <w:pStyle w:val="FirstParagraph"/>
-      </w:pPr>
-      <w:r>
-        <w:t xml:space="preserve">Конкретный набор метрик должен быть окончательно определён после исследования предметной области и доступных источников данных.</w:t>
-      </w:r>
-    </w:p>
-    <w:bookmarkEnd w:id="25"/>
-    <w:bookmarkEnd w:id="26"/>
-    <w:bookmarkStart w:id="27" w:name="требование-к-экспериментальной-проверке"/>
-    <w:p>
-      <w:pPr>
-        <w:pStyle w:val="Heading1"/>
-      </w:pPr>
-      <w:r>
-        <w:t xml:space="preserve">9. Требование к экспериментальной проверке</w:t>
+        <w:rPr>
+          <w:lang w:val="ru-RU"/>
+        </w:rPr>
+      </w:pPr>
+      <w:r>
+        <w:rPr>
+          <w:lang w:val="ru-RU"/>
+        </w:rPr>
+        <w:lastRenderedPageBreak/>
+        <w:t>Конкретный набор метрик должен быть окончательно определён после исследования предметной области и доступных источников данных.</w:t>
+      </w:r>
+    </w:p>
+    <w:p>
+      <w:pPr>
+        <w:pStyle w:val="1"/>
+        <w:rPr>
+          <w:lang w:val="ru-RU"/>
+        </w:rPr>
+      </w:pPr>
+      <w:bookmarkStart w:id="18" w:name="требование-к-экспериментальной-проверке"/>
+      <w:bookmarkEnd w:id="15"/>
+      <w:bookmarkEnd w:id="17"/>
+      <w:r>
+        <w:rPr>
+          <w:lang w:val="ru-RU"/>
+        </w:rPr>
+        <w:t>9. Требование к экспериментальной проверке</w:t>
       </w:r>
     </w:p>
     <w:p>
       <w:pPr>
         <w:pStyle w:val="FirstParagraph"/>
-      </w:pPr>
-      <w:r>
-        <w:t xml:space="preserve">Гипотеза должна проверяться не только демонстрацией работоспособности программного прототипа, но и сравнением состояний или сценариев.</w:t>
-      </w:r>
-    </w:p>
-    <w:p>
-      <w:pPr>
-        <w:pStyle w:val="BodyText"/>
-      </w:pPr>
-      <w:r>
-        <w:t xml:space="preserve">Предпочтительная логика проверки:</w:t>
-      </w:r>
-    </w:p>
-    <w:p>
-      <w:pPr>
-        <w:pStyle w:val="BodyText"/>
+        <w:rPr>
+          <w:lang w:val="ru-RU"/>
+        </w:rPr>
+      </w:pPr>
+      <w:r>
+        <w:rPr>
+          <w:lang w:val="ru-RU"/>
+        </w:rPr>
+        <w:t>Гипотеза должна проверяться не только демонстрацией работоспособности программного прототипа, но и сравнением состояний или сценариев.</w:t>
+      </w:r>
+    </w:p>
+    <w:p>
+      <w:pPr>
+        <w:pStyle w:val="a0"/>
+        <w:rPr>
+          <w:lang w:val="ru-RU"/>
+        </w:rPr>
+      </w:pPr>
+      <w:r>
+        <w:rPr>
+          <w:lang w:val="ru-RU"/>
+        </w:rPr>
+        <w:t>Предпочтительная логика проверки:</w:t>
+      </w:r>
+    </w:p>
+    <w:p>
+      <w:pPr>
+        <w:pStyle w:val="a0"/>
+        <w:rPr>
+          <w:lang w:val="ru-RU"/>
+        </w:rPr>
       </w:pPr>
       <w:r>
         <w:rPr>
           <w:b/>
           <w:bCs/>
         </w:rPr>
-        <w:t xml:space="preserve">Baseline</w:t>
-      </w:r>
-      <w:r>
-        <w:t xml:space="preserve"> </w:t>
-      </w:r>
-      <w:r>
-        <w:t xml:space="preserve">→ управление/анализ без предлагаемого подхода</w:t>
-      </w:r>
-    </w:p>
-    <w:p>
-      <w:pPr>
-        <w:pStyle w:val="BodyText"/>
+        <w:t>Baseline</w:t>
+      </w:r>
+      <w:r>
+        <w:rPr>
+          <w:lang w:val="ru-RU"/>
+        </w:rPr>
+        <w:t xml:space="preserve"> → управление/анализ без предлагаемого подхода</w:t>
+      </w:r>
+    </w:p>
+    <w:p>
+      <w:pPr>
+        <w:pStyle w:val="a0"/>
+        <w:rPr>
+          <w:lang w:val="ru-RU"/>
+        </w:rPr>
       </w:pPr>
       <w:r>
         <w:rPr>
           <w:b/>
           <w:bCs/>
         </w:rPr>
-        <w:t xml:space="preserve">Proposed Approach</w:t>
-      </w:r>
-      <w:r>
-        <w:t xml:space="preserve"> </w:t>
-      </w:r>
-      <w:r>
-        <w:t xml:space="preserve">→ управление/анализ с использованием унифицированного представления событий и автоматизированной аналитики</w:t>
-      </w:r>
-    </w:p>
-    <w:p>
-      <w:pPr>
-        <w:pStyle w:val="BodyText"/>
-      </w:pPr>
+        <w:t>Proposed</w:t>
+      </w:r>
       <w:r>
         <w:rPr>
           <w:b/>
           <w:bCs/>
-        </w:rPr>
-        <w:t xml:space="preserve">Comparison</w:t>
-      </w:r>
-      <w:r>
+          <w:lang w:val="ru-RU"/>
+        </w:rPr>
         <w:t xml:space="preserve"> </w:t>
       </w:r>
-      <w:r>
-        <w:t xml:space="preserve">→ сравнение по заранее определённым метрикам</w:t>
-      </w:r>
-    </w:p>
-    <w:p>
-      <w:pPr>
-        <w:pStyle w:val="BodyText"/>
-      </w:pPr>
       <w:r>
         <w:rPr>
           <w:b/>
           <w:bCs/>
         </w:rPr>
-        <w:t xml:space="preserve">Interpretation</w:t>
-      </w:r>
-      <w:r>
-        <w:t xml:space="preserve"> </w:t>
-      </w:r>
-      <w:r>
-        <w:t xml:space="preserve">→ определение того, подтверждаются ли предполагаемые эффекты и при каких условиях</w:t>
-      </w:r>
-    </w:p>
-    <w:p>
-      <w:pPr>
-        <w:pStyle w:val="BodyText"/>
-      </w:pPr>
-      <w:r>
-        <w:t xml:space="preserve">В зависимости от доступности реальных данных могут использоваться:</w:t>
+        <w:t>Approach</w:t>
+      </w:r>
+      <w:r>
+        <w:rPr>
+          <w:lang w:val="ru-RU"/>
+        </w:rPr>
+        <w:t xml:space="preserve"> → управление/анализ с использованием унифицированного представления событий и автоматизированной аналитики</w:t>
+      </w:r>
+    </w:p>
+    <w:p>
+      <w:pPr>
+        <w:pStyle w:val="a0"/>
+        <w:rPr>
+          <w:lang w:val="ru-RU"/>
+        </w:rPr>
+      </w:pPr>
+      <w:r>
+        <w:rPr>
+          <w:b/>
+          <w:bCs/>
+        </w:rPr>
+        <w:t>Comparison</w:t>
+      </w:r>
+      <w:r>
+        <w:rPr>
+          <w:lang w:val="ru-RU"/>
+        </w:rPr>
+        <w:t xml:space="preserve"> → сравнение по заранее определённым метрикам</w:t>
+      </w:r>
+    </w:p>
+    <w:p>
+      <w:pPr>
+        <w:pStyle w:val="a0"/>
+        <w:rPr>
+          <w:lang w:val="ru-RU"/>
+        </w:rPr>
+      </w:pPr>
+      <w:r>
+        <w:rPr>
+          <w:b/>
+          <w:bCs/>
+        </w:rPr>
+        <w:t>Interpretation</w:t>
+      </w:r>
+      <w:r>
+        <w:rPr>
+          <w:lang w:val="ru-RU"/>
+        </w:rPr>
+        <w:t xml:space="preserve"> → определение того, подтверждаются ли предполагаемые эффекты и при каких условиях</w:t>
+      </w:r>
+    </w:p>
+    <w:p>
+      <w:pPr>
+        <w:pStyle w:val="a0"/>
+        <w:rPr>
+          <w:lang w:val="ru-RU"/>
+        </w:rPr>
+      </w:pPr>
+      <w:r>
+        <w:rPr>
+          <w:lang w:val="ru-RU"/>
+        </w:rPr>
+        <w:t>В зависимости от доступности реальных данных могут использоваться:</w:t>
       </w:r>
     </w:p>
     <w:p>
@@ -1036,11 +1656,32 @@
         <w:pStyle w:val="Compact"/>
         <w:numPr>
           <w:ilvl w:val="0"/>
-          <w:numId w:val="1007"/>
+          <w:numId w:val="8"/>
         </w:numPr>
       </w:pPr>
-      <w:r>
-        <w:t xml:space="preserve">разрешённые обезличенные данные предприятия;</w:t>
+      <w:proofErr w:type="spellStart"/>
+      <w:r>
+        <w:t>разрешённые</w:t>
+      </w:r>
+      <w:proofErr w:type="spellEnd"/>
+      <w:r>
+        <w:t xml:space="preserve"> </w:t>
+      </w:r>
+      <w:proofErr w:type="spellStart"/>
+      <w:r>
+        <w:t>обезличенные</w:t>
+      </w:r>
+      <w:proofErr w:type="spellEnd"/>
+      <w:r>
+        <w:t xml:space="preserve"> данные </w:t>
+      </w:r>
+      <w:proofErr w:type="spellStart"/>
+      <w:r>
+        <w:t>предприятия</w:t>
+      </w:r>
+      <w:proofErr w:type="spellEnd"/>
+      <w:r>
+        <w:t>;</w:t>
       </w:r>
     </w:p>
     <w:p>
@@ -1048,11 +1689,11 @@
         <w:pStyle w:val="Compact"/>
         <w:numPr>
           <w:ilvl w:val="0"/>
-          <w:numId w:val="1007"/>
+          <w:numId w:val="8"/>
         </w:numPr>
       </w:pPr>
       <w:r>
-        <w:t xml:space="preserve">синтетические журналы событий;</w:t>
+        <w:t>синтетические журналы событий;</w:t>
       </w:r>
     </w:p>
     <w:p>
@@ -1060,11 +1701,11 @@
         <w:pStyle w:val="Compact"/>
         <w:numPr>
           <w:ilvl w:val="0"/>
-          <w:numId w:val="1007"/>
+          <w:numId w:val="8"/>
         </w:numPr>
       </w:pPr>
       <w:r>
-        <w:t xml:space="preserve">экспериментальные сценарии;</w:t>
+        <w:t>экспериментальные сценарии;</w:t>
       </w:r>
     </w:p>
     <w:p>
@@ -1072,11 +1713,11 @@
         <w:pStyle w:val="Compact"/>
         <w:numPr>
           <w:ilvl w:val="0"/>
-          <w:numId w:val="1007"/>
+          <w:numId w:val="8"/>
         </w:numPr>
       </w:pPr>
       <w:r>
-        <w:t xml:space="preserve">результаты моделирования;</w:t>
+        <w:t>результаты моделирования;</w:t>
       </w:r>
     </w:p>
     <w:p>
@@ -1084,45 +1725,83 @@
         <w:pStyle w:val="Compact"/>
         <w:numPr>
           <w:ilvl w:val="0"/>
-          <w:numId w:val="1007"/>
+          <w:numId w:val="8"/>
         </w:numPr>
       </w:pPr>
       <w:r>
-        <w:t xml:space="preserve">экспертные оценки.</w:t>
+        <w:t>экспертные оценки.</w:t>
       </w:r>
     </w:p>
     <w:p>
       <w:pPr>
         <w:pStyle w:val="FirstParagraph"/>
-      </w:pPr>
-      <w:r>
-        <w:t xml:space="preserve">Синтетические данные не должны выдаваться за реальные данные предприятия.</w:t>
-      </w:r>
-    </w:p>
-    <w:bookmarkEnd w:id="27"/>
-    <w:bookmarkStart w:id="28" w:name="условия-подтверждения-и-опровержения"/>
-    <w:p>
-      <w:pPr>
-        <w:pStyle w:val="Heading1"/>
-      </w:pPr>
-      <w:r>
-        <w:t xml:space="preserve">10. Условия подтверждения и опровержения</w:t>
+        <w:rPr>
+          <w:lang w:val="ru-RU"/>
+        </w:rPr>
+      </w:pPr>
+      <w:r>
+        <w:rPr>
+          <w:lang w:val="ru-RU"/>
+        </w:rPr>
+        <w:t>Синтетические данные не должны выдаваться за реальные данные предприятия.</w:t>
+      </w:r>
+    </w:p>
+    <w:p>
+      <w:pPr>
+        <w:pStyle w:val="1"/>
+        <w:rPr>
+          <w:lang w:val="ru-RU"/>
+        </w:rPr>
+      </w:pPr>
+      <w:bookmarkStart w:id="19" w:name="условия-подтверждения-и-опровержения"/>
+      <w:bookmarkEnd w:id="18"/>
+      <w:r>
+        <w:rPr>
+          <w:lang w:val="ru-RU"/>
+        </w:rPr>
+        <w:t>10. Условия подтверждения и опровержения</w:t>
       </w:r>
     </w:p>
     <w:p>
       <w:pPr>
         <w:pStyle w:val="FirstParagraph"/>
-      </w:pPr>
-      <w:r>
-        <w:t xml:space="preserve">Гипотеза может считаться поддержанной, если эксперимент показывает статистически, количественно или экспертно обоснованное улучшение одной или нескольких заранее определённых характеристик управления при сохранении приемлемого качества результата.</w:t>
-      </w:r>
-    </w:p>
-    <w:p>
-      <w:pPr>
-        <w:pStyle w:val="BodyText"/>
-      </w:pPr>
-      <w:r>
-        <w:t xml:space="preserve">Гипотеза может считаться неподтверждённой, если:</w:t>
+        <w:rPr>
+          <w:lang w:val="ru-RU"/>
+        </w:rPr>
+      </w:pPr>
+      <w:r>
+        <w:rPr>
+          <w:lang w:val="ru-RU"/>
+        </w:rPr>
+        <w:t xml:space="preserve">Гипотеза может считаться поддержанной, если эксперимент показывает статистически, количественно или </w:t>
+      </w:r>
+      <w:proofErr w:type="spellStart"/>
+      <w:r>
+        <w:rPr>
+          <w:lang w:val="ru-RU"/>
+        </w:rPr>
+        <w:t>экспертно</w:t>
+      </w:r>
+      <w:proofErr w:type="spellEnd"/>
+      <w:r>
+        <w:rPr>
+          <w:lang w:val="ru-RU"/>
+        </w:rPr>
+        <w:t xml:space="preserve"> обоснованное улучшение одной или нескольких заранее определённых характеристик управления при сохранении приемлемого качества результата.</w:t>
+      </w:r>
+    </w:p>
+    <w:p>
+      <w:pPr>
+        <w:pStyle w:val="a0"/>
+        <w:rPr>
+          <w:lang w:val="ru-RU"/>
+        </w:rPr>
+      </w:pPr>
+      <w:r>
+        <w:rPr>
+          <w:lang w:val="ru-RU"/>
+        </w:rPr>
+        <w:t>Гипотеза может считаться неподтверждённой, если:</w:t>
       </w:r>
     </w:p>
     <w:p>
@@ -1130,11 +1809,40 @@
         <w:pStyle w:val="Compact"/>
         <w:numPr>
           <w:ilvl w:val="0"/>
-          <w:numId w:val="1008"/>
+          <w:numId w:val="9"/>
         </w:numPr>
       </w:pPr>
-      <w:r>
-        <w:t xml:space="preserve">ожидаемое изменение не наблюдается;</w:t>
+      <w:proofErr w:type="spellStart"/>
+      <w:r>
+        <w:t>ожидаемое</w:t>
+      </w:r>
+      <w:proofErr w:type="spellEnd"/>
+      <w:r>
+        <w:t xml:space="preserve"> </w:t>
+      </w:r>
+      <w:proofErr w:type="spellStart"/>
+      <w:r>
+        <w:t>изменение</w:t>
+      </w:r>
+      <w:proofErr w:type="spellEnd"/>
+      <w:r>
+        <w:t xml:space="preserve"> </w:t>
+      </w:r>
+      <w:proofErr w:type="spellStart"/>
+      <w:r>
+        <w:t>не</w:t>
+      </w:r>
+      <w:proofErr w:type="spellEnd"/>
+      <w:r>
+        <w:t xml:space="preserve"> </w:t>
+      </w:r>
+      <w:proofErr w:type="spellStart"/>
+      <w:r>
+        <w:t>наблюдается</w:t>
+      </w:r>
+      <w:proofErr w:type="spellEnd"/>
+      <w:r>
+        <w:t>;</w:t>
       </w:r>
     </w:p>
     <w:p>
@@ -1142,11 +1850,17 @@
         <w:pStyle w:val="Compact"/>
         <w:numPr>
           <w:ilvl w:val="0"/>
-          <w:numId w:val="1008"/>
+          <w:numId w:val="9"/>
         </w:numPr>
-      </w:pPr>
-      <w:r>
-        <w:t xml:space="preserve">эффект недостаточен относительно выбранного критерия;</w:t>
+        <w:rPr>
+          <w:lang w:val="ru-RU"/>
+        </w:rPr>
+      </w:pPr>
+      <w:r>
+        <w:rPr>
+          <w:lang w:val="ru-RU"/>
+        </w:rPr>
+        <w:t>эффект недостаточен относительно выбранного критерия;</w:t>
       </w:r>
     </w:p>
     <w:p>
@@ -1154,11 +1868,17 @@
         <w:pStyle w:val="Compact"/>
         <w:numPr>
           <w:ilvl w:val="0"/>
-          <w:numId w:val="1008"/>
+          <w:numId w:val="9"/>
         </w:numPr>
-      </w:pPr>
-      <w:r>
-        <w:t xml:space="preserve">автоматизированный подход не превосходит базовый сценарий;</w:t>
+        <w:rPr>
+          <w:lang w:val="ru-RU"/>
+        </w:rPr>
+      </w:pPr>
+      <w:r>
+        <w:rPr>
+          <w:lang w:val="ru-RU"/>
+        </w:rPr>
+        <w:t>автоматизированный подход не превосходит базовый сценарий;</w:t>
       </w:r>
     </w:p>
     <w:p>
@@ -1166,11 +1886,17 @@
         <w:pStyle w:val="Compact"/>
         <w:numPr>
           <w:ilvl w:val="0"/>
-          <w:numId w:val="1008"/>
+          <w:numId w:val="9"/>
         </w:numPr>
-      </w:pPr>
-      <w:r>
-        <w:t xml:space="preserve">улучшение одного показателя достигается ценой существенного ухудшения другого;</w:t>
+        <w:rPr>
+          <w:lang w:val="ru-RU"/>
+        </w:rPr>
+      </w:pPr>
+      <w:r>
+        <w:rPr>
+          <w:lang w:val="ru-RU"/>
+        </w:rPr>
+        <w:t>улучшение одного показателя достигается ценой существенного ухудшения другого;</w:t>
       </w:r>
     </w:p>
     <w:p>
@@ -1178,498 +1904,694 @@
         <w:pStyle w:val="Compact"/>
         <w:numPr>
           <w:ilvl w:val="0"/>
-          <w:numId w:val="1008"/>
+          <w:numId w:val="9"/>
         </w:numPr>
-      </w:pPr>
-      <w:r>
-        <w:t xml:space="preserve">метод работает только на узком искусственном сценарии и не переносится на релевантные условия исследования.</w:t>
+        <w:rPr>
+          <w:lang w:val="ru-RU"/>
+        </w:rPr>
+      </w:pPr>
+      <w:r>
+        <w:rPr>
+          <w:lang w:val="ru-RU"/>
+        </w:rPr>
+        <w:t>метод работает только на узком искусственном сценарии и не переносится на релевантные условия исследования.</w:t>
       </w:r>
     </w:p>
     <w:p>
       <w:pPr>
         <w:pStyle w:val="FirstParagraph"/>
-      </w:pPr>
-      <w:r>
-        <w:t xml:space="preserve">Отрицательный результат также является допустимым исследовательским результатом, поскольку позволяет установить границы применимости предложенного подхода.</w:t>
-      </w:r>
-    </w:p>
-    <w:bookmarkEnd w:id="28"/>
-    <w:bookmarkStart w:id="29" w:name="Xde99b580886e12f8587ae85dd5e510f6a4a10f4"/>
-    <w:p>
-      <w:pPr>
-        <w:pStyle w:val="Heading1"/>
-      </w:pPr>
-      <w:r>
-        <w:t xml:space="preserve">11. Связь гипотезы с последующими этапами исследования</w:t>
+        <w:rPr>
+          <w:lang w:val="ru-RU"/>
+        </w:rPr>
+      </w:pPr>
+      <w:r>
+        <w:rPr>
+          <w:lang w:val="ru-RU"/>
+        </w:rPr>
+        <w:lastRenderedPageBreak/>
+        <w:t>Отрицательный результат также является допустимым исследовательским результатом, поскольку позволяет установить границы применимости предложенного подхода.</w:t>
+      </w:r>
+    </w:p>
+    <w:p>
+      <w:pPr>
+        <w:pStyle w:val="1"/>
+        <w:rPr>
+          <w:lang w:val="ru-RU"/>
+        </w:rPr>
+      </w:pPr>
+      <w:bookmarkStart w:id="20" w:name="Xde99b580886e12f8587ae85dd5e510f6a4a10f4"/>
+      <w:bookmarkEnd w:id="19"/>
+      <w:r>
+        <w:rPr>
+          <w:lang w:val="ru-RU"/>
+        </w:rPr>
+        <w:t>11. Связь гипотезы с последующими этапами исследования</w:t>
       </w:r>
     </w:p>
     <w:tbl>
       <w:tblPr>
         <w:tblStyle w:val="Table"/>
-        <w:tblW w:type="pct" w:w="5000"/>
+        <w:tblW w:w="5000" w:type="pct"/>
         <w:tblLayout w:type="fixed"/>
-        <w:tblLook w:firstRow="1" w:lastRow="0" w:firstColumn="0" w:lastColumn="0" w:noHBand="0" w:noVBand="0" w:val="0020"/>
+        <w:tblLook w:val="0020" w:firstRow="1" w:lastRow="0" w:firstColumn="0" w:lastColumn="0" w:noHBand="0" w:noVBand="0"/>
       </w:tblPr>
       <w:tblGrid>
-        <w:gridCol w:w="2640"/>
-        <w:gridCol w:w="2640"/>
-        <w:gridCol w:w="2640"/>
+        <w:gridCol w:w="3301"/>
+        <w:gridCol w:w="3302"/>
+        <w:gridCol w:w="3302"/>
       </w:tblGrid>
       <w:tr>
         <w:trPr>
-          <w:tblHeader w:val="on"/>
+          <w:cnfStyle w:val="100000000000" w:firstRow="1" w:lastRow="0" w:firstColumn="0" w:lastColumn="0" w:oddVBand="0" w:evenVBand="0" w:oddHBand="0" w:evenHBand="0" w:firstRowFirstColumn="0" w:firstRowLastColumn="0" w:lastRowFirstColumn="0" w:lastRowLastColumn="0"/>
+          <w:tblHeader/>
         </w:trPr>
         <w:tc>
-          <w:tcPr/>
+          <w:tcPr>
+            <w:tcW w:w="2640" w:type="dxa"/>
+          </w:tcPr>
+          <w:p>
+            <w:pPr>
+              <w:pStyle w:val="Compact"/>
+            </w:pPr>
+            <w:proofErr w:type="spellStart"/>
+            <w:r>
+              <w:t>Этап</w:t>
+            </w:r>
+            <w:proofErr w:type="spellEnd"/>
+          </w:p>
+        </w:tc>
+        <w:tc>
+          <w:tcPr>
+            <w:tcW w:w="2640" w:type="dxa"/>
+          </w:tcPr>
           <w:p>
             <w:pPr>
               <w:pStyle w:val="Compact"/>
             </w:pPr>
             <w:r>
-              <w:t xml:space="preserve">Этап</w:t>
+              <w:t>Что необходимо установить</w:t>
             </w:r>
           </w:p>
         </w:tc>
         <w:tc>
-          <w:tcPr/>
+          <w:tcPr>
+            <w:tcW w:w="2640" w:type="dxa"/>
+          </w:tcPr>
           <w:p>
             <w:pPr>
               <w:pStyle w:val="Compact"/>
             </w:pPr>
             <w:r>
-              <w:t xml:space="preserve">Что необходимо установить</w:t>
-            </w:r>
-          </w:p>
-        </w:tc>
-        <w:tc>
-          <w:tcPr/>
-          <w:p>
-            <w:pPr>
-              <w:pStyle w:val="Compact"/>
-            </w:pPr>
-            <w:r>
-              <w:t xml:space="preserve">Связь с гипотезой</w:t>
+              <w:t>Связь с гипотезой</w:t>
             </w:r>
           </w:p>
         </w:tc>
       </w:tr>
       <w:tr>
         <w:tc>
-          <w:tcPr/>
+          <w:tcPr>
+            <w:tcW w:w="2640" w:type="dxa"/>
+          </w:tcPr>
           <w:p>
             <w:pPr>
               <w:pStyle w:val="Compact"/>
             </w:pPr>
             <w:r>
-              <w:t xml:space="preserve">Исследование предметной области</w:t>
+              <w:t>Исследование предметной области</w:t>
             </w:r>
           </w:p>
         </w:tc>
         <w:tc>
-          <w:tcPr/>
+          <w:tcPr>
+            <w:tcW w:w="2640" w:type="dxa"/>
+          </w:tcPr>
+          <w:p>
+            <w:pPr>
+              <w:pStyle w:val="Compact"/>
+              <w:rPr>
+                <w:lang w:val="ru-RU"/>
+              </w:rPr>
+            </w:pPr>
+            <w:r>
+              <w:rPr>
+                <w:lang w:val="ru-RU"/>
+              </w:rPr>
+              <w:t>Как реально устроены процессы ТОиР</w:t>
+            </w:r>
+          </w:p>
+        </w:tc>
+        <w:tc>
+          <w:tcPr>
+            <w:tcW w:w="2640" w:type="dxa"/>
+          </w:tcPr>
           <w:p>
             <w:pPr>
               <w:pStyle w:val="Compact"/>
             </w:pPr>
             <w:r>
-              <w:t xml:space="preserve">Как реально устроены процессы ТОиР</w:t>
+              <w:t xml:space="preserve">Проверка </w:t>
             </w:r>
+            <w:proofErr w:type="spellStart"/>
+            <w:r>
+              <w:t>исходных</w:t>
+            </w:r>
+            <w:proofErr w:type="spellEnd"/>
+            <w:r>
+              <w:t xml:space="preserve"> </w:t>
+            </w:r>
+            <w:proofErr w:type="spellStart"/>
+            <w:r>
+              <w:t>предположений</w:t>
+            </w:r>
+            <w:proofErr w:type="spellEnd"/>
           </w:p>
         </w:tc>
+      </w:tr>
+      <w:tr>
         <w:tc>
-          <w:tcPr/>
+          <w:tcPr>
+            <w:tcW w:w="2640" w:type="dxa"/>
+          </w:tcPr>
           <w:p>
             <w:pPr>
               <w:pStyle w:val="Compact"/>
             </w:pPr>
             <w:r>
-              <w:t xml:space="preserve">Проверка исходных предположений</w:t>
+              <w:t>AS-IS анализ</w:t>
+            </w:r>
+          </w:p>
+        </w:tc>
+        <w:tc>
+          <w:tcPr>
+            <w:tcW w:w="2640" w:type="dxa"/>
+          </w:tcPr>
+          <w:p>
+            <w:pPr>
+              <w:pStyle w:val="Compact"/>
+              <w:rPr>
+                <w:lang w:val="ru-RU"/>
+              </w:rPr>
+            </w:pPr>
+            <w:r>
+              <w:rPr>
+                <w:lang w:val="ru-RU"/>
+              </w:rPr>
+              <w:t>Какие события, состояния и передачи фактически возникают</w:t>
+            </w:r>
+          </w:p>
+        </w:tc>
+        <w:tc>
+          <w:tcPr>
+            <w:tcW w:w="2640" w:type="dxa"/>
+          </w:tcPr>
+          <w:p>
+            <w:pPr>
+              <w:pStyle w:val="Compact"/>
+            </w:pPr>
+            <w:r>
+              <w:t xml:space="preserve">Определение </w:t>
+            </w:r>
+            <w:proofErr w:type="spellStart"/>
+            <w:r>
+              <w:t>наблюдаемости</w:t>
+            </w:r>
+            <w:proofErr w:type="spellEnd"/>
+          </w:p>
+        </w:tc>
+      </w:tr>
+      <w:tr>
+        <w:tc>
+          <w:tcPr>
+            <w:tcW w:w="2640" w:type="dxa"/>
+          </w:tcPr>
+          <w:p>
+            <w:pPr>
+              <w:pStyle w:val="Compact"/>
+            </w:pPr>
+            <w:r>
+              <w:t>Реестр проблем</w:t>
+            </w:r>
+          </w:p>
+        </w:tc>
+        <w:tc>
+          <w:tcPr>
+            <w:tcW w:w="2640" w:type="dxa"/>
+          </w:tcPr>
+          <w:p>
+            <w:pPr>
+              <w:pStyle w:val="Compact"/>
+              <w:rPr>
+                <w:lang w:val="ru-RU"/>
+              </w:rPr>
+            </w:pPr>
+            <w:r>
+              <w:rPr>
+                <w:lang w:val="ru-RU"/>
+              </w:rPr>
+              <w:t>Какие отклонения и узкие места реально существуют</w:t>
+            </w:r>
+          </w:p>
+        </w:tc>
+        <w:tc>
+          <w:tcPr>
+            <w:tcW w:w="2640" w:type="dxa"/>
+          </w:tcPr>
+          <w:p>
+            <w:pPr>
+              <w:pStyle w:val="Compact"/>
+            </w:pPr>
+            <w:proofErr w:type="spellStart"/>
+            <w:r>
+              <w:t>Формирование</w:t>
+            </w:r>
+            <w:proofErr w:type="spellEnd"/>
+            <w:r>
+              <w:t xml:space="preserve"> объектов анализа</w:t>
             </w:r>
           </w:p>
         </w:tc>
       </w:tr>
       <w:tr>
         <w:tc>
-          <w:tcPr/>
+          <w:tcPr>
+            <w:tcW w:w="2640" w:type="dxa"/>
+          </w:tcPr>
           <w:p>
             <w:pPr>
               <w:pStyle w:val="Compact"/>
             </w:pPr>
             <w:r>
-              <w:t xml:space="preserve">AS-IS анализ</w:t>
+              <w:t>KPI и измеримость</w:t>
             </w:r>
           </w:p>
         </w:tc>
         <w:tc>
-          <w:tcPr/>
+          <w:tcPr>
+            <w:tcW w:w="2640" w:type="dxa"/>
+          </w:tcPr>
+          <w:p>
+            <w:pPr>
+              <w:pStyle w:val="Compact"/>
+              <w:rPr>
+                <w:lang w:val="ru-RU"/>
+              </w:rPr>
+            </w:pPr>
+            <w:r>
+              <w:rPr>
+                <w:lang w:val="ru-RU"/>
+              </w:rPr>
+              <w:t>Что именно можно количественно измерить</w:t>
+            </w:r>
+          </w:p>
+        </w:tc>
+        <w:tc>
+          <w:tcPr>
+            <w:tcW w:w="2640" w:type="dxa"/>
+          </w:tcPr>
+          <w:p>
+            <w:pPr>
+              <w:pStyle w:val="Compact"/>
+            </w:pPr>
+            <w:proofErr w:type="spellStart"/>
+            <w:r>
+              <w:t>Операционализация</w:t>
+            </w:r>
+            <w:proofErr w:type="spellEnd"/>
+            <w:r>
+              <w:t xml:space="preserve"> </w:t>
+            </w:r>
+            <w:proofErr w:type="spellStart"/>
+            <w:r>
+              <w:t>гипотезы</w:t>
+            </w:r>
+            <w:proofErr w:type="spellEnd"/>
+          </w:p>
+        </w:tc>
+      </w:tr>
+      <w:tr>
+        <w:tc>
+          <w:tcPr>
+            <w:tcW w:w="2640" w:type="dxa"/>
+          </w:tcPr>
           <w:p>
             <w:pPr>
               <w:pStyle w:val="Compact"/>
             </w:pPr>
             <w:r>
-              <w:t xml:space="preserve">Какие события, состояния и передачи фактически возникают</w:t>
+              <w:t>Анализ ИС и подходов</w:t>
             </w:r>
           </w:p>
         </w:tc>
         <w:tc>
-          <w:tcPr/>
+          <w:tcPr>
+            <w:tcW w:w="2640" w:type="dxa"/>
+          </w:tcPr>
+          <w:p>
+            <w:pPr>
+              <w:pStyle w:val="Compact"/>
+              <w:rPr>
+                <w:lang w:val="ru-RU"/>
+              </w:rPr>
+            </w:pPr>
+            <w:r>
+              <w:rPr>
+                <w:lang w:val="ru-RU"/>
+              </w:rPr>
+              <w:t>Что уже обеспечивается существующей инфраструктурой</w:t>
+            </w:r>
+          </w:p>
+        </w:tc>
+        <w:tc>
+          <w:tcPr>
+            <w:tcW w:w="2640" w:type="dxa"/>
+          </w:tcPr>
           <w:p>
             <w:pPr>
               <w:pStyle w:val="Compact"/>
             </w:pPr>
             <w:r>
-              <w:t xml:space="preserve">Определение наблюдаемости</w:t>
+              <w:t xml:space="preserve">Определение </w:t>
+            </w:r>
+            <w:proofErr w:type="spellStart"/>
+            <w:r>
+              <w:t>необходимости</w:t>
+            </w:r>
+            <w:proofErr w:type="spellEnd"/>
+            <w:r>
+              <w:t xml:space="preserve"> </w:t>
+            </w:r>
+            <w:proofErr w:type="spellStart"/>
+            <w:r>
+              <w:t>дополнительного</w:t>
+            </w:r>
+            <w:proofErr w:type="spellEnd"/>
+            <w:r>
+              <w:t xml:space="preserve"> </w:t>
+            </w:r>
+            <w:proofErr w:type="spellStart"/>
+            <w:r>
+              <w:t>слоя</w:t>
+            </w:r>
+            <w:proofErr w:type="spellEnd"/>
+          </w:p>
+        </w:tc>
+      </w:tr>
+      <w:tr>
+        <w:tc>
+          <w:tcPr>
+            <w:tcW w:w="2640" w:type="dxa"/>
+          </w:tcPr>
+          <w:p>
+            <w:pPr>
+              <w:pStyle w:val="Compact"/>
+            </w:pPr>
+            <w:r>
+              <w:t>Требования</w:t>
+            </w:r>
+          </w:p>
+        </w:tc>
+        <w:tc>
+          <w:tcPr>
+            <w:tcW w:w="2640" w:type="dxa"/>
+          </w:tcPr>
+          <w:p>
+            <w:pPr>
+              <w:pStyle w:val="Compact"/>
+            </w:pPr>
+            <w:r>
+              <w:t>Какая информация нужна пользователю</w:t>
+            </w:r>
+          </w:p>
+        </w:tc>
+        <w:tc>
+          <w:tcPr>
+            <w:tcW w:w="2640" w:type="dxa"/>
+          </w:tcPr>
+          <w:p>
+            <w:pPr>
+              <w:pStyle w:val="Compact"/>
+            </w:pPr>
+            <w:r>
+              <w:t>Формирование проверяемых функций</w:t>
             </w:r>
           </w:p>
         </w:tc>
       </w:tr>
       <w:tr>
         <w:tc>
-          <w:tcPr/>
+          <w:tcPr>
+            <w:tcW w:w="2640" w:type="dxa"/>
+          </w:tcPr>
           <w:p>
             <w:pPr>
               <w:pStyle w:val="Compact"/>
             </w:pPr>
             <w:r>
-              <w:t xml:space="preserve">Реестр проблем</w:t>
+              <w:t>Концепция</w:t>
             </w:r>
           </w:p>
         </w:tc>
         <w:tc>
-          <w:tcPr/>
+          <w:tcPr>
+            <w:tcW w:w="2640" w:type="dxa"/>
+          </w:tcPr>
+          <w:p>
+            <w:pPr>
+              <w:pStyle w:val="Compact"/>
+              <w:rPr>
+                <w:lang w:val="ru-RU"/>
+              </w:rPr>
+            </w:pPr>
+            <w:r>
+              <w:rPr>
+                <w:lang w:val="ru-RU"/>
+              </w:rPr>
+              <w:t>Как реализовать предполагаемый механизм воздействия</w:t>
+            </w:r>
+          </w:p>
+        </w:tc>
+        <w:tc>
+          <w:tcPr>
+            <w:tcW w:w="2640" w:type="dxa"/>
+          </w:tcPr>
+          <w:p>
+            <w:pPr>
+              <w:pStyle w:val="Compact"/>
+            </w:pPr>
+            <w:proofErr w:type="spellStart"/>
+            <w:r>
+              <w:t>Построение</w:t>
+            </w:r>
+            <w:proofErr w:type="spellEnd"/>
+            <w:r>
+              <w:t xml:space="preserve"> </w:t>
+            </w:r>
+            <w:proofErr w:type="spellStart"/>
+            <w:r>
+              <w:t>решения</w:t>
+            </w:r>
+            <w:proofErr w:type="spellEnd"/>
+          </w:p>
+        </w:tc>
+      </w:tr>
+      <w:tr>
+        <w:tc>
+          <w:tcPr>
+            <w:tcW w:w="2640" w:type="dxa"/>
+          </w:tcPr>
           <w:p>
             <w:pPr>
               <w:pStyle w:val="Compact"/>
             </w:pPr>
             <w:r>
-              <w:t xml:space="preserve">Какие отклонения и узкие места реально существуют</w:t>
+              <w:t>Эксперимент</w:t>
             </w:r>
           </w:p>
         </w:tc>
         <w:tc>
-          <w:tcPr/>
+          <w:tcPr>
+            <w:tcW w:w="2640" w:type="dxa"/>
+          </w:tcPr>
+          <w:p>
+            <w:pPr>
+              <w:pStyle w:val="Compact"/>
+              <w:rPr>
+                <w:lang w:val="ru-RU"/>
+              </w:rPr>
+            </w:pPr>
+            <w:r>
+              <w:rPr>
+                <w:lang w:val="ru-RU"/>
+              </w:rPr>
+              <w:t>Как сравнить базовый и предлагаемый подход</w:t>
+            </w:r>
+          </w:p>
+        </w:tc>
+        <w:tc>
+          <w:tcPr>
+            <w:tcW w:w="2640" w:type="dxa"/>
+          </w:tcPr>
           <w:p>
             <w:pPr>
               <w:pStyle w:val="Compact"/>
             </w:pPr>
             <w:r>
-              <w:t xml:space="preserve">Формирование объектов анализа</w:t>
+              <w:t xml:space="preserve">Проверка </w:t>
             </w:r>
-          </w:p>
-        </w:tc>
-      </w:tr>
-      <w:tr>
-        <w:tc>
-          <w:tcPr/>
-          <w:p>
-            <w:pPr>
-              <w:pStyle w:val="Compact"/>
-            </w:pPr>
+            <w:proofErr w:type="spellStart"/>
             <w:r>
-              <w:t xml:space="preserve">KPI и измеримость</w:t>
+              <w:t>гипотезы</w:t>
             </w:r>
-          </w:p>
-        </w:tc>
-        <w:tc>
-          <w:tcPr/>
-          <w:p>
-            <w:pPr>
-              <w:pStyle w:val="Compact"/>
-            </w:pPr>
-            <w:r>
-              <w:t xml:space="preserve">Что именно можно количественно измерить</w:t>
-            </w:r>
-          </w:p>
-        </w:tc>
-        <w:tc>
-          <w:tcPr/>
-          <w:p>
-            <w:pPr>
-              <w:pStyle w:val="Compact"/>
-            </w:pPr>
-            <w:r>
-              <w:t xml:space="preserve">Операционализация гипотезы</w:t>
-            </w:r>
-          </w:p>
-        </w:tc>
-      </w:tr>
-      <w:tr>
-        <w:tc>
-          <w:tcPr/>
-          <w:p>
-            <w:pPr>
-              <w:pStyle w:val="Compact"/>
-            </w:pPr>
-            <w:r>
-              <w:t xml:space="preserve">Анализ ИС и подходов</w:t>
-            </w:r>
-          </w:p>
-        </w:tc>
-        <w:tc>
-          <w:tcPr/>
-          <w:p>
-            <w:pPr>
-              <w:pStyle w:val="Compact"/>
-            </w:pPr>
-            <w:r>
-              <w:t xml:space="preserve">Что уже обеспечивается существующей инфраструктурой</w:t>
-            </w:r>
-          </w:p>
-        </w:tc>
-        <w:tc>
-          <w:tcPr/>
-          <w:p>
-            <w:pPr>
-              <w:pStyle w:val="Compact"/>
-            </w:pPr>
-            <w:r>
-              <w:t xml:space="preserve">Определение необходимости дополнительного слоя</w:t>
-            </w:r>
-          </w:p>
-        </w:tc>
-      </w:tr>
-      <w:tr>
-        <w:tc>
-          <w:tcPr/>
-          <w:p>
-            <w:pPr>
-              <w:pStyle w:val="Compact"/>
-            </w:pPr>
-            <w:r>
-              <w:t xml:space="preserve">Требования</w:t>
-            </w:r>
-          </w:p>
-        </w:tc>
-        <w:tc>
-          <w:tcPr/>
-          <w:p>
-            <w:pPr>
-              <w:pStyle w:val="Compact"/>
-            </w:pPr>
-            <w:r>
-              <w:t xml:space="preserve">Какая информация нужна пользователю</w:t>
-            </w:r>
-          </w:p>
-        </w:tc>
-        <w:tc>
-          <w:tcPr/>
-          <w:p>
-            <w:pPr>
-              <w:pStyle w:val="Compact"/>
-            </w:pPr>
-            <w:r>
-              <w:t xml:space="preserve">Формирование проверяемых функций</w:t>
-            </w:r>
-          </w:p>
-        </w:tc>
-      </w:tr>
-      <w:tr>
-        <w:tc>
-          <w:tcPr/>
-          <w:p>
-            <w:pPr>
-              <w:pStyle w:val="Compact"/>
-            </w:pPr>
-            <w:r>
-              <w:t xml:space="preserve">Концепция</w:t>
-            </w:r>
-          </w:p>
-        </w:tc>
-        <w:tc>
-          <w:tcPr/>
-          <w:p>
-            <w:pPr>
-              <w:pStyle w:val="Compact"/>
-            </w:pPr>
-            <w:r>
-              <w:t xml:space="preserve">Как реализовать предполагаемый механизм воздействия</w:t>
-            </w:r>
-          </w:p>
-        </w:tc>
-        <w:tc>
-          <w:tcPr/>
-          <w:p>
-            <w:pPr>
-              <w:pStyle w:val="Compact"/>
-            </w:pPr>
-            <w:r>
-              <w:t xml:space="preserve">Построение решения</w:t>
-            </w:r>
-          </w:p>
-        </w:tc>
-      </w:tr>
-      <w:tr>
-        <w:tc>
-          <w:tcPr/>
-          <w:p>
-            <w:pPr>
-              <w:pStyle w:val="Compact"/>
-            </w:pPr>
-            <w:r>
-              <w:t xml:space="preserve">Эксперимент</w:t>
-            </w:r>
-          </w:p>
-        </w:tc>
-        <w:tc>
-          <w:tcPr/>
-          <w:p>
-            <w:pPr>
-              <w:pStyle w:val="Compact"/>
-            </w:pPr>
-            <w:r>
-              <w:t xml:space="preserve">Как сравнить базовый и предлагаемый подход</w:t>
-            </w:r>
-          </w:p>
-        </w:tc>
-        <w:tc>
-          <w:tcPr/>
-          <w:p>
-            <w:pPr>
-              <w:pStyle w:val="Compact"/>
-            </w:pPr>
-            <w:r>
-              <w:t xml:space="preserve">Проверка гипотезы</w:t>
-            </w:r>
+            <w:proofErr w:type="spellEnd"/>
           </w:p>
         </w:tc>
       </w:tr>
     </w:tbl>
-    <w:bookmarkEnd w:id="29"/>
-    <w:bookmarkStart w:id="30" w:name="рабочая-формула-гипотезы"/>
-    <w:p>
-      <w:pPr>
-        <w:pStyle w:val="Heading1"/>
-      </w:pPr>
-      <w:r>
-        <w:t xml:space="preserve">12. Рабочая формула гипотезы</w:t>
+    <w:p>
+      <w:pPr>
+        <w:pStyle w:val="1"/>
+      </w:pPr>
+      <w:bookmarkStart w:id="21" w:name="рабочая-формула-гипотезы"/>
+      <w:bookmarkEnd w:id="20"/>
+      <w:r>
+        <w:t>12. Рабочая формула гипотезы</w:t>
       </w:r>
     </w:p>
     <w:p>
       <w:pPr>
         <w:pStyle w:val="FirstParagraph"/>
-      </w:pPr>
-      <w:r>
-        <w:t xml:space="preserve">На текущем этапе исследование может быть сведено к следующей формуле:</w:t>
-      </w:r>
-    </w:p>
-    <w:p>
-      <w:pPr>
-        <w:pStyle w:val="BodyText"/>
+        <w:rPr>
+          <w:lang w:val="ru-RU"/>
+        </w:rPr>
+      </w:pPr>
+      <w:r>
+        <w:rPr>
+          <w:lang w:val="ru-RU"/>
+        </w:rPr>
+        <w:t>На текущем этапе исследование может быть сведено к следующей формуле:</w:t>
+      </w:r>
+    </w:p>
+    <w:p>
+      <w:pPr>
+        <w:pStyle w:val="a0"/>
+        <w:rPr>
+          <w:lang w:val="ru-RU"/>
+        </w:rPr>
       </w:pPr>
       <w:r>
         <w:rPr>
           <w:b/>
           <w:bCs/>
-        </w:rPr>
-        <w:t xml:space="preserve">Если</w:t>
-      </w:r>
-      <w:r>
-        <w:t xml:space="preserve"> </w:t>
-      </w:r>
-      <w:r>
-        <w:t xml:space="preserve">фактическое выполнение процесса представляется как единый поток событий и состояний,</w:t>
-      </w:r>
-    </w:p>
-    <w:p>
-      <w:pPr>
-        <w:pStyle w:val="BodyText"/>
+          <w:lang w:val="ru-RU"/>
+        </w:rPr>
+        <w:t>Если</w:t>
+      </w:r>
+      <w:r>
+        <w:rPr>
+          <w:lang w:val="ru-RU"/>
+        </w:rPr>
+        <w:t xml:space="preserve"> фактическое выполнение процесса представляется как единый поток событий и состояний,</w:t>
+      </w:r>
+    </w:p>
+    <w:p>
+      <w:pPr>
+        <w:pStyle w:val="a0"/>
+        <w:rPr>
+          <w:lang w:val="ru-RU"/>
+        </w:rPr>
       </w:pPr>
       <w:r>
         <w:rPr>
           <w:b/>
           <w:bCs/>
-        </w:rPr>
-        <w:t xml:space="preserve">и если</w:t>
-      </w:r>
-      <w:r>
-        <w:t xml:space="preserve"> </w:t>
-      </w:r>
-      <w:r>
-        <w:t xml:space="preserve">этот поток автоматически анализируется,</w:t>
-      </w:r>
-    </w:p>
-    <w:p>
-      <w:pPr>
-        <w:pStyle w:val="BodyText"/>
+          <w:lang w:val="ru-RU"/>
+        </w:rPr>
+        <w:t>и если</w:t>
+      </w:r>
+      <w:r>
+        <w:rPr>
+          <w:lang w:val="ru-RU"/>
+        </w:rPr>
+        <w:t xml:space="preserve"> этот поток автоматически анализируется,</w:t>
+      </w:r>
+    </w:p>
+    <w:p>
+      <w:pPr>
+        <w:pStyle w:val="a0"/>
+        <w:rPr>
+          <w:lang w:val="ru-RU"/>
+        </w:rPr>
       </w:pPr>
       <w:r>
         <w:rPr>
           <w:b/>
           <w:bCs/>
-        </w:rPr>
-        <w:t xml:space="preserve">то</w:t>
-      </w:r>
-      <w:r>
-        <w:t xml:space="preserve"> </w:t>
-      </w:r>
-      <w:r>
-        <w:t xml:space="preserve">должна повышаться возможность своевременного выявления отклонений и получения целостной информации о состоянии процесса,</w:t>
-      </w:r>
-    </w:p>
-    <w:p>
-      <w:pPr>
-        <w:pStyle w:val="BodyText"/>
+          <w:lang w:val="ru-RU"/>
+        </w:rPr>
+        <w:t>то</w:t>
+      </w:r>
+      <w:r>
+        <w:rPr>
+          <w:lang w:val="ru-RU"/>
+        </w:rPr>
+        <w:t xml:space="preserve"> должна повышаться возможность своевременного выявления отклонений и получения целостной информации о состоянии процесса,</w:t>
+      </w:r>
+    </w:p>
+    <w:p>
+      <w:pPr>
+        <w:pStyle w:val="a0"/>
+        <w:rPr>
+          <w:lang w:val="ru-RU"/>
+        </w:rPr>
       </w:pPr>
       <w:r>
         <w:rPr>
           <w:b/>
           <w:bCs/>
-        </w:rPr>
-        <w:t xml:space="preserve">что может</w:t>
-      </w:r>
-      <w:r>
-        <w:t xml:space="preserve"> </w:t>
-      </w:r>
-      <w:r>
-        <w:t xml:space="preserve">улучшить условия принятия управленческих решений по сравнению с преимущественно ручным и разрозненным контролем.</w:t>
-      </w:r>
-    </w:p>
-    <w:p>
-      <w:pPr>
-        <w:pStyle w:val="BodyText"/>
-      </w:pPr>
-      <w:r>
-        <w:t xml:space="preserve">Эта формула является рабочей и подлежит уточнению после получения фактических результатов исследования предметной области.</w:t>
-      </w:r>
-    </w:p>
-    <w:bookmarkEnd w:id="30"/>
+          <w:lang w:val="ru-RU"/>
+        </w:rPr>
+        <w:t>что может</w:t>
+      </w:r>
+      <w:r>
+        <w:rPr>
+          <w:lang w:val="ru-RU"/>
+        </w:rPr>
+        <w:t xml:space="preserve"> улучшить условия принятия управленческих решений по сравнению с преимущественно ручным и разрозненным контролем.</w:t>
+      </w:r>
+    </w:p>
+    <w:p>
+      <w:pPr>
+        <w:pStyle w:val="a0"/>
+        <w:rPr>
+          <w:lang w:val="ru-RU"/>
+        </w:rPr>
+      </w:pPr>
+      <w:r>
+        <w:rPr>
+          <w:lang w:val="ru-RU"/>
+        </w:rPr>
+        <w:t>Эта формула является рабочей и подлежит уточнению после получения фактических результатов исследования предметной области.</w:t>
+      </w:r>
+      <w:bookmarkEnd w:id="21"/>
+    </w:p>
     <w:sectPr>
       <w:footnotePr>
         <w:numRestart w:val="eachSect"/>
       </w:footnotePr>
+      <w:pgSz w:w="12240" w:h="15840"/>
+      <w:pgMar w:top="1134" w:right="850" w:bottom="1134" w:left="1701" w:header="720" w:footer="720" w:gutter="0"/>
+      <w:cols w:space="720"/>
     </w:sectPr>
   </w:body>
 </w:document>
 </file>
 
-<file path=word/comments.xml><?xml version="1.0" encoding="utf-8"?>
-<w:comments xmlns:w="http://schemas.openxmlformats.org/wordprocessingml/2006/main" xmlns:m="http://schemas.openxmlformats.org/officeDocument/2006/math" xmlns:r="http://schemas.openxmlformats.org/officeDocument/2006/relationships" xmlns:o="urn:schemas-microsoft-com:office:office" xmlns:v="urn:schemas-microsoft-com:vml" xmlns:w10="urn:schemas-microsoft-com:office:word" xmlns:a="http://schemas.openxmlformats.org/drawingml/2006/main" xmlns:pic="http://schemas.openxmlformats.org/drawingml/2006/picture" xmlns:wp="http://schemas.openxmlformats.org/drawingml/2006/wordprocessingDrawing"/>
-</file>
-
-<file path=word/footnotes.xml><?xml version="1.0" encoding="utf-8"?>
-<w:footnotes xmlns:w="http://schemas.openxmlformats.org/wordprocessingml/2006/main" xmlns:m="http://schemas.openxmlformats.org/officeDocument/2006/math" xmlns:r="http://schemas.openxmlformats.org/officeDocument/2006/relationships" xmlns:o="urn:schemas-microsoft-com:office:office" xmlns:v="urn:schemas-microsoft-com:vml" xmlns:w10="urn:schemas-microsoft-com:office:word" xmlns:a="http://schemas.openxmlformats.org/drawingml/2006/main" xmlns:pic="http://schemas.openxmlformats.org/drawingml/2006/picture" xmlns:wp="http://schemas.openxmlformats.org/drawingml/2006/wordprocessingDrawing">
-  <w:footnote w:type="continuationSeparator" w:id="0">
-    <w:p>
-      <w:r>
-        <w:continuationSeparator/>
-      </w:r>
-    </w:p>
-  </w:footnote>
-  <w:footnote w:type="separator" w:id="-1">
-    <w:p>
-      <w:r>
-        <w:separator/>
-      </w:r>
-    </w:p>
-  </w:footnote>
-</w:footnotes>
-</file>
-
 <file path=word/numbering.xml><?xml version="1.0" encoding="utf-8"?>
-<w:numbering xmlns:w="http://schemas.openxmlformats.org/wordprocessingml/2006/main">
-  <w:abstractNum w:abstractNumId="990">
+<w:numbering xmlns:wpc="http://schemas.microsoft.com/office/word/2010/wordprocessingCanvas" xmlns:cx="http://schemas.microsoft.com/office/drawing/2014/chartex" xmlns:cx1="http://schemas.microsoft.com/office/drawing/2015/9/8/chartex" xmlns:cx2="http://schemas.microsoft.com/office/drawing/2015/10/21/chartex" xmlns:cx3="http://schemas.microsoft.com/office/drawing/2016/5/9/chartex" xmlns:cx4="http://schemas.microsoft.com/office/drawing/2016/5/10/chartex" xmlns:cx5="http://schemas.microsoft.com/office/drawing/2016/5/11/chartex" xmlns:cx6="http://schemas.microsoft.com/office/drawing/2016/5/12/chartex" xmlns:cx7="http://schemas.microsoft.com/office/drawing/2016/5/13/chartex" xmlns:cx8="http://schemas.microsoft.com/office/drawing/2016/5/14/chartex" xmlns:mc="http://schemas.openxmlformats.org/markup-compatibility/2006" xmlns:aink="http://schemas.microsoft.com/office/drawing/2016/ink" xmlns:am3d="http://schemas.microsoft.com/office/drawing/2017/model3d" xmlns:o="urn:schemas-microsoft-com:office:office" xmlns:oel="http://schemas.microsoft.com/office/2019/extlst" xmlns:r="http://schemas.openxmlformats.org/officeDocument/2006/relationships" xmlns:m="http://schemas.openxmlformats.org/officeDocument/2006/math" xmlns:v="urn:schemas-microsoft-com:vml" xmlns:wp14="http://schemas.microsoft.com/office/word/2010/wordprocessingDrawing" xmlns:wp="http://schemas.openxmlformats.org/drawingml/2006/wordprocessingDrawing" xmlns:w10="urn:schemas-microsoft-com:office:word" xmlns:w="http://schemas.openxmlformats.org/wordprocessingml/2006/main" xmlns:w14="http://schemas.microsoft.com/office/word/2010/wordml" xmlns:w15="http://schemas.microsoft.com/office/word/2012/wordml" xmlns:w16cex="http://schemas.microsoft.com/office/word/2018/wordml/cex" xmlns:w16cid="http://schemas.microsoft.com/office/word/2016/wordml/cid" xmlns:w16="http://schemas.microsoft.com/office/word/2018/wordml" xmlns:w16sdtdh="http://schemas.microsoft.com/office/word/2020/wordml/sdtdatahash" xmlns:w16se="http://schemas.microsoft.com/office/word/2015/wordml/symex" xmlns:wpg="http://schemas.microsoft.com/office/word/2010/wordprocessingGroup" xmlns:wpi="http://schemas.microsoft.com/office/word/2010/wordprocessingInk" xmlns:wne="http://schemas.microsoft.com/office/word/2006/wordml" xmlns:wps="http://schemas.microsoft.com/office/word/2010/wordprocessingShape" mc:Ignorable="w14 w15 w16se w16cid w16 w16cex w16sdtdh wp14">
+  <w:abstractNum w:abstractNumId="0" w15:restartNumberingAfterBreak="0">
     <w:nsid w:val="0000A990"/>
     <w:multiLevelType w:val="multilevel"/>
+    <w:tmpl w:val="D2EC37B6"/>
     <w:lvl w:ilvl="0">
       <w:numFmt w:val="bullet"/>
       <w:lvlText w:val=" "/>
@@ -1743,9 +2665,10 @@
       </w:pPr>
     </w:lvl>
   </w:abstractNum>
-  <w:abstractNum w:abstractNumId="991">
+  <w:abstractNum w:abstractNumId="1" w15:restartNumberingAfterBreak="0">
     <w:nsid w:val="0000A991"/>
     <w:multiLevelType w:val="multilevel"/>
+    <w:tmpl w:val="FBC8DB72"/>
     <w:lvl w:ilvl="0">
       <w:numFmt w:val="bullet"/>
       <w:lvlText w:val=""/>
@@ -1846,45 +2769,45 @@
       </w:rPr>
     </w:lvl>
   </w:abstractNum>
-  <w:num w:numId="1000">
-    <w:abstractNumId w:val="990"/>
+  <w:num w:numId="1" w16cid:durableId="331958244">
+    <w:abstractNumId w:val="0"/>
   </w:num>
-  <w:num w:numId="1001">
-    <w:abstractNumId w:val="991"/>
+  <w:num w:numId="2" w16cid:durableId="1029990603">
+    <w:abstractNumId w:val="1"/>
   </w:num>
-  <w:num w:numId="1002">
-    <w:abstractNumId w:val="991"/>
+  <w:num w:numId="3" w16cid:durableId="177043989">
+    <w:abstractNumId w:val="1"/>
   </w:num>
-  <w:num w:numId="1003">
-    <w:abstractNumId w:val="991"/>
+  <w:num w:numId="4" w16cid:durableId="1951887653">
+    <w:abstractNumId w:val="1"/>
   </w:num>
-  <w:num w:numId="1004">
-    <w:abstractNumId w:val="991"/>
+  <w:num w:numId="5" w16cid:durableId="1261717258">
+    <w:abstractNumId w:val="1"/>
   </w:num>
-  <w:num w:numId="1005">
-    <w:abstractNumId w:val="991"/>
+  <w:num w:numId="6" w16cid:durableId="1064573067">
+    <w:abstractNumId w:val="1"/>
   </w:num>
-  <w:num w:numId="1006">
-    <w:abstractNumId w:val="991"/>
+  <w:num w:numId="7" w16cid:durableId="1793935618">
+    <w:abstractNumId w:val="1"/>
   </w:num>
-  <w:num w:numId="1007">
-    <w:abstractNumId w:val="991"/>
+  <w:num w:numId="8" w16cid:durableId="1377894574">
+    <w:abstractNumId w:val="1"/>
   </w:num>
-  <w:num w:numId="1008">
-    <w:abstractNumId w:val="991"/>
+  <w:num w:numId="9" w16cid:durableId="719791066">
+    <w:abstractNumId w:val="1"/>
   </w:num>
 </w:numbering>
 </file>
 
 <file path=word/styles.xml><?xml version="1.0" encoding="utf-8"?>
-<w:styles xmlns:r="http://schemas.openxmlformats.org/officeDocument/2006/relationships" xmlns:w="http://schemas.openxmlformats.org/wordprocessingml/2006/main">
+<w:styles xmlns:mc="http://schemas.openxmlformats.org/markup-compatibility/2006" xmlns:r="http://schemas.openxmlformats.org/officeDocument/2006/relationships" xmlns:w="http://schemas.openxmlformats.org/wordprocessingml/2006/main" xmlns:w14="http://schemas.microsoft.com/office/word/2010/wordml" xmlns:w15="http://schemas.microsoft.com/office/word/2012/wordml" xmlns:w16cex="http://schemas.microsoft.com/office/word/2018/wordml/cex" xmlns:w16cid="http://schemas.microsoft.com/office/word/2016/wordml/cid" xmlns:w16="http://schemas.microsoft.com/office/word/2018/wordml" xmlns:w16sdtdh="http://schemas.microsoft.com/office/word/2020/wordml/sdtdatahash" xmlns:w16se="http://schemas.microsoft.com/office/word/2015/wordml/symex" mc:Ignorable="w14 w15 w16se w16cid w16 w16cex w16sdtdh">
   <w:docDefaults>
     <w:rPrDefault>
       <w:rPr>
-        <w:rFonts w:asciiTheme="minorHAnsi" w:cstheme="minorBidi" w:eastAsiaTheme="minorEastAsia" w:hAnsiTheme="minorHAnsi"/>
+        <w:rFonts w:asciiTheme="minorHAnsi" w:eastAsiaTheme="minorEastAsia" w:hAnsiTheme="minorHAnsi" w:cstheme="minorBidi"/>
         <w:sz w:val="24"/>
         <w:szCs w:val="24"/>
-        <w:lang w:bidi="ar-SA" w:eastAsia="zh-CN" w:val="en-US"/>
+        <w:lang w:val="en-US" w:eastAsia="zh-CN" w:bidi="ar-SA"/>
       </w:rPr>
     </w:rPrDefault>
     <w:pPrDefault>
@@ -1893,193 +2816,280 @@
       </w:pPr>
     </w:pPrDefault>
   </w:docDefaults>
-  <w:latentStyles w:count="276" w:defLockedState="0" w:defQFormat="0" w:defSemiHidden="0" w:defUIPriority="0" w:defUnhideWhenUsed="0"/>
-  <w:style w:default="1" w:styleId="Normal" w:type="paragraph">
+  <w:latentStyles w:defLockedState="0" w:defUIPriority="0" w:defSemiHidden="0" w:defUnhideWhenUsed="0" w:defQFormat="0" w:count="376">
+    <w:lsdException w:name="Normal Table" w:semiHidden="1" w:unhideWhenUsed="1"/>
+    <w:lsdException w:name="Table Simple 1" w:semiHidden="1" w:unhideWhenUsed="1"/>
+    <w:lsdException w:name="Table Simple 2" w:semiHidden="1" w:unhideWhenUsed="1"/>
+    <w:lsdException w:name="Table Simple 3" w:semiHidden="1" w:unhideWhenUsed="1"/>
+    <w:lsdException w:name="Table Classic 1" w:semiHidden="1" w:unhideWhenUsed="1"/>
+    <w:lsdException w:name="Table Classic 2" w:semiHidden="1" w:unhideWhenUsed="1"/>
+    <w:lsdException w:name="Table Classic 3" w:semiHidden="1" w:unhideWhenUsed="1"/>
+    <w:lsdException w:name="Table Classic 4" w:semiHidden="1" w:unhideWhenUsed="1"/>
+    <w:lsdException w:name="Table Colorful 1" w:semiHidden="1" w:unhideWhenUsed="1"/>
+    <w:lsdException w:name="Table Colorful 2" w:semiHidden="1" w:unhideWhenUsed="1"/>
+    <w:lsdException w:name="Table Colorful 3" w:semiHidden="1" w:unhideWhenUsed="1"/>
+    <w:lsdException w:name="Table Columns 1" w:semiHidden="1" w:unhideWhenUsed="1"/>
+    <w:lsdException w:name="Table Columns 2" w:semiHidden="1" w:unhideWhenUsed="1"/>
+    <w:lsdException w:name="Table Columns 3" w:semiHidden="1" w:unhideWhenUsed="1"/>
+    <w:lsdException w:name="Table Columns 4" w:semiHidden="1" w:unhideWhenUsed="1"/>
+    <w:lsdException w:name="Table Columns 5" w:semiHidden="1" w:unhideWhenUsed="1"/>
+    <w:lsdException w:name="Table Grid 1" w:semiHidden="1" w:unhideWhenUsed="1"/>
+    <w:lsdException w:name="Table Grid 2" w:semiHidden="1" w:unhideWhenUsed="1"/>
+    <w:lsdException w:name="Table Grid 3" w:semiHidden="1" w:unhideWhenUsed="1"/>
+    <w:lsdException w:name="Table Grid 4" w:semiHidden="1" w:unhideWhenUsed="1"/>
+    <w:lsdException w:name="Table Grid 5" w:semiHidden="1" w:unhideWhenUsed="1"/>
+    <w:lsdException w:name="Table Grid 6" w:semiHidden="1" w:unhideWhenUsed="1"/>
+    <w:lsdException w:name="Table Grid 7" w:semiHidden="1" w:unhideWhenUsed="1"/>
+    <w:lsdException w:name="Table Grid 8" w:semiHidden="1" w:unhideWhenUsed="1"/>
+    <w:lsdException w:name="Table List 1" w:semiHidden="1" w:unhideWhenUsed="1"/>
+    <w:lsdException w:name="Table List 2" w:semiHidden="1" w:unhideWhenUsed="1"/>
+    <w:lsdException w:name="Table List 3" w:semiHidden="1" w:unhideWhenUsed="1"/>
+    <w:lsdException w:name="Table List 4" w:semiHidden="1" w:unhideWhenUsed="1"/>
+    <w:lsdException w:name="Table List 5" w:semiHidden="1" w:unhideWhenUsed="1"/>
+    <w:lsdException w:name="Table List 6" w:semiHidden="1" w:unhideWhenUsed="1"/>
+    <w:lsdException w:name="Table List 7" w:semiHidden="1" w:unhideWhenUsed="1"/>
+    <w:lsdException w:name="Table List 8" w:semiHidden="1" w:unhideWhenUsed="1"/>
+    <w:lsdException w:name="Table 3D effects 1" w:semiHidden="1" w:unhideWhenUsed="1"/>
+    <w:lsdException w:name="Table 3D effects 2" w:semiHidden="1" w:unhideWhenUsed="1"/>
+    <w:lsdException w:name="Table 3D effects 3" w:semiHidden="1" w:unhideWhenUsed="1"/>
+    <w:lsdException w:name="Table Contemporary" w:semiHidden="1" w:unhideWhenUsed="1"/>
+    <w:lsdException w:name="Table Elegant" w:semiHidden="1" w:unhideWhenUsed="1"/>
+    <w:lsdException w:name="Table Professional" w:semiHidden="1" w:unhideWhenUsed="1"/>
+    <w:lsdException w:name="Table Subtle 1" w:semiHidden="1" w:unhideWhenUsed="1"/>
+    <w:lsdException w:name="Table Subtle 2" w:semiHidden="1" w:unhideWhenUsed="1"/>
+    <w:lsdException w:name="Table Web 1" w:semiHidden="1" w:unhideWhenUsed="1"/>
+    <w:lsdException w:name="Table Web 2" w:semiHidden="1" w:unhideWhenUsed="1"/>
+    <w:lsdException w:name="Table Web 3" w:semiHidden="1" w:unhideWhenUsed="1"/>
+    <w:lsdException w:name="Table Theme" w:semiHidden="1" w:unhideWhenUsed="1"/>
+    <w:lsdException w:name="Light Shading"/>
+    <w:lsdException w:name="Light List"/>
+    <w:lsdException w:name="Light Grid"/>
+    <w:lsdException w:name="Medium Shading 1"/>
+    <w:lsdException w:name="Medium Shading 2"/>
+    <w:lsdException w:name="Medium List 1"/>
+    <w:lsdException w:name="Medium List 2"/>
+    <w:lsdException w:name="Medium Grid 1"/>
+    <w:lsdException w:name="Medium Grid 2"/>
+    <w:lsdException w:name="Medium Grid 3"/>
+    <w:lsdException w:name="Dark List"/>
+    <w:lsdException w:name="Colorful Shading"/>
+    <w:lsdException w:name="Colorful List"/>
+    <w:lsdException w:name="Colorful Grid"/>
+    <w:lsdException w:name="Light Shading Accent 1"/>
+    <w:lsdException w:name="Light List Accent 1"/>
+    <w:lsdException w:name="Light Grid Accent 1"/>
+    <w:lsdException w:name="Medium Shading 1 Accent 1"/>
+    <w:lsdException w:name="Medium Shading 2 Accent 1"/>
+    <w:lsdException w:name="Medium List 1 Accent 1"/>
+    <w:lsdException w:name="Medium List 2 Accent 1"/>
+    <w:lsdException w:name="Medium Grid 1 Accent 1"/>
+    <w:lsdException w:name="Medium Grid 2 Accent 1"/>
+    <w:lsdException w:name="Medium Grid 3 Accent 1"/>
+    <w:lsdException w:name="Dark List Accent 1"/>
+    <w:lsdException w:name="Colorful Shading Accent 1"/>
+    <w:lsdException w:name="Colorful List Accent 1"/>
+    <w:lsdException w:name="Colorful Grid Accent 1"/>
+    <w:lsdException w:name="Light Shading Accent 2"/>
+    <w:lsdException w:name="Light List Accent 2"/>
+    <w:lsdException w:name="Light Grid Accent 2"/>
+    <w:lsdException w:name="Medium Shading 1 Accent 2"/>
+    <w:lsdException w:name="Medium Shading 2 Accent 2"/>
+    <w:lsdException w:name="Medium List 1 Accent 2"/>
+    <w:lsdException w:name="Medium List 2 Accent 2"/>
+    <w:lsdException w:name="Medium Grid 1 Accent 2"/>
+    <w:lsdException w:name="Medium Grid 2 Accent 2"/>
+    <w:lsdException w:name="Medium Grid 3 Accent 2"/>
+    <w:lsdException w:name="Dark List Accent 2"/>
+    <w:lsdException w:name="Colorful Shading Accent 2"/>
+    <w:lsdException w:name="Colorful List Accent 2"/>
+    <w:lsdException w:name="Colorful Grid Accent 2"/>
+    <w:lsdException w:name="Light Shading Accent 3"/>
+    <w:lsdException w:name="Light List Accent 3"/>
+    <w:lsdException w:name="Light Grid Accent 3"/>
+    <w:lsdException w:name="Medium Shading 1 Accent 3"/>
+    <w:lsdException w:name="Medium Shading 2 Accent 3"/>
+    <w:lsdException w:name="Medium List 1 Accent 3"/>
+    <w:lsdException w:name="Medium List 2 Accent 3"/>
+    <w:lsdException w:name="Medium Grid 1 Accent 3"/>
+    <w:lsdException w:name="Medium Grid 2 Accent 3"/>
+    <w:lsdException w:name="Medium Grid 3 Accent 3"/>
+    <w:lsdException w:name="Dark List Accent 3"/>
+    <w:lsdException w:name="Colorful Shading Accent 3"/>
+    <w:lsdException w:name="Colorful List Accent 3"/>
+    <w:lsdException w:name="Colorful Grid Accent 3"/>
+    <w:lsdException w:name="Light Shading Accent 4"/>
+    <w:lsdException w:name="Light List Accent 4"/>
+    <w:lsdException w:name="Light Grid Accent 4"/>
+    <w:lsdException w:name="Medium Shading 1 Accent 4"/>
+    <w:lsdException w:name="Medium Shading 2 Accent 4"/>
+    <w:lsdException w:name="Medium List 1 Accent 4"/>
+    <w:lsdException w:name="Medium List 2 Accent 4"/>
+    <w:lsdException w:name="Medium Grid 1 Accent 4"/>
+    <w:lsdException w:name="Medium Grid 2 Accent 4"/>
+    <w:lsdException w:name="Medium Grid 3 Accent 4"/>
+    <w:lsdException w:name="Dark List Accent 4"/>
+    <w:lsdException w:name="Colorful Shading Accent 4"/>
+    <w:lsdException w:name="Colorful List Accent 4"/>
+    <w:lsdException w:name="Colorful Grid Accent 4"/>
+    <w:lsdException w:name="Light Shading Accent 5"/>
+    <w:lsdException w:name="Light List Accent 5"/>
+    <w:lsdException w:name="Light Grid Accent 5"/>
+    <w:lsdException w:name="Medium Shading 1 Accent 5"/>
+    <w:lsdException w:name="Medium Shading 2 Accent 5"/>
+    <w:lsdException w:name="Medium List 1 Accent 5"/>
+    <w:lsdException w:name="Medium List 2 Accent 5"/>
+    <w:lsdException w:name="Medium Grid 1 Accent 5"/>
+    <w:lsdException w:name="Medium Grid 2 Accent 5"/>
+    <w:lsdException w:name="Medium Grid 3 Accent 5"/>
+    <w:lsdException w:name="Dark List Accent 5"/>
+    <w:lsdException w:name="Colorful Shading Accent 5"/>
+    <w:lsdException w:name="Colorful List Accent 5"/>
+    <w:lsdException w:name="Colorful Grid Accent 5"/>
+    <w:lsdException w:name="Light Shading Accent 6"/>
+    <w:lsdException w:name="Light List Accent 6"/>
+    <w:lsdException w:name="Light Grid Accent 6"/>
+    <w:lsdException w:name="Medium Shading 1 Accent 6"/>
+    <w:lsdException w:name="Medium Shading 2 Accent 6"/>
+    <w:lsdException w:name="Medium List 1 Accent 6"/>
+    <w:lsdException w:name="Medium List 2 Accent 6"/>
+    <w:lsdException w:name="Medium Grid 1 Accent 6"/>
+    <w:lsdException w:name="Medium Grid 2 Accent 6"/>
+    <w:lsdException w:name="Medium Grid 3 Accent 6"/>
+    <w:lsdException w:name="Dark List Accent 6"/>
+    <w:lsdException w:name="Colorful Shading Accent 6"/>
+    <w:lsdException w:name="Colorful List Accent 6"/>
+    <w:lsdException w:name="Colorful Grid Accent 6"/>
+    <w:lsdException w:name="Grid Table 4" w:uiPriority="49"/>
+    <w:lsdException w:name="Grid Table 5 Dark" w:uiPriority="50"/>
+    <w:lsdException w:name="Grid Table 6 Colorful" w:uiPriority="51"/>
+    <w:lsdException w:name="Grid Table 7 Colorful" w:uiPriority="52"/>
+    <w:lsdException w:name="Grid Table 1 Light Accent 1" w:uiPriority="46"/>
+    <w:lsdException w:name="Grid Table 2 Accent 1" w:uiPriority="47"/>
+    <w:lsdException w:name="Grid Table 3 Accent 1" w:uiPriority="48"/>
+    <w:lsdException w:name="Grid Table 4 Accent 1" w:uiPriority="49"/>
+    <w:lsdException w:name="Grid Table 5 Dark Accent 1" w:uiPriority="50"/>
+    <w:lsdException w:name="Grid Table 6 Colorful Accent 1" w:uiPriority="51"/>
+    <w:lsdException w:name="Grid Table 7 Colorful Accent 1" w:uiPriority="52"/>
+    <w:lsdException w:name="Grid Table 1 Light Accent 2" w:uiPriority="46"/>
+    <w:lsdException w:name="Grid Table 2 Accent 2" w:uiPriority="47"/>
+    <w:lsdException w:name="Grid Table 3 Accent 2" w:uiPriority="48"/>
+    <w:lsdException w:name="Grid Table 4 Accent 2" w:uiPriority="49"/>
+    <w:lsdException w:name="Grid Table 5 Dark Accent 2" w:uiPriority="50"/>
+    <w:lsdException w:name="Grid Table 6 Colorful Accent 2" w:uiPriority="51"/>
+    <w:lsdException w:name="Grid Table 7 Colorful Accent 2" w:uiPriority="52"/>
+    <w:lsdException w:name="Grid Table 1 Light Accent 3" w:uiPriority="46"/>
+    <w:lsdException w:name="Grid Table 2 Accent 3" w:uiPriority="47"/>
+    <w:lsdException w:name="Grid Table 3 Accent 3" w:uiPriority="48"/>
+    <w:lsdException w:name="Grid Table 4 Accent 3" w:uiPriority="49"/>
+    <w:lsdException w:name="Grid Table 5 Dark Accent 3" w:uiPriority="50"/>
+    <w:lsdException w:name="Grid Table 6 Colorful Accent 3" w:uiPriority="51"/>
+    <w:lsdException w:name="Grid Table 7 Colorful Accent 3" w:uiPriority="52"/>
+    <w:lsdException w:name="Grid Table 1 Light Accent 4" w:uiPriority="46"/>
+    <w:lsdException w:name="Grid Table 2 Accent 4" w:uiPriority="47"/>
+    <w:lsdException w:name="Grid Table 3 Accent 4" w:uiPriority="48"/>
+    <w:lsdException w:name="Grid Table 4 Accent 4" w:uiPriority="49"/>
+    <w:lsdException w:name="Grid Table 5 Dark Accent 4" w:uiPriority="50"/>
+    <w:lsdException w:name="Grid Table 6 Colorful Accent 4" w:uiPriority="51"/>
+    <w:lsdException w:name="Grid Table 7 Colorful Accent 4" w:uiPriority="52"/>
+    <w:lsdException w:name="Grid Table 1 Light Accent 5" w:uiPriority="46"/>
+    <w:lsdException w:name="Grid Table 2 Accent 5" w:uiPriority="47"/>
+    <w:lsdException w:name="Grid Table 3 Accent 5" w:uiPriority="48"/>
+    <w:lsdException w:name="Grid Table 4 Accent 5" w:uiPriority="49"/>
+    <w:lsdException w:name="Grid Table 5 Dark Accent 5" w:uiPriority="50"/>
+    <w:lsdException w:name="Grid Table 6 Colorful Accent 5" w:uiPriority="51"/>
+    <w:lsdException w:name="Grid Table 7 Colorful Accent 5" w:uiPriority="52"/>
+    <w:lsdException w:name="Grid Table 1 Light Accent 6" w:uiPriority="46"/>
+    <w:lsdException w:name="Grid Table 2 Accent 6" w:uiPriority="47"/>
+    <w:lsdException w:name="Grid Table 3 Accent 6" w:uiPriority="48"/>
+    <w:lsdException w:name="Grid Table 4 Accent 6" w:uiPriority="49"/>
+    <w:lsdException w:name="Grid Table 5 Dark Accent 6" w:uiPriority="50"/>
+    <w:lsdException w:name="Grid Table 6 Colorful Accent 6" w:uiPriority="51"/>
+    <w:lsdException w:name="Grid Table 7 Colorful Accent 6" w:uiPriority="52"/>
+    <w:lsdException w:name="List Table 1 Light" w:uiPriority="46"/>
+    <w:lsdException w:name="List Table 2" w:uiPriority="47"/>
+    <w:lsdException w:name="List Table 3" w:uiPriority="48"/>
+    <w:lsdException w:name="List Table 4" w:uiPriority="49"/>
+    <w:lsdException w:name="List Table 5 Dark" w:uiPriority="50"/>
+    <w:lsdException w:name="List Table 6 Colorful" w:uiPriority="51"/>
+    <w:lsdException w:name="List Table 7 Colorful" w:uiPriority="52"/>
+    <w:lsdException w:name="List Table 1 Light Accent 1" w:uiPriority="46"/>
+    <w:lsdException w:name="List Table 2 Accent 1" w:uiPriority="47"/>
+    <w:lsdException w:name="List Table 3 Accent 1" w:uiPriority="48"/>
+    <w:lsdException w:name="List Table 4 Accent 1" w:uiPriority="49"/>
+    <w:lsdException w:name="List Table 5 Dark Accent 1" w:uiPriority="50"/>
+    <w:lsdException w:name="List Table 6 Colorful Accent 1" w:uiPriority="51"/>
+    <w:lsdException w:name="List Table 7 Colorful Accent 1" w:uiPriority="52"/>
+    <w:lsdException w:name="List Table 1 Light Accent 2" w:uiPriority="46"/>
+    <w:lsdException w:name="List Table 2 Accent 2" w:uiPriority="47"/>
+    <w:lsdException w:name="List Table 3 Accent 2" w:uiPriority="48"/>
+    <w:lsdException w:name="List Table 4 Accent 2" w:uiPriority="49"/>
+    <w:lsdException w:name="List Table 5 Dark Accent 2" w:uiPriority="50"/>
+    <w:lsdException w:name="List Table 6 Colorful Accent 2" w:uiPriority="51"/>
+    <w:lsdException w:name="List Table 7 Colorful Accent 2" w:uiPriority="52"/>
+    <w:lsdException w:name="List Table 1 Light Accent 3" w:uiPriority="46"/>
+    <w:lsdException w:name="List Table 2 Accent 3" w:uiPriority="47"/>
+    <w:lsdException w:name="List Table 3 Accent 3" w:uiPriority="48"/>
+    <w:lsdException w:name="List Table 4 Accent 3" w:uiPriority="49"/>
+    <w:lsdException w:name="List Table 5 Dark Accent 3" w:uiPriority="50"/>
+    <w:lsdException w:name="List Table 6 Colorful Accent 3" w:uiPriority="51"/>
+    <w:lsdException w:name="List Table 7 Colorful Accent 3" w:uiPriority="52"/>
+    <w:lsdException w:name="List Table 1 Light Accent 4" w:uiPriority="46"/>
+    <w:lsdException w:name="List Table 2 Accent 4" w:uiPriority="47"/>
+    <w:lsdException w:name="List Table 3 Accent 4" w:uiPriority="48"/>
+    <w:lsdException w:name="List Table 4 Accent 4" w:uiPriority="49"/>
+    <w:lsdException w:name="List Table 5 Dark Accent 4" w:uiPriority="50"/>
+    <w:lsdException w:name="List Table 6 Colorful Accent 4" w:uiPriority="51"/>
+    <w:lsdException w:name="List Table 7 Colorful Accent 4" w:uiPriority="52"/>
+    <w:lsdException w:name="List Table 1 Light Accent 5" w:uiPriority="46"/>
+    <w:lsdException w:name="List Table 2 Accent 5" w:uiPriority="47"/>
+    <w:lsdException w:name="List Table 3 Accent 5" w:uiPriority="48"/>
+    <w:lsdException w:name="List Table 4 Accent 5" w:uiPriority="49"/>
+    <w:lsdException w:name="List Table 5 Dark Accent 5" w:uiPriority="50"/>
+    <w:lsdException w:name="List Table 6 Colorful Accent 5" w:uiPriority="51"/>
+    <w:lsdException w:name="List Table 7 Colorful Accent 5" w:uiPriority="52"/>
+    <w:lsdException w:name="List Table 1 Light Accent 6" w:uiPriority="46"/>
+    <w:lsdException w:name="List Table 2 Accent 6" w:uiPriority="47"/>
+    <w:lsdException w:name="List Table 3 Accent 6" w:uiPriority="48"/>
+    <w:lsdException w:name="List Table 4 Accent 6" w:uiPriority="49"/>
+    <w:lsdException w:name="List Table 5 Dark Accent 6" w:uiPriority="50"/>
+    <w:lsdException w:name="List Table 6 Colorful Accent 6" w:uiPriority="51"/>
+    <w:lsdException w:name="List Table 7 Colorful Accent 6" w:uiPriority="52"/>
+    <w:lsdException w:name="Mention" w:semiHidden="1" w:uiPriority="99" w:unhideWhenUsed="1"/>
+    <w:lsdException w:name="Smart Hyperlink" w:semiHidden="1" w:uiPriority="99" w:unhideWhenUsed="1"/>
+    <w:lsdException w:name="Hashtag" w:semiHidden="1" w:uiPriority="99" w:unhideWhenUsed="1"/>
+    <w:lsdException w:name="Unresolved Mention" w:semiHidden="1" w:uiPriority="99" w:unhideWhenUsed="1"/>
+    <w:lsdException w:name="Smart Link" w:semiHidden="1" w:uiPriority="99" w:unhideWhenUsed="1"/>
+  </w:latentStyles>
+  <w:style w:type="paragraph" w:default="1" w:styleId="a">
     <w:name w:val="Normal"/>
     <w:qFormat/>
   </w:style>
-  <w:style w:styleId="BodyText" w:type="paragraph">
-    <w:name w:val="Body Text"/>
-    <w:basedOn w:val="Normal"/>
-    <w:link w:val="BodyTextChar"/>
-    <w:qFormat/>
-    <w:pPr>
-      <w:spacing w:after="180" w:before="180"/>
-    </w:pPr>
-  </w:style>
-  <w:style w:customStyle="1" w:styleId="FirstParagraph" w:type="paragraph">
-    <w:name w:val="First Paragraph"/>
-    <w:basedOn w:val="BodyText"/>
-    <w:next w:val="BodyText"/>
-    <w:qFormat/>
-  </w:style>
-  <w:style w:customStyle="1" w:styleId="Compact" w:type="paragraph">
-    <w:name w:val="Compact"/>
-    <w:basedOn w:val="BodyText"/>
-    <w:qFormat/>
-    <w:pPr>
-      <w:spacing w:after="36" w:before="36"/>
-    </w:pPr>
-  </w:style>
-  <w:style w:styleId="Title" w:type="paragraph">
-    <w:name w:val="Title"/>
-    <w:basedOn w:val="Normal"/>
-    <w:next w:val="BodyText"/>
-    <w:link w:val="TitleChar"/>
-    <w:uiPriority w:val="10"/>
-    <w:qFormat/>
-    <w:rsid w:val="00A10FD9"/>
-    <w:pPr>
-      <w:spacing w:after="80" w:line="240" w:lineRule="auto"/>
-      <w:contextualSpacing/>
-      <w:jc w:val="center"/>
-    </w:pPr>
-    <w:rPr>
-      <w:rFonts w:asciiTheme="majorHAnsi" w:cstheme="majorBidi" w:eastAsiaTheme="majorEastAsia" w:hAnsiTheme="majorHAnsi"/>
-      <w:sz w:val="56"/>
-      <w:szCs w:val="56"/>
-    </w:rPr>
-  </w:style>
-  <w:style w:customStyle="1" w:styleId="TitleChar" w:type="character">
-    <w:name w:val="Title Char"/>
-    <w:basedOn w:val="DefaultParagraphFont"/>
-    <w:link w:val="Title"/>
-    <w:uiPriority w:val="10"/>
-    <w:rsid w:val="00A10FD9"/>
-    <w:rPr>
-      <w:rFonts w:asciiTheme="majorHAnsi" w:cstheme="majorBidi" w:eastAsiaTheme="majorEastAsia" w:hAnsiTheme="majorHAnsi"/>
-      <w:sz w:val="56"/>
-      <w:szCs w:val="56"/>
-    </w:rPr>
-  </w:style>
-  <w:style w:styleId="Subtitle" w:type="paragraph">
-    <w:name w:val="Subtitle"/>
-    <w:basedOn w:val="Title"/>
-    <w:next w:val="BodyText"/>
-    <w:link w:val="SubtitleChar"/>
-    <w:uiPriority w:val="11"/>
-    <w:qFormat/>
-    <w:rsid w:val="00A10FD9"/>
-    <w:pPr>
-      <w:numPr>
-        <w:ilvl w:val="1"/>
-      </w:numPr>
-    </w:pPr>
-    <w:rPr>
-      <w:rFonts w:cstheme="majorBidi" w:eastAsiaTheme="majorEastAsia"/>
-      <w:spacing w:val="15"/>
-      <w:sz w:val="28"/>
-      <w:szCs w:val="28"/>
-    </w:rPr>
-  </w:style>
-  <w:style w:customStyle="1" w:styleId="SubtitleChar" w:type="character">
-    <w:name w:val="Subtitle Char"/>
-    <w:basedOn w:val="DefaultParagraphFont"/>
-    <w:link w:val="Subtitle"/>
-    <w:uiPriority w:val="11"/>
-    <w:rsid w:val="00A10FD9"/>
-    <w:rPr>
-      <w:rFonts w:cstheme="majorBidi" w:eastAsiaTheme="majorEastAsia"/>
-      <w:color w:themeColor="text1" w:themeTint="A6" w:val="595959"/>
-      <w:spacing w:val="15"/>
-      <w:sz w:val="28"/>
-      <w:szCs w:val="28"/>
-    </w:rPr>
-  </w:style>
-  <w:style w:customStyle="1" w:styleId="Author" w:type="paragraph">
-    <w:name w:val="Author"/>
-    <w:basedOn w:val="Title"/>
-    <w:next w:val="BodyText"/>
-    <w:qFormat/>
-    <w:pPr>
-      <w:keepNext/>
-      <w:keepLines/>
-    </w:pPr>
-    <w:rPr>
-      <w:sz w:val="24"/>
-      <w:szCs w:val="24"/>
-    </w:rPr>
-  </w:style>
-  <w:style w:styleId="Date" w:type="paragraph">
-    <w:name w:val="Date"/>
-    <w:basedOn w:val="Title"/>
-    <w:next w:val="BodyText"/>
-    <w:qFormat/>
-    <w:pPr>
-      <w:keepNext/>
-      <w:keepLines/>
-    </w:pPr>
-    <w:rPr>
-      <w:sz w:val="24"/>
-      <w:szCs w:val="24"/>
-    </w:rPr>
-  </w:style>
-  <w:style w:customStyle="1" w:styleId="AbstractTitle" w:type="paragraph">
-    <w:name w:val="Abstract Title"/>
-    <w:basedOn w:val="Normal"/>
-    <w:next w:val="Abstract"/>
-    <w:qFormat/>
-    <w:pPr>
-      <w:keepNext/>
-      <w:keepLines/>
-      <w:spacing w:after="0" w:before="300"/>
-      <w:jc w:val="center"/>
-    </w:pPr>
-    <w:rPr>
-      <w:b/>
-      <w:sz w:val="20"/>
-      <w:szCs w:val="20"/>
-    </w:rPr>
-  </w:style>
-  <w:style w:customStyle="1" w:styleId="Abstract" w:type="paragraph">
-    <w:name w:val="Abstract"/>
-    <w:basedOn w:val="Normal"/>
-    <w:next w:val="BodyText"/>
-    <w:qFormat/>
-    <w:pPr>
-      <w:keepNext/>
-      <w:keepLines/>
-      <w:spacing w:after="300" w:before="100"/>
-    </w:pPr>
-    <w:rPr>
-      <w:sz w:val="20"/>
-      <w:szCs w:val="20"/>
-    </w:rPr>
-  </w:style>
-  <w:style w:styleId="Bibliography" w:type="paragraph">
-    <w:name w:val="Bibliography"/>
-    <w:basedOn w:val="Normal"/>
-    <w:next w:val="Bibliography"/>
-    <w:qFormat/>
-    <w:pPr/>
-    <w:rPr/>
-  </w:style>
-  <w:style w:styleId="Heading1" w:type="paragraph">
+  <w:style w:type="paragraph" w:styleId="1">
     <w:name w:val="heading 1"/>
-    <w:basedOn w:val="Normal"/>
-    <w:next w:val="BodyText"/>
-    <w:link w:val="Heading1Char"/>
+    <w:basedOn w:val="a"/>
+    <w:next w:val="a0"/>
+    <w:link w:val="10"/>
     <w:uiPriority w:val="9"/>
     <w:qFormat/>
     <w:rsid w:val="00A10FD9"/>
     <w:pPr>
       <w:keepNext/>
       <w:keepLines/>
-      <w:spacing w:after="80" w:before="360"/>
+      <w:spacing w:before="360" w:after="80"/>
       <w:outlineLvl w:val="0"/>
     </w:pPr>
     <w:rPr>
-      <w:rFonts w:asciiTheme="majorHAnsi" w:cstheme="majorBidi" w:eastAsiaTheme="majorEastAsia" w:hAnsiTheme="majorHAnsi"/>
-      <w:color w:themeColor="accent1" w:themeShade="BF" w:val="0F4761"/>
+      <w:rFonts w:asciiTheme="majorHAnsi" w:eastAsiaTheme="majorEastAsia" w:hAnsiTheme="majorHAnsi" w:cstheme="majorBidi"/>
+      <w:color w:val="0F4761" w:themeColor="accent1" w:themeShade="BF"/>
       <w:sz w:val="40"/>
       <w:szCs w:val="40"/>
     </w:rPr>
   </w:style>
-  <w:style w:styleId="Heading2" w:type="paragraph">
+  <w:style w:type="paragraph" w:styleId="2">
     <w:name w:val="heading 2"/>
-    <w:basedOn w:val="Normal"/>
-    <w:next w:val="BodyText"/>
-    <w:link w:val="Heading2Char"/>
+    <w:basedOn w:val="a"/>
+    <w:next w:val="a0"/>
+    <w:link w:val="20"/>
     <w:uiPriority w:val="9"/>
     <w:semiHidden/>
     <w:unhideWhenUsed/>
@@ -2088,21 +3098,21 @@
     <w:pPr>
       <w:keepNext/>
       <w:keepLines/>
-      <w:spacing w:after="80" w:before="160"/>
+      <w:spacing w:before="160" w:after="80"/>
       <w:outlineLvl w:val="1"/>
     </w:pPr>
     <w:rPr>
-      <w:rFonts w:asciiTheme="majorHAnsi" w:cstheme="majorBidi" w:eastAsiaTheme="majorEastAsia" w:hAnsiTheme="majorHAnsi"/>
-      <w:color w:themeColor="accent1" w:themeShade="BF" w:val="0F4761"/>
+      <w:rFonts w:asciiTheme="majorHAnsi" w:eastAsiaTheme="majorEastAsia" w:hAnsiTheme="majorHAnsi" w:cstheme="majorBidi"/>
+      <w:color w:val="0F4761" w:themeColor="accent1" w:themeShade="BF"/>
       <w:sz w:val="32"/>
       <w:szCs w:val="32"/>
     </w:rPr>
   </w:style>
-  <w:style w:styleId="Heading3" w:type="paragraph">
+  <w:style w:type="paragraph" w:styleId="3">
     <w:name w:val="heading 3"/>
-    <w:basedOn w:val="Normal"/>
-    <w:next w:val="BodyText"/>
-    <w:link w:val="Heading3Char"/>
+    <w:basedOn w:val="a"/>
+    <w:next w:val="a0"/>
+    <w:link w:val="30"/>
     <w:uiPriority w:val="9"/>
     <w:semiHidden/>
     <w:unhideWhenUsed/>
@@ -2111,21 +3121,21 @@
     <w:pPr>
       <w:keepNext/>
       <w:keepLines/>
-      <w:spacing w:after="80" w:before="160"/>
+      <w:spacing w:before="160" w:after="80"/>
       <w:outlineLvl w:val="2"/>
     </w:pPr>
     <w:rPr>
-      <w:rFonts w:cstheme="majorBidi" w:eastAsiaTheme="majorEastAsia"/>
-      <w:color w:themeColor="accent1" w:themeShade="BF" w:val="0F4761"/>
+      <w:rFonts w:eastAsiaTheme="majorEastAsia" w:cstheme="majorBidi"/>
+      <w:color w:val="0F4761" w:themeColor="accent1" w:themeShade="BF"/>
       <w:sz w:val="28"/>
       <w:szCs w:val="28"/>
     </w:rPr>
   </w:style>
-  <w:style w:styleId="Heading4" w:type="paragraph">
+  <w:style w:type="paragraph" w:styleId="4">
     <w:name w:val="heading 4"/>
-    <w:basedOn w:val="Normal"/>
-    <w:next w:val="BodyText"/>
-    <w:link w:val="Heading4Char"/>
+    <w:basedOn w:val="a"/>
+    <w:next w:val="a0"/>
+    <w:link w:val="40"/>
     <w:uiPriority w:val="9"/>
     <w:semiHidden/>
     <w:unhideWhenUsed/>
@@ -2134,21 +3144,21 @@
     <w:pPr>
       <w:keepNext/>
       <w:keepLines/>
-      <w:spacing w:after="40" w:before="80"/>
+      <w:spacing w:before="80" w:after="40"/>
       <w:outlineLvl w:val="3"/>
     </w:pPr>
     <w:rPr>
-      <w:rFonts w:cstheme="majorBidi" w:eastAsiaTheme="majorEastAsia"/>
+      <w:rFonts w:eastAsiaTheme="majorEastAsia" w:cstheme="majorBidi"/>
       <w:i/>
       <w:iCs/>
-      <w:color w:themeColor="accent1" w:themeShade="BF" w:val="0F4761"/>
-    </w:rPr>
-  </w:style>
-  <w:style w:styleId="Heading5" w:type="paragraph">
+      <w:color w:val="0F4761" w:themeColor="accent1" w:themeShade="BF"/>
+    </w:rPr>
+  </w:style>
+  <w:style w:type="paragraph" w:styleId="5">
     <w:name w:val="heading 5"/>
-    <w:basedOn w:val="Normal"/>
-    <w:next w:val="BodyText"/>
-    <w:link w:val="Heading5Char"/>
+    <w:basedOn w:val="a"/>
+    <w:next w:val="a0"/>
+    <w:link w:val="50"/>
     <w:uiPriority w:val="9"/>
     <w:semiHidden/>
     <w:unhideWhenUsed/>
@@ -2157,19 +3167,19 @@
     <w:pPr>
       <w:keepNext/>
       <w:keepLines/>
-      <w:spacing w:after="40" w:before="80"/>
+      <w:spacing w:before="80" w:after="40"/>
       <w:outlineLvl w:val="4"/>
     </w:pPr>
     <w:rPr>
-      <w:rFonts w:cstheme="majorBidi" w:eastAsiaTheme="majorEastAsia"/>
-      <w:color w:themeColor="accent1" w:themeShade="BF" w:val="0F4761"/>
-    </w:rPr>
-  </w:style>
-  <w:style w:styleId="Heading6" w:type="paragraph">
+      <w:rFonts w:eastAsiaTheme="majorEastAsia" w:cstheme="majorBidi"/>
+      <w:color w:val="0F4761" w:themeColor="accent1" w:themeShade="BF"/>
+    </w:rPr>
+  </w:style>
+  <w:style w:type="paragraph" w:styleId="6">
     <w:name w:val="heading 6"/>
-    <w:basedOn w:val="Normal"/>
-    <w:next w:val="BodyText"/>
-    <w:link w:val="Heading6Char"/>
+    <w:basedOn w:val="a"/>
+    <w:next w:val="a0"/>
+    <w:link w:val="60"/>
     <w:uiPriority w:val="9"/>
     <w:semiHidden/>
     <w:unhideWhenUsed/>
@@ -2178,21 +3188,21 @@
     <w:pPr>
       <w:keepNext/>
       <w:keepLines/>
-      <w:spacing w:after="0" w:before="40"/>
+      <w:spacing w:before="40" w:after="0"/>
       <w:outlineLvl w:val="5"/>
     </w:pPr>
     <w:rPr>
-      <w:rFonts w:cstheme="majorBidi" w:eastAsiaTheme="majorEastAsia"/>
+      <w:rFonts w:eastAsiaTheme="majorEastAsia" w:cstheme="majorBidi"/>
       <w:i/>
       <w:iCs/>
-      <w:color w:themeColor="text1" w:themeTint="A6" w:val="595959"/>
-    </w:rPr>
-  </w:style>
-  <w:style w:styleId="Heading7" w:type="paragraph">
+      <w:color w:val="595959" w:themeColor="text1" w:themeTint="A6"/>
+    </w:rPr>
+  </w:style>
+  <w:style w:type="paragraph" w:styleId="7">
     <w:name w:val="heading 7"/>
-    <w:basedOn w:val="Normal"/>
-    <w:next w:val="BodyText"/>
-    <w:link w:val="Heading7Char"/>
+    <w:basedOn w:val="a"/>
+    <w:next w:val="a0"/>
+    <w:link w:val="70"/>
     <w:uiPriority w:val="9"/>
     <w:semiHidden/>
     <w:unhideWhenUsed/>
@@ -2201,19 +3211,19 @@
     <w:pPr>
       <w:keepNext/>
       <w:keepLines/>
-      <w:spacing w:after="0" w:before="40"/>
+      <w:spacing w:before="40" w:after="0"/>
       <w:outlineLvl w:val="6"/>
     </w:pPr>
     <w:rPr>
-      <w:rFonts w:cstheme="majorBidi" w:eastAsiaTheme="majorEastAsia"/>
-      <w:color w:themeColor="text1" w:themeTint="A6" w:val="595959"/>
-    </w:rPr>
-  </w:style>
-  <w:style w:styleId="Heading8" w:type="paragraph">
+      <w:rFonts w:eastAsiaTheme="majorEastAsia" w:cstheme="majorBidi"/>
+      <w:color w:val="595959" w:themeColor="text1" w:themeTint="A6"/>
+    </w:rPr>
+  </w:style>
+  <w:style w:type="paragraph" w:styleId="8">
     <w:name w:val="heading 8"/>
-    <w:basedOn w:val="Normal"/>
-    <w:next w:val="BodyText"/>
-    <w:link w:val="Heading8Char"/>
+    <w:basedOn w:val="a"/>
+    <w:next w:val="a0"/>
+    <w:link w:val="80"/>
     <w:uiPriority w:val="9"/>
     <w:semiHidden/>
     <w:unhideWhenUsed/>
@@ -2226,17 +3236,17 @@
       <w:outlineLvl w:val="7"/>
     </w:pPr>
     <w:rPr>
-      <w:rFonts w:cstheme="majorBidi" w:eastAsiaTheme="majorEastAsia"/>
+      <w:rFonts w:eastAsiaTheme="majorEastAsia" w:cstheme="majorBidi"/>
       <w:i/>
       <w:iCs/>
-      <w:color w:themeColor="text1" w:themeTint="D8" w:val="272727"/>
-    </w:rPr>
-  </w:style>
-  <w:style w:styleId="Heading9" w:type="paragraph">
+      <w:color w:val="272727" w:themeColor="text1" w:themeTint="D8"/>
+    </w:rPr>
+  </w:style>
+  <w:style w:type="paragraph" w:styleId="9">
     <w:name w:val="heading 9"/>
-    <w:basedOn w:val="Normal"/>
-    <w:next w:val="BodyText"/>
-    <w:link w:val="Heading9Char"/>
+    <w:basedOn w:val="a"/>
+    <w:next w:val="a0"/>
+    <w:link w:val="90"/>
     <w:uiPriority w:val="9"/>
     <w:semiHidden/>
     <w:unhideWhenUsed/>
@@ -2249,193 +3259,364 @@
       <w:outlineLvl w:val="8"/>
     </w:pPr>
     <w:rPr>
-      <w:rFonts w:cstheme="majorBidi" w:eastAsiaTheme="majorEastAsia"/>
-      <w:color w:themeColor="text1" w:themeTint="D8" w:val="272727"/>
-    </w:rPr>
-  </w:style>
-  <w:style w:customStyle="1" w:styleId="Heading1Char" w:type="character">
-    <w:name w:val="Heading 1 Char"/>
-    <w:basedOn w:val="DefaultParagraphFont"/>
-    <w:link w:val="Heading1"/>
+      <w:rFonts w:eastAsiaTheme="majorEastAsia" w:cstheme="majorBidi"/>
+      <w:color w:val="272727" w:themeColor="text1" w:themeTint="D8"/>
+    </w:rPr>
+  </w:style>
+  <w:style w:type="character" w:default="1" w:styleId="a1">
+    <w:name w:val="Default Paragraph Font"/>
+    <w:uiPriority w:val="1"/>
+    <w:unhideWhenUsed/>
+  </w:style>
+  <w:style w:type="table" w:default="1" w:styleId="a2">
+    <w:name w:val="Normal Table"/>
+    <w:uiPriority w:val="99"/>
+    <w:semiHidden/>
+    <w:unhideWhenUsed/>
+    <w:tblPr>
+      <w:tblInd w:w="0" w:type="dxa"/>
+      <w:tblCellMar>
+        <w:top w:w="0" w:type="dxa"/>
+        <w:left w:w="108" w:type="dxa"/>
+        <w:bottom w:w="0" w:type="dxa"/>
+        <w:right w:w="108" w:type="dxa"/>
+      </w:tblCellMar>
+    </w:tblPr>
+  </w:style>
+  <w:style w:type="numbering" w:default="1" w:styleId="a3">
+    <w:name w:val="No List"/>
+    <w:uiPriority w:val="99"/>
+    <w:semiHidden/>
+    <w:unhideWhenUsed/>
+  </w:style>
+  <w:style w:type="paragraph" w:styleId="a0">
+    <w:name w:val="Body Text"/>
+    <w:basedOn w:val="a"/>
+    <w:qFormat/>
+    <w:pPr>
+      <w:spacing w:before="180" w:after="180"/>
+    </w:pPr>
+  </w:style>
+  <w:style w:type="paragraph" w:customStyle="1" w:styleId="FirstParagraph">
+    <w:name w:val="First Paragraph"/>
+    <w:basedOn w:val="a0"/>
+    <w:next w:val="a0"/>
+    <w:qFormat/>
+  </w:style>
+  <w:style w:type="paragraph" w:customStyle="1" w:styleId="Compact">
+    <w:name w:val="Compact"/>
+    <w:basedOn w:val="a0"/>
+    <w:qFormat/>
+    <w:pPr>
+      <w:spacing w:before="36" w:after="36"/>
+    </w:pPr>
+  </w:style>
+  <w:style w:type="paragraph" w:styleId="a4">
+    <w:name w:val="Title"/>
+    <w:basedOn w:val="a"/>
+    <w:next w:val="a0"/>
+    <w:link w:val="a5"/>
+    <w:uiPriority w:val="10"/>
+    <w:qFormat/>
+    <w:rsid w:val="00A10FD9"/>
+    <w:pPr>
+      <w:spacing w:after="80"/>
+      <w:contextualSpacing/>
+      <w:jc w:val="center"/>
+    </w:pPr>
+    <w:rPr>
+      <w:rFonts w:asciiTheme="majorHAnsi" w:eastAsiaTheme="majorEastAsia" w:hAnsiTheme="majorHAnsi" w:cstheme="majorBidi"/>
+      <w:sz w:val="56"/>
+      <w:szCs w:val="56"/>
+    </w:rPr>
+  </w:style>
+  <w:style w:type="character" w:customStyle="1" w:styleId="a5">
+    <w:name w:val="Заголовок Знак"/>
+    <w:basedOn w:val="a1"/>
+    <w:link w:val="a4"/>
+    <w:uiPriority w:val="10"/>
+    <w:rsid w:val="00A10FD9"/>
+    <w:rPr>
+      <w:rFonts w:asciiTheme="majorHAnsi" w:eastAsiaTheme="majorEastAsia" w:hAnsiTheme="majorHAnsi" w:cstheme="majorBidi"/>
+      <w:sz w:val="56"/>
+      <w:szCs w:val="56"/>
+    </w:rPr>
+  </w:style>
+  <w:style w:type="paragraph" w:styleId="a6">
+    <w:name w:val="Subtitle"/>
+    <w:basedOn w:val="a4"/>
+    <w:next w:val="a0"/>
+    <w:link w:val="a7"/>
+    <w:uiPriority w:val="11"/>
+    <w:qFormat/>
+    <w:rsid w:val="00A10FD9"/>
+    <w:pPr>
+      <w:numPr>
+        <w:ilvl w:val="1"/>
+      </w:numPr>
+    </w:pPr>
+    <w:rPr>
+      <w:spacing w:val="15"/>
+      <w:sz w:val="28"/>
+      <w:szCs w:val="28"/>
+    </w:rPr>
+  </w:style>
+  <w:style w:type="character" w:customStyle="1" w:styleId="a7">
+    <w:name w:val="Подзаголовок Знак"/>
+    <w:basedOn w:val="a1"/>
+    <w:link w:val="a6"/>
+    <w:uiPriority w:val="11"/>
+    <w:rsid w:val="00A10FD9"/>
+    <w:rPr>
+      <w:rFonts w:eastAsiaTheme="majorEastAsia" w:cstheme="majorBidi"/>
+      <w:color w:val="595959" w:themeColor="text1" w:themeTint="A6"/>
+      <w:spacing w:val="15"/>
+      <w:sz w:val="28"/>
+      <w:szCs w:val="28"/>
+    </w:rPr>
+  </w:style>
+  <w:style w:type="paragraph" w:customStyle="1" w:styleId="Author">
+    <w:name w:val="Author"/>
+    <w:basedOn w:val="a4"/>
+    <w:next w:val="a0"/>
+    <w:qFormat/>
+    <w:pPr>
+      <w:keepNext/>
+      <w:keepLines/>
+    </w:pPr>
+    <w:rPr>
+      <w:sz w:val="24"/>
+      <w:szCs w:val="24"/>
+    </w:rPr>
+  </w:style>
+  <w:style w:type="paragraph" w:styleId="a8">
+    <w:name w:val="Date"/>
+    <w:basedOn w:val="a4"/>
+    <w:next w:val="a0"/>
+    <w:qFormat/>
+    <w:pPr>
+      <w:keepNext/>
+      <w:keepLines/>
+    </w:pPr>
+    <w:rPr>
+      <w:sz w:val="24"/>
+      <w:szCs w:val="24"/>
+    </w:rPr>
+  </w:style>
+  <w:style w:type="paragraph" w:customStyle="1" w:styleId="AbstractTitle">
+    <w:name w:val="Abstract Title"/>
+    <w:basedOn w:val="a"/>
+    <w:next w:val="Abstract"/>
+    <w:qFormat/>
+    <w:pPr>
+      <w:keepNext/>
+      <w:keepLines/>
+      <w:spacing w:before="300" w:after="0"/>
+      <w:jc w:val="center"/>
+    </w:pPr>
+    <w:rPr>
+      <w:b/>
+      <w:sz w:val="20"/>
+      <w:szCs w:val="20"/>
+    </w:rPr>
+  </w:style>
+  <w:style w:type="paragraph" w:customStyle="1" w:styleId="Abstract">
+    <w:name w:val="Abstract"/>
+    <w:basedOn w:val="a"/>
+    <w:next w:val="a0"/>
+    <w:qFormat/>
+    <w:pPr>
+      <w:keepNext/>
+      <w:keepLines/>
+      <w:spacing w:before="100" w:after="300"/>
+    </w:pPr>
+    <w:rPr>
+      <w:sz w:val="20"/>
+      <w:szCs w:val="20"/>
+    </w:rPr>
+  </w:style>
+  <w:style w:type="paragraph" w:styleId="a9">
+    <w:name w:val="Bibliography"/>
+    <w:basedOn w:val="a"/>
+    <w:qFormat/>
+  </w:style>
+  <w:style w:type="character" w:customStyle="1" w:styleId="10">
+    <w:name w:val="Заголовок 1 Знак"/>
+    <w:basedOn w:val="a1"/>
+    <w:link w:val="1"/>
     <w:uiPriority w:val="9"/>
     <w:rsid w:val="00A10FD9"/>
     <w:rPr>
-      <w:rFonts w:asciiTheme="majorHAnsi" w:cstheme="majorBidi" w:eastAsiaTheme="majorEastAsia" w:hAnsiTheme="majorHAnsi"/>
-      <w:color w:themeColor="accent1" w:themeShade="BF" w:val="0F4761"/>
+      <w:rFonts w:asciiTheme="majorHAnsi" w:eastAsiaTheme="majorEastAsia" w:hAnsiTheme="majorHAnsi" w:cstheme="majorBidi"/>
+      <w:color w:val="0F4761" w:themeColor="accent1" w:themeShade="BF"/>
       <w:sz w:val="40"/>
       <w:szCs w:val="40"/>
     </w:rPr>
   </w:style>
-  <w:style w:customStyle="1" w:styleId="Heading2Char" w:type="character">
-    <w:name w:val="Heading 2 Char"/>
-    <w:basedOn w:val="DefaultParagraphFont"/>
-    <w:link w:val="Heading2"/>
+  <w:style w:type="character" w:customStyle="1" w:styleId="20">
+    <w:name w:val="Заголовок 2 Знак"/>
+    <w:basedOn w:val="a1"/>
+    <w:link w:val="2"/>
     <w:uiPriority w:val="9"/>
     <w:semiHidden/>
     <w:rsid w:val="00A10FD9"/>
     <w:rPr>
-      <w:rFonts w:asciiTheme="majorHAnsi" w:cstheme="majorBidi" w:eastAsiaTheme="majorEastAsia" w:hAnsiTheme="majorHAnsi"/>
-      <w:color w:themeColor="accent1" w:themeShade="BF" w:val="0F4761"/>
+      <w:rFonts w:asciiTheme="majorHAnsi" w:eastAsiaTheme="majorEastAsia" w:hAnsiTheme="majorHAnsi" w:cstheme="majorBidi"/>
+      <w:color w:val="0F4761" w:themeColor="accent1" w:themeShade="BF"/>
       <w:sz w:val="32"/>
       <w:szCs w:val="32"/>
     </w:rPr>
   </w:style>
-  <w:style w:customStyle="1" w:styleId="Heading3Char" w:type="character">
-    <w:name w:val="Heading 3 Char"/>
-    <w:basedOn w:val="DefaultParagraphFont"/>
-    <w:link w:val="Heading3"/>
+  <w:style w:type="character" w:customStyle="1" w:styleId="30">
+    <w:name w:val="Заголовок 3 Знак"/>
+    <w:basedOn w:val="a1"/>
+    <w:link w:val="3"/>
     <w:uiPriority w:val="9"/>
     <w:semiHidden/>
     <w:rsid w:val="00A10FD9"/>
     <w:rPr>
-      <w:rFonts w:cstheme="majorBidi" w:eastAsiaTheme="majorEastAsia"/>
-      <w:color w:themeColor="accent1" w:themeShade="BF" w:val="0F4761"/>
+      <w:rFonts w:eastAsiaTheme="majorEastAsia" w:cstheme="majorBidi"/>
+      <w:color w:val="0F4761" w:themeColor="accent1" w:themeShade="BF"/>
       <w:sz w:val="28"/>
       <w:szCs w:val="28"/>
     </w:rPr>
   </w:style>
-  <w:style w:customStyle="1" w:styleId="Heading4Char" w:type="character">
-    <w:name w:val="Heading 4 Char"/>
-    <w:basedOn w:val="DefaultParagraphFont"/>
-    <w:link w:val="Heading4"/>
+  <w:style w:type="character" w:customStyle="1" w:styleId="40">
+    <w:name w:val="Заголовок 4 Знак"/>
+    <w:basedOn w:val="a1"/>
+    <w:link w:val="4"/>
     <w:uiPriority w:val="9"/>
     <w:semiHidden/>
     <w:rsid w:val="00A10FD9"/>
     <w:rPr>
-      <w:rFonts w:cstheme="majorBidi" w:eastAsiaTheme="majorEastAsia"/>
+      <w:rFonts w:eastAsiaTheme="majorEastAsia" w:cstheme="majorBidi"/>
       <w:i/>
       <w:iCs/>
-      <w:color w:themeColor="accent1" w:themeShade="BF" w:val="0F4761"/>
-    </w:rPr>
-  </w:style>
-  <w:style w:customStyle="1" w:styleId="Heading5Char" w:type="character">
-    <w:name w:val="Heading 5 Char"/>
-    <w:basedOn w:val="DefaultParagraphFont"/>
-    <w:link w:val="Heading5"/>
+      <w:color w:val="0F4761" w:themeColor="accent1" w:themeShade="BF"/>
+    </w:rPr>
+  </w:style>
+  <w:style w:type="character" w:customStyle="1" w:styleId="50">
+    <w:name w:val="Заголовок 5 Знак"/>
+    <w:basedOn w:val="a1"/>
+    <w:link w:val="5"/>
     <w:uiPriority w:val="9"/>
     <w:semiHidden/>
     <w:rsid w:val="00A10FD9"/>
     <w:rPr>
-      <w:rFonts w:cstheme="majorBidi" w:eastAsiaTheme="majorEastAsia"/>
-      <w:color w:themeColor="accent1" w:themeShade="BF" w:val="0F4761"/>
-    </w:rPr>
-  </w:style>
-  <w:style w:customStyle="1" w:styleId="Heading6Char" w:type="character">
-    <w:name w:val="Heading 6 Char"/>
-    <w:basedOn w:val="DefaultParagraphFont"/>
-    <w:link w:val="Heading6"/>
+      <w:rFonts w:eastAsiaTheme="majorEastAsia" w:cstheme="majorBidi"/>
+      <w:color w:val="0F4761" w:themeColor="accent1" w:themeShade="BF"/>
+    </w:rPr>
+  </w:style>
+  <w:style w:type="character" w:customStyle="1" w:styleId="60">
+    <w:name w:val="Заголовок 6 Знак"/>
+    <w:basedOn w:val="a1"/>
+    <w:link w:val="6"/>
     <w:uiPriority w:val="9"/>
     <w:semiHidden/>
     <w:rsid w:val="00A10FD9"/>
     <w:rPr>
-      <w:rFonts w:cstheme="majorBidi" w:eastAsiaTheme="majorEastAsia"/>
+      <w:rFonts w:eastAsiaTheme="majorEastAsia" w:cstheme="majorBidi"/>
       <w:i/>
       <w:iCs/>
-      <w:color w:themeColor="text1" w:themeTint="A6" w:val="595959"/>
-    </w:rPr>
-  </w:style>
-  <w:style w:customStyle="1" w:styleId="Heading7Char" w:type="character">
-    <w:name w:val="Heading 7 Char"/>
-    <w:basedOn w:val="DefaultParagraphFont"/>
-    <w:link w:val="Heading7"/>
+      <w:color w:val="595959" w:themeColor="text1" w:themeTint="A6"/>
+    </w:rPr>
+  </w:style>
+  <w:style w:type="character" w:customStyle="1" w:styleId="70">
+    <w:name w:val="Заголовок 7 Знак"/>
+    <w:basedOn w:val="a1"/>
+    <w:link w:val="7"/>
     <w:uiPriority w:val="9"/>
     <w:semiHidden/>
     <w:rsid w:val="00A10FD9"/>
     <w:rPr>
-      <w:rFonts w:cstheme="majorBidi" w:eastAsiaTheme="majorEastAsia"/>
-      <w:color w:themeColor="text1" w:themeTint="A6" w:val="595959"/>
-    </w:rPr>
-  </w:style>
-  <w:style w:customStyle="1" w:styleId="Heading8Char" w:type="character">
-    <w:name w:val="Heading 8 Char"/>
-    <w:basedOn w:val="DefaultParagraphFont"/>
-    <w:link w:val="Heading8"/>
+      <w:rFonts w:eastAsiaTheme="majorEastAsia" w:cstheme="majorBidi"/>
+      <w:color w:val="595959" w:themeColor="text1" w:themeTint="A6"/>
+    </w:rPr>
+  </w:style>
+  <w:style w:type="character" w:customStyle="1" w:styleId="80">
+    <w:name w:val="Заголовок 8 Знак"/>
+    <w:basedOn w:val="a1"/>
+    <w:link w:val="8"/>
     <w:uiPriority w:val="9"/>
     <w:semiHidden/>
     <w:rsid w:val="00A10FD9"/>
     <w:rPr>
-      <w:rFonts w:cstheme="majorBidi" w:eastAsiaTheme="majorEastAsia"/>
+      <w:rFonts w:eastAsiaTheme="majorEastAsia" w:cstheme="majorBidi"/>
       <w:i/>
       <w:iCs/>
-      <w:color w:themeColor="text1" w:themeTint="D8" w:val="272727"/>
-    </w:rPr>
-  </w:style>
-  <w:style w:customStyle="1" w:styleId="Heading9Char" w:type="character">
-    <w:name w:val="Heading 9 Char"/>
-    <w:basedOn w:val="DefaultParagraphFont"/>
-    <w:link w:val="Heading9"/>
+      <w:color w:val="272727" w:themeColor="text1" w:themeTint="D8"/>
+    </w:rPr>
+  </w:style>
+  <w:style w:type="character" w:customStyle="1" w:styleId="90">
+    <w:name w:val="Заголовок 9 Знак"/>
+    <w:basedOn w:val="a1"/>
+    <w:link w:val="9"/>
     <w:uiPriority w:val="9"/>
     <w:semiHidden/>
     <w:rsid w:val="00A10FD9"/>
     <w:rPr>
-      <w:rFonts w:cstheme="majorBidi" w:eastAsiaTheme="majorEastAsia"/>
-      <w:color w:themeColor="text1" w:themeTint="D8" w:val="272727"/>
-    </w:rPr>
-  </w:style>
-  <w:style w:styleId="BlockText" w:type="paragraph">
+      <w:rFonts w:eastAsiaTheme="majorEastAsia" w:cstheme="majorBidi"/>
+      <w:color w:val="272727" w:themeColor="text1" w:themeTint="D8"/>
+    </w:rPr>
+  </w:style>
+  <w:style w:type="paragraph" w:styleId="aa">
     <w:name w:val="Block Text"/>
-    <w:basedOn w:val="BodyText"/>
-    <w:next w:val="BodyText"/>
+    <w:basedOn w:val="a0"/>
+    <w:next w:val="a0"/>
     <w:uiPriority w:val="9"/>
     <w:unhideWhenUsed/>
     <w:qFormat/>
     <w:pPr>
-      <w:spacing w:after="100" w:before="100"/>
-      <w:ind w:firstLine="0" w:left="480" w:right="480"/>
+      <w:spacing w:before="100" w:after="100"/>
+      <w:ind w:left="480" w:right="480"/>
     </w:pPr>
   </w:style>
-  <w:style w:styleId="FootnoteText" w:type="paragraph">
-    <w:name w:val="Footnote Text"/>
-    <w:basedOn w:val="Normal"/>
-    <w:next w:val="FootnoteText"/>
+  <w:style w:type="paragraph" w:styleId="ab">
+    <w:name w:val="footnote text"/>
+    <w:basedOn w:val="a"/>
     <w:uiPriority w:val="9"/>
     <w:unhideWhenUsed/>
     <w:qFormat/>
   </w:style>
-  <w:style w:styleId="FootnoteBlockText" w:type="paragraph">
+  <w:style w:type="paragraph" w:customStyle="1" w:styleId="FootnoteBlockText">
     <w:name w:val="Footnote Block Text"/>
-    <w:basedOn w:val="FootnoteText"/>
-    <w:next w:val="FootnoteText"/>
+    <w:basedOn w:val="ab"/>
+    <w:next w:val="ab"/>
     <w:uiPriority w:val="9"/>
     <w:unhideWhenUsed/>
     <w:qFormat/>
     <w:pPr>
-      <w:spacing w:after="100" w:before="100"/>
-      <w:ind w:firstLine="0" w:left="480" w:right="480"/>
+      <w:spacing w:before="100" w:after="100"/>
+      <w:ind w:left="480" w:right="480"/>
     </w:pPr>
   </w:style>
-  <w:style w:default="1" w:styleId="DefaultParagraphFont" w:type="character">
-    <w:name w:val="Default Paragraph Font"/>
-    <w:semiHidden/>
-    <w:unhideWhenUsed/>
-  </w:style>
-  <w:style w:default="1" w:styleId="Table" w:type="table">
+  <w:style w:type="table" w:customStyle="1" w:styleId="Table">
     <w:name w:val="Table"/>
-    <w:basedOn w:val="TableNormal"/>
     <w:semiHidden/>
     <w:unhideWhenUsed/>
     <w:qFormat/>
     <w:tblPr>
-      <w:tblInd w:type="dxa" w:w="0"/>
+      <w:tblInd w:w="0" w:type="dxa"/>
       <w:tblCellMar>
-        <w:top w:type="dxa" w:w="0"/>
-        <w:left w:type="dxa" w:w="108"/>
-        <w:bottom w:type="dxa" w:w="0"/>
-        <w:right w:type="dxa" w:w="108"/>
+        <w:top w:w="0" w:type="dxa"/>
+        <w:left w:w="108" w:type="dxa"/>
+        <w:bottom w:w="0" w:type="dxa"/>
+        <w:right w:w="108" w:type="dxa"/>
       </w:tblCellMar>
     </w:tblPr>
     <w:tblStylePr w:type="firstRow">
+      <w:tblPr/>
       <w:tcPr>
         <w:tcBorders>
-          <w:bottom w:val="single"/>
+          <w:bottom w:val="single" w:sz="0" w:space="0" w:color="auto"/>
         </w:tcBorders>
         <w:vAlign w:val="bottom"/>
       </w:tcPr>
     </w:tblStylePr>
   </w:style>
-  <w:style w:customStyle="1" w:styleId="DefinitionTerm" w:type="paragraph">
+  <w:style w:type="paragraph" w:customStyle="1" w:styleId="DefinitionTerm">
     <w:name w:val="Definition Term"/>
-    <w:basedOn w:val="Normal"/>
+    <w:basedOn w:val="a"/>
     <w:next w:val="Definition"/>
     <w:pPr>
       <w:keepNext/>
@@ -2446,78 +3627,79 @@
       <w:b/>
     </w:rPr>
   </w:style>
-  <w:style w:customStyle="1" w:styleId="Definition" w:type="paragraph">
+  <w:style w:type="paragraph" w:customStyle="1" w:styleId="Definition">
     <w:name w:val="Definition"/>
-    <w:basedOn w:val="Normal"/>
-  </w:style>
-  <w:style w:styleId="Caption" w:type="paragraph">
-    <w:name w:val="Caption"/>
-    <w:basedOn w:val="Normal"/>
-    <w:link w:val="BodyTextChar"/>
+    <w:basedOn w:val="a"/>
+  </w:style>
+  <w:style w:type="paragraph" w:styleId="ac">
+    <w:name w:val="caption"/>
+    <w:basedOn w:val="a"/>
+    <w:link w:val="ad"/>
     <w:pPr>
-      <w:spacing w:after="120" w:before="0"/>
+      <w:spacing w:after="120"/>
     </w:pPr>
     <w:rPr>
       <w:i/>
     </w:rPr>
   </w:style>
-  <w:style w:customStyle="1" w:styleId="TableCaption" w:type="paragraph">
+  <w:style w:type="paragraph" w:customStyle="1" w:styleId="TableCaption">
     <w:name w:val="Table Caption"/>
-    <w:basedOn w:val="Caption"/>
+    <w:basedOn w:val="ac"/>
     <w:pPr>
       <w:keepNext/>
     </w:pPr>
   </w:style>
-  <w:style w:customStyle="1" w:styleId="ImageCaption" w:type="paragraph">
+  <w:style w:type="paragraph" w:customStyle="1" w:styleId="ImageCaption">
     <w:name w:val="Image Caption"/>
-    <w:basedOn w:val="Caption"/>
-  </w:style>
-  <w:style w:customStyle="1" w:styleId="Figure" w:type="paragraph">
+    <w:basedOn w:val="ac"/>
+  </w:style>
+  <w:style w:type="paragraph" w:customStyle="1" w:styleId="Figure">
     <w:name w:val="Figure"/>
-    <w:basedOn w:val="Normal"/>
-  </w:style>
-  <w:style w:customStyle="1" w:styleId="CaptionedFigure" w:type="paragraph">
+    <w:basedOn w:val="a"/>
+  </w:style>
+  <w:style w:type="paragraph" w:customStyle="1" w:styleId="CaptionedFigure">
     <w:name w:val="Captioned Figure"/>
     <w:basedOn w:val="Figure"/>
     <w:pPr>
       <w:keepNext/>
     </w:pPr>
   </w:style>
-  <w:style w:customStyle="1" w:styleId="BodyTextChar" w:type="character">
-    <w:name w:val="Body Text Char"/>
-    <w:basedOn w:val="DefaultParagraphFont"/>
-    <w:link w:val="BodyText"/>
-  </w:style>
-  <w:style w:customStyle="1" w:styleId="VerbatimChar" w:type="character">
+  <w:style w:type="character" w:customStyle="1" w:styleId="ad">
+    <w:name w:val="Название объекта Знак"/>
+    <w:basedOn w:val="a1"/>
+    <w:link w:val="ac"/>
+  </w:style>
+  <w:style w:type="character" w:customStyle="1" w:styleId="VerbatimChar">
     <w:name w:val="Verbatim Char"/>
-    <w:basedOn w:val="BodyTextChar"/>
+    <w:basedOn w:val="ad"/>
+    <w:link w:val="SourceCode"/>
     <w:rPr>
       <w:rFonts w:ascii="Consolas" w:hAnsi="Consolas"/>
       <w:sz w:val="22"/>
     </w:rPr>
   </w:style>
-  <w:style w:customStyle="1" w:styleId="SectionNumber" w:type="character">
+  <w:style w:type="character" w:customStyle="1" w:styleId="SectionNumber">
     <w:name w:val="Section Number"/>
-    <w:basedOn w:val="BodyTextChar"/>
-  </w:style>
-  <w:style w:styleId="FootnoteReference" w:type="character">
-    <w:name w:val="Footnote Reference"/>
-    <w:basedOn w:val="BodyTextChar"/>
+    <w:basedOn w:val="ad"/>
+  </w:style>
+  <w:style w:type="character" w:styleId="ae">
+    <w:name w:val="footnote reference"/>
+    <w:basedOn w:val="ad"/>
     <w:rPr>
       <w:vertAlign w:val="superscript"/>
     </w:rPr>
   </w:style>
-  <w:style w:styleId="Hyperlink" w:type="character">
+  <w:style w:type="character" w:styleId="af">
     <w:name w:val="Hyperlink"/>
-    <w:basedOn w:val="BodyTextChar"/>
-    <w:rPr>
-      <w:color w:themeColor="accent1" w:val="4F81BD"/>
-    </w:rPr>
-  </w:style>
-  <w:style w:styleId="TOCHeading" w:type="paragraph">
+    <w:basedOn w:val="ad"/>
+    <w:rPr>
+      <w:color w:val="156082" w:themeColor="accent1"/>
+    </w:rPr>
+  </w:style>
+  <w:style w:type="paragraph" w:styleId="af0">
     <w:name w:val="TOC Heading"/>
-    <w:basedOn w:val="Heading1"/>
-    <w:next w:val="BodyText"/>
+    <w:basedOn w:val="1"/>
+    <w:next w:val="a0"/>
     <w:uiPriority w:val="39"/>
     <w:unhideWhenUsed/>
     <w:qFormat/>
@@ -2525,246 +3707,305 @@
       <w:spacing w:before="240" w:line="259" w:lineRule="auto"/>
       <w:outlineLvl w:val="9"/>
     </w:pPr>
-    <w:rPr>
-      <w:rFonts w:asciiTheme="majorHAnsi" w:cstheme="majorBidi" w:eastAsiaTheme="majorEastAsia" w:hAnsiTheme="majorHAnsi"/>
-      <w:b w:val="0"/>
-      <w:bCs w:val="0"/>
-      <w:color w:themeColor="accent1" w:themeShade="BF" w:val="365F91"/>
-    </w:rPr>
   </w:style>
   <w:style w:type="paragraph" w:customStyle="1" w:styleId="SourceCode">
     <w:name w:val="Source Code"/>
-    <w:basedOn w:val="Normal"/>
+    <w:basedOn w:val="a"/>
     <w:link w:val="VerbatimChar"/>
     <w:pPr>
-      <w:wordWrap w:val="off"/>
+      <w:wordWrap w:val="0"/>
     </w:pPr>
   </w:style>
   <w:style w:type="character" w:customStyle="1" w:styleId="KeywordTok">
     <w:name w:val="KeywordTok"/>
     <w:basedOn w:val="VerbatimChar"/>
     <w:rPr>
+      <w:rFonts w:ascii="Consolas" w:hAnsi="Consolas"/>
       <w:b/>
       <w:color w:val="007020"/>
+      <w:sz w:val="22"/>
     </w:rPr>
   </w:style>
   <w:style w:type="character" w:customStyle="1" w:styleId="DataTypeTok">
     <w:name w:val="DataTypeTok"/>
     <w:basedOn w:val="VerbatimChar"/>
     <w:rPr>
+      <w:rFonts w:ascii="Consolas" w:hAnsi="Consolas"/>
       <w:color w:val="902000"/>
+      <w:sz w:val="22"/>
     </w:rPr>
   </w:style>
   <w:style w:type="character" w:customStyle="1" w:styleId="DecValTok">
     <w:name w:val="DecValTok"/>
     <w:basedOn w:val="VerbatimChar"/>
     <w:rPr>
-      <w:color w:val="40a070"/>
+      <w:rFonts w:ascii="Consolas" w:hAnsi="Consolas"/>
+      <w:color w:val="40A070"/>
+      <w:sz w:val="22"/>
     </w:rPr>
   </w:style>
   <w:style w:type="character" w:customStyle="1" w:styleId="BaseNTok">
     <w:name w:val="BaseNTok"/>
     <w:basedOn w:val="VerbatimChar"/>
     <w:rPr>
-      <w:color w:val="40a070"/>
+      <w:rFonts w:ascii="Consolas" w:hAnsi="Consolas"/>
+      <w:color w:val="40A070"/>
+      <w:sz w:val="22"/>
     </w:rPr>
   </w:style>
   <w:style w:type="character" w:customStyle="1" w:styleId="FloatTok">
     <w:name w:val="FloatTok"/>
     <w:basedOn w:val="VerbatimChar"/>
     <w:rPr>
-      <w:color w:val="40a070"/>
+      <w:rFonts w:ascii="Consolas" w:hAnsi="Consolas"/>
+      <w:color w:val="40A070"/>
+      <w:sz w:val="22"/>
     </w:rPr>
   </w:style>
   <w:style w:type="character" w:customStyle="1" w:styleId="ConstantTok">
     <w:name w:val="ConstantTok"/>
     <w:basedOn w:val="VerbatimChar"/>
     <w:rPr>
+      <w:rFonts w:ascii="Consolas" w:hAnsi="Consolas"/>
       <w:color w:val="880000"/>
+      <w:sz w:val="22"/>
     </w:rPr>
   </w:style>
   <w:style w:type="character" w:customStyle="1" w:styleId="CharTok">
     <w:name w:val="CharTok"/>
     <w:basedOn w:val="VerbatimChar"/>
     <w:rPr>
-      <w:color w:val="4070a0"/>
+      <w:rFonts w:ascii="Consolas" w:hAnsi="Consolas"/>
+      <w:color w:val="4070A0"/>
+      <w:sz w:val="22"/>
     </w:rPr>
   </w:style>
   <w:style w:type="character" w:customStyle="1" w:styleId="SpecialCharTok">
     <w:name w:val="SpecialCharTok"/>
     <w:basedOn w:val="VerbatimChar"/>
     <w:rPr>
-      <w:color w:val="4070a0"/>
+      <w:rFonts w:ascii="Consolas" w:hAnsi="Consolas"/>
+      <w:color w:val="4070A0"/>
+      <w:sz w:val="22"/>
     </w:rPr>
   </w:style>
   <w:style w:type="character" w:customStyle="1" w:styleId="StringTok">
     <w:name w:val="StringTok"/>
     <w:basedOn w:val="VerbatimChar"/>
     <w:rPr>
-      <w:color w:val="4070a0"/>
+      <w:rFonts w:ascii="Consolas" w:hAnsi="Consolas"/>
+      <w:color w:val="4070A0"/>
+      <w:sz w:val="22"/>
     </w:rPr>
   </w:style>
   <w:style w:type="character" w:customStyle="1" w:styleId="VerbatimStringTok">
     <w:name w:val="VerbatimStringTok"/>
     <w:basedOn w:val="VerbatimChar"/>
     <w:rPr>
-      <w:color w:val="4070a0"/>
+      <w:rFonts w:ascii="Consolas" w:hAnsi="Consolas"/>
+      <w:color w:val="4070A0"/>
+      <w:sz w:val="22"/>
     </w:rPr>
   </w:style>
   <w:style w:type="character" w:customStyle="1" w:styleId="SpecialStringTok">
     <w:name w:val="SpecialStringTok"/>
     <w:basedOn w:val="VerbatimChar"/>
     <w:rPr>
-      <w:color w:val="bb6688"/>
+      <w:rFonts w:ascii="Consolas" w:hAnsi="Consolas"/>
+      <w:color w:val="BB6688"/>
+      <w:sz w:val="22"/>
     </w:rPr>
   </w:style>
   <w:style w:type="character" w:customStyle="1" w:styleId="ImportTok">
     <w:name w:val="ImportTok"/>
     <w:basedOn w:val="VerbatimChar"/>
     <w:rPr>
+      <w:rFonts w:ascii="Consolas" w:hAnsi="Consolas"/>
       <w:b/>
       <w:color w:val="008000"/>
+      <w:sz w:val="22"/>
     </w:rPr>
   </w:style>
   <w:style w:type="character" w:customStyle="1" w:styleId="CommentTok">
     <w:name w:val="CommentTok"/>
     <w:basedOn w:val="VerbatimChar"/>
     <w:rPr>
+      <w:rFonts w:ascii="Consolas" w:hAnsi="Consolas"/>
       <w:i/>
-      <w:color w:val="60a0b0"/>
+      <w:color w:val="60A0B0"/>
+      <w:sz w:val="22"/>
     </w:rPr>
   </w:style>
   <w:style w:type="character" w:customStyle="1" w:styleId="DocumentationTok">
     <w:name w:val="DocumentationTok"/>
     <w:basedOn w:val="VerbatimChar"/>
     <w:rPr>
+      <w:rFonts w:ascii="Consolas" w:hAnsi="Consolas"/>
       <w:i/>
-      <w:color w:val="ba2121"/>
+      <w:color w:val="BA2121"/>
+      <w:sz w:val="22"/>
     </w:rPr>
   </w:style>
   <w:style w:type="character" w:customStyle="1" w:styleId="AnnotationTok">
     <w:name w:val="AnnotationTok"/>
     <w:basedOn w:val="VerbatimChar"/>
     <w:rPr>
+      <w:rFonts w:ascii="Consolas" w:hAnsi="Consolas"/>
       <w:b/>
       <w:i/>
-      <w:color w:val="60a0b0"/>
+      <w:color w:val="60A0B0"/>
+      <w:sz w:val="22"/>
     </w:rPr>
   </w:style>
   <w:style w:type="character" w:customStyle="1" w:styleId="CommentVarTok">
     <w:name w:val="CommentVarTok"/>
     <w:basedOn w:val="VerbatimChar"/>
     <w:rPr>
+      <w:rFonts w:ascii="Consolas" w:hAnsi="Consolas"/>
       <w:b/>
       <w:i/>
-      <w:color w:val="60a0b0"/>
+      <w:color w:val="60A0B0"/>
+      <w:sz w:val="22"/>
     </w:rPr>
   </w:style>
   <w:style w:type="character" w:customStyle="1" w:styleId="OtherTok">
     <w:name w:val="OtherTok"/>
     <w:basedOn w:val="VerbatimChar"/>
     <w:rPr>
+      <w:rFonts w:ascii="Consolas" w:hAnsi="Consolas"/>
       <w:color w:val="007020"/>
+      <w:sz w:val="22"/>
     </w:rPr>
   </w:style>
   <w:style w:type="character" w:customStyle="1" w:styleId="FunctionTok">
     <w:name w:val="FunctionTok"/>
     <w:basedOn w:val="VerbatimChar"/>
     <w:rPr>
-      <w:color w:val="06287e"/>
+      <w:rFonts w:ascii="Consolas" w:hAnsi="Consolas"/>
+      <w:color w:val="06287E"/>
+      <w:sz w:val="22"/>
     </w:rPr>
   </w:style>
   <w:style w:type="character" w:customStyle="1" w:styleId="VariableTok">
     <w:name w:val="VariableTok"/>
     <w:basedOn w:val="VerbatimChar"/>
     <w:rPr>
-      <w:color w:val="19177c"/>
+      <w:rFonts w:ascii="Consolas" w:hAnsi="Consolas"/>
+      <w:color w:val="19177C"/>
+      <w:sz w:val="22"/>
     </w:rPr>
   </w:style>
   <w:style w:type="character" w:customStyle="1" w:styleId="ControlFlowTok">
     <w:name w:val="ControlFlowTok"/>
     <w:basedOn w:val="VerbatimChar"/>
     <w:rPr>
+      <w:rFonts w:ascii="Consolas" w:hAnsi="Consolas"/>
       <w:b/>
       <w:color w:val="007020"/>
+      <w:sz w:val="22"/>
     </w:rPr>
   </w:style>
   <w:style w:type="character" w:customStyle="1" w:styleId="OperatorTok">
     <w:name w:val="OperatorTok"/>
     <w:basedOn w:val="VerbatimChar"/>
     <w:rPr>
+      <w:rFonts w:ascii="Consolas" w:hAnsi="Consolas"/>
       <w:color w:val="666666"/>
+      <w:sz w:val="22"/>
     </w:rPr>
   </w:style>
   <w:style w:type="character" w:customStyle="1" w:styleId="BuiltInTok">
     <w:name w:val="BuiltInTok"/>
     <w:basedOn w:val="VerbatimChar"/>
     <w:rPr>
+      <w:rFonts w:ascii="Consolas" w:hAnsi="Consolas"/>
       <w:color w:val="008000"/>
+      <w:sz w:val="22"/>
     </w:rPr>
   </w:style>
   <w:style w:type="character" w:customStyle="1" w:styleId="ExtensionTok">
     <w:name w:val="ExtensionTok"/>
     <w:basedOn w:val="VerbatimChar"/>
-    <w:rPr/>
+    <w:rPr>
+      <w:rFonts w:ascii="Consolas" w:hAnsi="Consolas"/>
+      <w:sz w:val="22"/>
+    </w:rPr>
   </w:style>
   <w:style w:type="character" w:customStyle="1" w:styleId="PreprocessorTok">
     <w:name w:val="PreprocessorTok"/>
     <w:basedOn w:val="VerbatimChar"/>
     <w:rPr>
-      <w:color w:val="bc7a00"/>
+      <w:rFonts w:ascii="Consolas" w:hAnsi="Consolas"/>
+      <w:color w:val="BC7A00"/>
+      <w:sz w:val="22"/>
     </w:rPr>
   </w:style>
   <w:style w:type="character" w:customStyle="1" w:styleId="AttributeTok">
     <w:name w:val="AttributeTok"/>
     <w:basedOn w:val="VerbatimChar"/>
     <w:rPr>
-      <w:color w:val="7d9029"/>
+      <w:rFonts w:ascii="Consolas" w:hAnsi="Consolas"/>
+      <w:color w:val="7D9029"/>
+      <w:sz w:val="22"/>
     </w:rPr>
   </w:style>
   <w:style w:type="character" w:customStyle="1" w:styleId="RegionMarkerTok">
     <w:name w:val="RegionMarkerTok"/>
     <w:basedOn w:val="VerbatimChar"/>
-    <w:rPr/>
+    <w:rPr>
+      <w:rFonts w:ascii="Consolas" w:hAnsi="Consolas"/>
+      <w:sz w:val="22"/>
+    </w:rPr>
   </w:style>
   <w:style w:type="character" w:customStyle="1" w:styleId="InformationTok">
     <w:name w:val="InformationTok"/>
     <w:basedOn w:val="VerbatimChar"/>
     <w:rPr>
+      <w:rFonts w:ascii="Consolas" w:hAnsi="Consolas"/>
       <w:b/>
       <w:i/>
-      <w:color w:val="60a0b0"/>
+      <w:color w:val="60A0B0"/>
+      <w:sz w:val="22"/>
     </w:rPr>
   </w:style>
   <w:style w:type="character" w:customStyle="1" w:styleId="WarningTok">
     <w:name w:val="WarningTok"/>
     <w:basedOn w:val="VerbatimChar"/>
     <w:rPr>
+      <w:rFonts w:ascii="Consolas" w:hAnsi="Consolas"/>
       <w:b/>
       <w:i/>
-      <w:color w:val="60a0b0"/>
+      <w:color w:val="60A0B0"/>
+      <w:sz w:val="22"/>
     </w:rPr>
   </w:style>
   <w:style w:type="character" w:customStyle="1" w:styleId="AlertTok">
     <w:name w:val="AlertTok"/>
     <w:basedOn w:val="VerbatimChar"/>
     <w:rPr>
+      <w:rFonts w:ascii="Consolas" w:hAnsi="Consolas"/>
       <w:b/>
-      <w:color w:val="ff0000"/>
+      <w:color w:val="FF0000"/>
+      <w:sz w:val="22"/>
     </w:rPr>
   </w:style>
   <w:style w:type="character" w:customStyle="1" w:styleId="ErrorTok">
     <w:name w:val="ErrorTok"/>
     <w:basedOn w:val="VerbatimChar"/>
     <w:rPr>
+      <w:rFonts w:ascii="Consolas" w:hAnsi="Consolas"/>
       <w:b/>
-      <w:color w:val="ff0000"/>
+      <w:color w:val="FF0000"/>
+      <w:sz w:val="22"/>
     </w:rPr>
   </w:style>
   <w:style w:type="character" w:customStyle="1" w:styleId="NormalTok">
     <w:name w:val="NormalTok"/>
     <w:basedOn w:val="VerbatimChar"/>
-    <w:rPr/>
+    <w:rPr>
+      <w:rFonts w:ascii="Consolas" w:hAnsi="Consolas"/>
+      <w:sz w:val="22"/>
+    </w:rPr>
   </w:style>
 </w:styles>
 </file>
